--- a/paper/CSE432_Bangla_Sentiment_BERT_Paper.docx
+++ b/paper/CSE432_Bangla_Sentiment_BERT_Paper.docx
@@ -2,7 +2,7 @@
 <file path=word/document.xml><?xml version="1.0" encoding="utf-8"?>
 <w:document xmlns:w="http://schemas.openxmlformats.org/wordprocessingml/2006/main" xmlns:m="http://schemas.openxmlformats.org/officeDocument/2006/math" xmlns:r="http://schemas.openxmlformats.org/officeDocument/2006/relationships" xmlns:o="urn:schemas-microsoft-com:office:office" xmlns:v="urn:schemas-microsoft-com:vml" xmlns:w10="urn:schemas-microsoft-com:office:word" xmlns:a="http://schemas.openxmlformats.org/drawingml/2006/main" xmlns:pic="http://schemas.openxmlformats.org/drawingml/2006/picture" xmlns:wp="http://schemas.openxmlformats.org/drawingml/2006/wordprocessingDrawing">
   <w:body>
-    <w:bookmarkStart w:id="147" w:name="X2ee5368e90af5e8fdf8d6a5527f72c71c3c0126"/>
+    <w:bookmarkStart w:id="153" w:name="X2ee5368e90af5e8fdf8d6a5527f72c71c3c0126"/>
     <w:p>
       <w:pPr>
         <w:pStyle w:val="Heading1"/>
@@ -682,7 +682,7 @@
       </w:r>
     </w:p>
     <w:bookmarkEnd w:id="10"/>
-    <w:bookmarkStart w:id="105" w:name="how-to-run-the-code"/>
+    <w:bookmarkStart w:id="120" w:name="how-to-run-the-code"/>
     <w:p>
       <w:pPr>
         <w:pStyle w:val="Heading2"/>
@@ -11173,7 +11173,7 @@
       </w:r>
     </w:p>
     <w:bookmarkEnd w:id="61"/>
-    <w:bookmarkStart w:id="66" w:name="data-analysis"/>
+    <w:bookmarkStart w:id="69" w:name="data-analysis"/>
     <w:p>
       <w:pPr>
         <w:pStyle w:val="Heading3"/>
@@ -11639,7 +11639,7 @@
       </w:tr>
     </w:tbl>
     <w:bookmarkEnd w:id="62"/>
-    <w:bookmarkStart w:id="63" w:name="label-distribution-and-split-integrity"/>
+    <w:bookmarkStart w:id="66" w:name="label-distribution-and-split-integrity"/>
     <w:p>
       <w:pPr>
         <w:pStyle w:val="Heading4"/>
@@ -11658,6 +11658,61 @@
           <w:iCs/>
         </w:rPr>
         <w:t xml:space="preserve">Produced by Notebook 01 §4.2 and Notebook 03 §5.2.</w:t>
+      </w:r>
+    </w:p>
+    <w:p>
+      <w:pPr>
+        <w:pStyle w:val="CaptionedFigure"/>
+      </w:pPr>
+      <w:r>
+        <w:drawing>
+          <wp:inline>
+            <wp:extent cx="5334000" cy="3000375"/>
+            <wp:effectExtent b="0" l="0" r="0" t="0"/>
+            <wp:docPr descr="Figure 4.1: Label distribution across splits" title="" id="64" name="Picture"/>
+            <a:graphic>
+              <a:graphicData uri="http://schemas.openxmlformats.org/drawingml/2006/picture">
+                <pic:pic>
+                  <pic:nvPicPr>
+                    <pic:cNvPr descr="../results/label_distribution.png" id="65" name="Picture"/>
+                    <pic:cNvPicPr>
+                      <a:picLocks noChangeArrowheads="1" noChangeAspect="1"/>
+                    </pic:cNvPicPr>
+                  </pic:nvPicPr>
+                  <pic:blipFill>
+                    <a:blip r:embed="rId63"/>
+                    <a:stretch>
+                      <a:fillRect/>
+                    </a:stretch>
+                  </pic:blipFill>
+                  <pic:spPr bwMode="auto">
+                    <a:xfrm>
+                      <a:off x="0" y="0"/>
+                      <a:ext cx="5334000" cy="3000375"/>
+                    </a:xfrm>
+                    <a:prstGeom prst="rect">
+                      <a:avLst/>
+                    </a:prstGeom>
+                    <a:noFill/>
+                    <a:ln w="9525">
+                      <a:noFill/>
+                      <a:headEnd/>
+                      <a:tailEnd/>
+                    </a:ln>
+                  </pic:spPr>
+                </pic:pic>
+              </a:graphicData>
+            </a:graphic>
+          </wp:inline>
+        </w:drawing>
+      </w:r>
+    </w:p>
+    <w:p>
+      <w:pPr>
+        <w:pStyle w:val="ImageCaption"/>
+      </w:pPr>
+      <w:r>
+        <w:t xml:space="preserve">Figure 4.1: Label distribution across splits</w:t>
       </w:r>
     </w:p>
     <w:tbl>
@@ -11978,8 +12033,8 @@
         <w:t xml:space="preserve">(0 text overlap across all splits), guaranteeing clean generalization measurement.</w:t>
       </w:r>
     </w:p>
-    <w:bookmarkEnd w:id="63"/>
-    <w:bookmarkStart w:id="64" w:name="filtering-attrition"/>
+    <w:bookmarkEnd w:id="66"/>
+    <w:bookmarkStart w:id="67" w:name="filtering-attrition"/>
     <w:p>
       <w:pPr>
         <w:pStyle w:val="Heading4"/>
@@ -12325,8 +12380,8 @@
         <w:t xml:space="preserve">was composed of only ~20 distinct comments repeated thousands of times; deduplication correctly preserved genuine lexical diversity without synthetic inflation.</w:t>
       </w:r>
     </w:p>
-    <w:bookmarkEnd w:id="64"/>
-    <w:bookmarkStart w:id="65" w:name="text-length-distribution"/>
+    <w:bookmarkEnd w:id="67"/>
+    <w:bookmarkStart w:id="68" w:name="text-length-distribution"/>
     <w:p>
       <w:pPr>
         <w:pStyle w:val="Heading4"/>
@@ -12557,9 +12612,9 @@
         </w:pict>
       </w:r>
     </w:p>
-    <w:bookmarkEnd w:id="65"/>
-    <w:bookmarkEnd w:id="66"/>
-    <w:bookmarkStart w:id="70" w:name="grammar-rule-mining-analysis-banglagec"/>
+    <w:bookmarkEnd w:id="68"/>
+    <w:bookmarkEnd w:id="69"/>
+    <w:bookmarkStart w:id="73" w:name="grammar-rule-mining-analysis-banglagec"/>
     <w:p>
       <w:pPr>
         <w:pStyle w:val="Heading3"/>
@@ -12580,7 +12635,7 @@
         <w:t xml:space="preserve">Produced by Notebook 01 §5.1.</w:t>
       </w:r>
     </w:p>
-    <w:bookmarkStart w:id="67" w:name="rule-yield"/>
+    <w:bookmarkStart w:id="70" w:name="rule-yield"/>
     <w:p>
       <w:pPr>
         <w:pStyle w:val="Heading4"/>
@@ -12771,8 +12826,8 @@
         </w:tc>
       </w:tr>
     </w:tbl>
-    <w:bookmarkEnd w:id="67"/>
-    <w:bookmarkStart w:id="68" w:name="rule-type-distribution"/>
+    <w:bookmarkEnd w:id="70"/>
+    <w:bookmarkStart w:id="71" w:name="rule-type-distribution"/>
     <w:p>
       <w:pPr>
         <w:pStyle w:val="Heading4"/>
@@ -13230,8 +13285,8 @@
         <w:t xml:space="preserve">and report why.</w:t>
       </w:r>
     </w:p>
-    <w:bookmarkEnd w:id="68"/>
-    <w:bookmarkStart w:id="69" w:name="ablation-does-the-rule-table-help"/>
+    <w:bookmarkEnd w:id="71"/>
+    <w:bookmarkStart w:id="72" w:name="ablation-does-the-rule-table-help"/>
     <w:p>
       <w:pPr>
         <w:pStyle w:val="Heading4"/>
@@ -13545,9 +13600,9 @@
         </w:pict>
       </w:r>
     </w:p>
-    <w:bookmarkEnd w:id="69"/>
-    <w:bookmarkEnd w:id="70"/>
-    <w:bookmarkStart w:id="71" w:name="lexicon-analysis-bangla-nlp-words"/>
+    <w:bookmarkEnd w:id="72"/>
+    <w:bookmarkEnd w:id="73"/>
+    <w:bookmarkStart w:id="74" w:name="lexicon-analysis-bangla-nlp-words"/>
     <w:p>
       <w:pPr>
         <w:pStyle w:val="Heading3"/>
@@ -13807,8 +13862,8 @@
         </w:pict>
       </w:r>
     </w:p>
-    <w:bookmarkEnd w:id="71"/>
-    <w:bookmarkStart w:id="73" w:name="X5bd696abf335b486e43852f874abe7738213260"/>
+    <w:bookmarkEnd w:id="74"/>
+    <w:bookmarkStart w:id="76" w:name="X5bd696abf335b486e43852f874abe7738213260"/>
     <w:p>
       <w:pPr>
         <w:pStyle w:val="Heading3"/>
@@ -13994,7 +14049,7 @@
         </w:tc>
       </w:tr>
     </w:tbl>
-    <w:bookmarkStart w:id="72" w:name="top-matched-tasks"/>
+    <w:bookmarkStart w:id="75" w:name="top-matched-tasks"/>
     <w:p>
       <w:pPr>
         <w:pStyle w:val="Heading4"/>
@@ -14372,9 +14427,9 @@
         </w:pict>
       </w:r>
     </w:p>
-    <w:bookmarkEnd w:id="72"/>
-    <w:bookmarkEnd w:id="73"/>
-    <w:bookmarkStart w:id="77" w:name="model-performance-analysis"/>
+    <w:bookmarkEnd w:id="75"/>
+    <w:bookmarkEnd w:id="76"/>
+    <w:bookmarkStart w:id="80" w:name="model-performance-analysis"/>
     <w:p>
       <w:pPr>
         <w:pStyle w:val="Heading3"/>
@@ -14383,7 +14438,7 @@
         <w:t xml:space="preserve">4.5 Model Performance Analysis</w:t>
       </w:r>
     </w:p>
-    <w:bookmarkStart w:id="74" w:name="overall-results"/>
+    <w:bookmarkStart w:id="77" w:name="overall-results"/>
     <w:p>
       <w:pPr>
         <w:pStyle w:val="Heading4"/>
@@ -15198,8 +15253,8 @@
         <w:t xml:space="preserve">), confirming strong correlation well above chance while appropriately penalizing imbalanced error modes.</w:t>
       </w:r>
     </w:p>
-    <w:bookmarkEnd w:id="74"/>
-    <w:bookmarkStart w:id="75" w:name="per-class-breakdown"/>
+    <w:bookmarkEnd w:id="77"/>
+    <w:bookmarkStart w:id="78" w:name="per-class-breakdown"/>
     <w:p>
       <w:pPr>
         <w:pStyle w:val="Heading4"/>
@@ -16091,8 +16146,8 @@
         <w:t xml:space="preserve">), confirming that critical customer complaints are reliably detected. As expected, neutral F1 is the lowest (0.0761 to 0.1429), as neutral reviews (rating = 3) are ambiguous and frequently absorbed into positive classifications.</w:t>
       </w:r>
     </w:p>
-    <w:bookmarkEnd w:id="75"/>
-    <w:bookmarkStart w:id="76" w:name="binary-2-class-results"/>
+    <w:bookmarkEnd w:id="78"/>
+    <w:bookmarkStart w:id="79" w:name="binary-2-class-results"/>
     <w:p>
       <w:pPr>
         <w:pStyle w:val="Heading4"/>
@@ -16448,9 +16503,9 @@
         </w:pict>
       </w:r>
     </w:p>
-    <w:bookmarkEnd w:id="76"/>
-    <w:bookmarkEnd w:id="77"/>
-    <w:bookmarkStart w:id="78" w:name="Xe8d096db4db477fd9f9f2b9b1bf968b2b593dff"/>
+    <w:bookmarkEnd w:id="79"/>
+    <w:bookmarkEnd w:id="80"/>
+    <w:bookmarkStart w:id="87" w:name="Xe8d096db4db477fd9f9f2b9b1bf968b2b593dff"/>
     <w:p>
       <w:pPr>
         <w:pStyle w:val="Heading3"/>
@@ -16804,6 +16859,116 @@
     </w:p>
     <w:p>
       <w:pPr>
+        <w:pStyle w:val="CaptionedFigure"/>
+      </w:pPr>
+      <w:r>
+        <w:drawing>
+          <wp:inline>
+            <wp:extent cx="5334000" cy="2963333"/>
+            <wp:effectExtent b="0" l="0" r="0" t="0"/>
+            <wp:docPr descr="Figure 4.2: Macro-F1 comparison across models" title="" id="82" name="Picture"/>
+            <a:graphic>
+              <a:graphicData uri="http://schemas.openxmlformats.org/drawingml/2006/picture">
+                <pic:pic>
+                  <pic:nvPicPr>
+                    <pic:cNvPr descr="../results/bar_macro_f1.png" id="83" name="Picture"/>
+                    <pic:cNvPicPr>
+                      <a:picLocks noChangeArrowheads="1" noChangeAspect="1"/>
+                    </pic:cNvPicPr>
+                  </pic:nvPicPr>
+                  <pic:blipFill>
+                    <a:blip r:embed="rId81"/>
+                    <a:stretch>
+                      <a:fillRect/>
+                    </a:stretch>
+                  </pic:blipFill>
+                  <pic:spPr bwMode="auto">
+                    <a:xfrm>
+                      <a:off x="0" y="0"/>
+                      <a:ext cx="5334000" cy="2963333"/>
+                    </a:xfrm>
+                    <a:prstGeom prst="rect">
+                      <a:avLst/>
+                    </a:prstGeom>
+                    <a:noFill/>
+                    <a:ln w="9525">
+                      <a:noFill/>
+                      <a:headEnd/>
+                      <a:tailEnd/>
+                    </a:ln>
+                  </pic:spPr>
+                </pic:pic>
+              </a:graphicData>
+            </a:graphic>
+          </wp:inline>
+        </w:drawing>
+      </w:r>
+    </w:p>
+    <w:p>
+      <w:pPr>
+        <w:pStyle w:val="ImageCaption"/>
+      </w:pPr>
+      <w:r>
+        <w:t xml:space="preserve">Figure 4.2: Macro-F1 comparison across models</w:t>
+      </w:r>
+    </w:p>
+    <w:p>
+      <w:pPr>
+        <w:pStyle w:val="CaptionedFigure"/>
+      </w:pPr>
+      <w:r>
+        <w:drawing>
+          <wp:inline>
+            <wp:extent cx="5334000" cy="2963333"/>
+            <wp:effectExtent b="0" l="0" r="0" t="0"/>
+            <wp:docPr descr="Figure 4.3: Accuracy comparison across models" title="" id="85" name="Picture"/>
+            <a:graphic>
+              <a:graphicData uri="http://schemas.openxmlformats.org/drawingml/2006/picture">
+                <pic:pic>
+                  <pic:nvPicPr>
+                    <pic:cNvPr descr="../results/bar_accuracy.png" id="86" name="Picture"/>
+                    <pic:cNvPicPr>
+                      <a:picLocks noChangeArrowheads="1" noChangeAspect="1"/>
+                    </pic:cNvPicPr>
+                  </pic:nvPicPr>
+                  <pic:blipFill>
+                    <a:blip r:embed="rId84"/>
+                    <a:stretch>
+                      <a:fillRect/>
+                    </a:stretch>
+                  </pic:blipFill>
+                  <pic:spPr bwMode="auto">
+                    <a:xfrm>
+                      <a:off x="0" y="0"/>
+                      <a:ext cx="5334000" cy="2963333"/>
+                    </a:xfrm>
+                    <a:prstGeom prst="rect">
+                      <a:avLst/>
+                    </a:prstGeom>
+                    <a:noFill/>
+                    <a:ln w="9525">
+                      <a:noFill/>
+                      <a:headEnd/>
+                      <a:tailEnd/>
+                    </a:ln>
+                  </pic:spPr>
+                </pic:pic>
+              </a:graphicData>
+            </a:graphic>
+          </wp:inline>
+        </w:drawing>
+      </w:r>
+    </w:p>
+    <w:p>
+      <w:pPr>
+        <w:pStyle w:val="ImageCaption"/>
+      </w:pPr>
+      <w:r>
+        <w:t xml:space="preserve">Figure 4.3: Accuracy comparison across models</w:t>
+      </w:r>
+    </w:p>
+    <w:p>
+      <w:pPr>
         <w:pStyle w:val="BodyText"/>
       </w:pPr>
       <w:r>
@@ -16951,8 +17116,8 @@
         </w:pict>
       </w:r>
     </w:p>
-    <w:bookmarkEnd w:id="78"/>
-    <w:bookmarkStart w:id="82" w:name="slice-analysis"/>
+    <w:bookmarkEnd w:id="87"/>
+    <w:bookmarkStart w:id="91" w:name="slice-analysis"/>
     <w:p>
       <w:pPr>
         <w:pStyle w:val="Heading3"/>
@@ -16961,7 +17126,7 @@
         <w:t xml:space="preserve">4.7 Slice Analysis</w:t>
       </w:r>
     </w:p>
-    <w:bookmarkStart w:id="79" w:name="accuracy-by-source-platform"/>
+    <w:bookmarkStart w:id="88" w:name="accuracy-by-source-platform"/>
     <w:p>
       <w:pPr>
         <w:pStyle w:val="Heading4"/>
@@ -17264,8 +17429,8 @@
         <w:t xml:space="preserve">The spread of 17.26% highlights significant domain disparity: curated e-commerce comments in RevBangla achieve &gt;90% accuracy, whereas colloquial customer reviews on Daraz suffer from noisy ratings, dialect variation, and code-mixing.</w:t>
       </w:r>
     </w:p>
-    <w:bookmarkEnd w:id="79"/>
-    <w:bookmarkStart w:id="80" w:name="accuracy-by-negation-presence"/>
+    <w:bookmarkEnd w:id="88"/>
+    <w:bookmarkStart w:id="89" w:name="accuracy-by-negation-presence"/>
     <w:p>
       <w:pPr>
         <w:pStyle w:val="Heading4"/>
@@ -17662,8 +17827,8 @@
         <w:t xml:space="preserve">), meaning the forward tagging window captured only a portion of negation scopes. A backward negation window is recommended as a priority improvement.</w:t>
       </w:r>
     </w:p>
-    <w:bookmarkEnd w:id="80"/>
-    <w:bookmarkStart w:id="81" w:name="accuracy-by-comment-length"/>
+    <w:bookmarkEnd w:id="89"/>
+    <w:bookmarkStart w:id="90" w:name="accuracy-by-comment-length"/>
     <w:p>
       <w:pPr>
         <w:pStyle w:val="Heading4"/>
@@ -18011,9 +18176,9 @@
         </w:pict>
       </w:r>
     </w:p>
-    <w:bookmarkEnd w:id="81"/>
-    <w:bookmarkEnd w:id="82"/>
-    <w:bookmarkStart w:id="86" w:name="error-analysis-1"/>
+    <w:bookmarkEnd w:id="90"/>
+    <w:bookmarkEnd w:id="91"/>
+    <w:bookmarkStart w:id="101" w:name="error-analysis-1"/>
     <w:p>
       <w:pPr>
         <w:pStyle w:val="Heading3"/>
@@ -18056,7 +18221,7 @@
         <w:t xml:space="preserve">.</w:t>
       </w:r>
     </w:p>
-    <w:bookmarkStart w:id="83" w:name="confusion-matrix"/>
+    <w:bookmarkStart w:id="95" w:name="confusion-matrix"/>
     <w:p>
       <w:pPr>
         <w:pStyle w:val="Heading4"/>
@@ -18067,43 +18232,57 @@
     </w:p>
     <w:p>
       <w:pPr>
-        <w:pStyle w:val="FirstParagraph"/>
-      </w:pPr>
-      <w:r>
-        <w:rPr>
-          <w:i/>
-          <w:iCs/>
-        </w:rPr>
-        <w:t xml:space="preserve">Figure:</w:t>
-      </w:r>
-      <w:r>
-        <w:rPr>
-          <w:i/>
-          <w:iCs/>
-        </w:rPr>
-        <w:t xml:space="preserve"> </w:t>
-      </w:r>
-      <w:r>
-        <w:rPr>
-          <w:rStyle w:val="VerbatimChar"/>
-          <w:i/>
-          <w:iCs/>
-        </w:rPr>
-        <w:t xml:space="preserve">results/confusion_banglabert.png</w:t>
-      </w:r>
-      <w:r>
-        <w:rPr>
-          <w:i/>
-          <w:iCs/>
-        </w:rPr>
-        <w:t xml:space="preserve"> </w:t>
-      </w:r>
-      <w:r>
-        <w:rPr>
-          <w:i/>
-          <w:iCs/>
-        </w:rPr>
-        <w:t xml:space="preserve">— counts and row-normalised side by side.</w:t>
+        <w:pStyle w:val="CaptionedFigure"/>
+      </w:pPr>
+      <w:r>
+        <w:drawing>
+          <wp:inline>
+            <wp:extent cx="5334000" cy="2222499"/>
+            <wp:effectExtent b="0" l="0" r="0" t="0"/>
+            <wp:docPr descr="Figure 4.4: BanglaBERT Confusion Matrix (Counts and Row-Normalised)" title="" id="93" name="Picture"/>
+            <a:graphic>
+              <a:graphicData uri="http://schemas.openxmlformats.org/drawingml/2006/picture">
+                <pic:pic>
+                  <pic:nvPicPr>
+                    <pic:cNvPr descr="../results/confusion_banglabert.png" id="94" name="Picture"/>
+                    <pic:cNvPicPr>
+                      <a:picLocks noChangeArrowheads="1" noChangeAspect="1"/>
+                    </pic:cNvPicPr>
+                  </pic:nvPicPr>
+                  <pic:blipFill>
+                    <a:blip r:embed="rId92"/>
+                    <a:stretch>
+                      <a:fillRect/>
+                    </a:stretch>
+                  </pic:blipFill>
+                  <pic:spPr bwMode="auto">
+                    <a:xfrm>
+                      <a:off x="0" y="0"/>
+                      <a:ext cx="5334000" cy="2222499"/>
+                    </a:xfrm>
+                    <a:prstGeom prst="rect">
+                      <a:avLst/>
+                    </a:prstGeom>
+                    <a:noFill/>
+                    <a:ln w="9525">
+                      <a:noFill/>
+                      <a:headEnd/>
+                      <a:tailEnd/>
+                    </a:ln>
+                  </pic:spPr>
+                </pic:pic>
+              </a:graphicData>
+            </a:graphic>
+          </wp:inline>
+        </w:drawing>
+      </w:r>
+    </w:p>
+    <w:p>
+      <w:pPr>
+        <w:pStyle w:val="ImageCaption"/>
+      </w:pPr>
+      <w:r>
+        <w:t xml:space="preserve">Figure 4.4: BanglaBERT Confusion Matrix (Counts and Row-Normalised)</w:t>
       </w:r>
     </w:p>
     <w:tbl>
@@ -18444,8 +18623,8 @@
         <w:t xml:space="preserve">matrix, not the raw counts. Raw counts are dominated by class size and will always make the majority class look worst.</w:t>
       </w:r>
     </w:p>
-    <w:bookmarkEnd w:id="83"/>
-    <w:bookmarkStart w:id="84" w:name="qualitative-error-themes"/>
+    <w:bookmarkEnd w:id="95"/>
+    <w:bookmarkStart w:id="96" w:name="qualitative-error-themes"/>
     <w:p>
       <w:pPr>
         <w:pStyle w:val="Heading4"/>
@@ -18774,8 +18953,8 @@
         <w:t xml:space="preserve">In the examined error sample, 35–40% of apparent model errors stem from star-rating label noise (e.g. buyers writing scathing reviews while submitting 5-star ratings on Daraz). The model’s negative prediction in these cases was linguistically accurate, showing that label smoothing (0.05) is crucial for regularisation.</w:t>
       </w:r>
     </w:p>
-    <w:bookmarkEnd w:id="84"/>
-    <w:bookmarkStart w:id="85" w:name="roc-analysis"/>
+    <w:bookmarkEnd w:id="96"/>
+    <w:bookmarkStart w:id="100" w:name="roc-analysis"/>
     <w:p>
       <w:pPr>
         <w:pStyle w:val="Heading4"/>
@@ -18786,43 +18965,57 @@
     </w:p>
     <w:p>
       <w:pPr>
-        <w:pStyle w:val="FirstParagraph"/>
-      </w:pPr>
-      <w:r>
-        <w:rPr>
-          <w:i/>
-          <w:iCs/>
-        </w:rPr>
-        <w:t xml:space="preserve">Figure:</w:t>
-      </w:r>
-      <w:r>
-        <w:rPr>
-          <w:i/>
-          <w:iCs/>
-        </w:rPr>
-        <w:t xml:space="preserve"> </w:t>
-      </w:r>
-      <w:r>
-        <w:rPr>
-          <w:rStyle w:val="VerbatimChar"/>
-          <w:i/>
-          <w:iCs/>
-        </w:rPr>
-        <w:t xml:space="preserve">results/roc_banglabert.png</w:t>
-      </w:r>
-      <w:r>
-        <w:rPr>
-          <w:i/>
-          <w:iCs/>
-        </w:rPr>
-        <w:t xml:space="preserve"> </w:t>
-      </w:r>
-      <w:r>
-        <w:rPr>
-          <w:i/>
-          <w:iCs/>
-        </w:rPr>
-        <w:t xml:space="preserve">— one-vs-rest curves with per-class AUC.</w:t>
+        <w:pStyle w:val="CaptionedFigure"/>
+      </w:pPr>
+      <w:r>
+        <w:drawing>
+          <wp:inline>
+            <wp:extent cx="5334000" cy="3809999"/>
+            <wp:effectExtent b="0" l="0" r="0" t="0"/>
+            <wp:docPr descr="Figure 4.5: BanglaBERT One-vs-Rest ROC Curves with Per-Class AUC" title="" id="98" name="Picture"/>
+            <a:graphic>
+              <a:graphicData uri="http://schemas.openxmlformats.org/drawingml/2006/picture">
+                <pic:pic>
+                  <pic:nvPicPr>
+                    <pic:cNvPr descr="../results/roc_banglabert.png" id="99" name="Picture"/>
+                    <pic:cNvPicPr>
+                      <a:picLocks noChangeArrowheads="1" noChangeAspect="1"/>
+                    </pic:cNvPicPr>
+                  </pic:nvPicPr>
+                  <pic:blipFill>
+                    <a:blip r:embed="rId97"/>
+                    <a:stretch>
+                      <a:fillRect/>
+                    </a:stretch>
+                  </pic:blipFill>
+                  <pic:spPr bwMode="auto">
+                    <a:xfrm>
+                      <a:off x="0" y="0"/>
+                      <a:ext cx="5334000" cy="3809999"/>
+                    </a:xfrm>
+                    <a:prstGeom prst="rect">
+                      <a:avLst/>
+                    </a:prstGeom>
+                    <a:noFill/>
+                    <a:ln w="9525">
+                      <a:noFill/>
+                      <a:headEnd/>
+                      <a:tailEnd/>
+                    </a:ln>
+                  </pic:spPr>
+                </pic:pic>
+              </a:graphicData>
+            </a:graphic>
+          </wp:inline>
+        </w:drawing>
+      </w:r>
+    </w:p>
+    <w:p>
+      <w:pPr>
+        <w:pStyle w:val="ImageCaption"/>
+      </w:pPr>
+      <w:r>
+        <w:t xml:space="preserve">Figure 4.5: BanglaBERT One-vs-Rest ROC Curves with Per-Class AUC</w:t>
       </w:r>
     </w:p>
     <w:tbl>
@@ -19054,9 +19247,9 @@
         </w:pict>
       </w:r>
     </w:p>
-    <w:bookmarkEnd w:id="85"/>
-    <w:bookmarkEnd w:id="86"/>
-    <w:bookmarkStart w:id="87" w:name="reproducibility-record"/>
+    <w:bookmarkEnd w:id="100"/>
+    <w:bookmarkEnd w:id="101"/>
+    <w:bookmarkStart w:id="102" w:name="reproducibility-record"/>
     <w:p>
       <w:pPr>
         <w:pStyle w:val="Heading3"/>
@@ -19586,8 +19779,8 @@
         </w:pict>
       </w:r>
     </w:p>
-    <w:bookmarkEnd w:id="87"/>
-    <w:bookmarkStart w:id="88" w:name="threats-to-validity"/>
+    <w:bookmarkEnd w:id="102"/>
+    <w:bookmarkStart w:id="103" w:name="threats-to-validity"/>
     <w:p>
       <w:pPr>
         <w:pStyle w:val="Heading3"/>
@@ -20098,8 +20291,8 @@
         </w:pict>
       </w:r>
     </w:p>
-    <w:bookmarkEnd w:id="88"/>
-    <w:bookmarkStart w:id="89" w:name="summary-of-required-runs"/>
+    <w:bookmarkEnd w:id="103"/>
+    <w:bookmarkStart w:id="104" w:name="summary-of-required-runs"/>
     <w:p>
       <w:pPr>
         <w:pStyle w:val="Heading3"/>
@@ -20369,8 +20562,8 @@
         </w:pict>
       </w:r>
     </w:p>
-    <w:bookmarkEnd w:id="89"/>
-    <w:bookmarkStart w:id="94" w:name="work-completed"/>
+    <w:bookmarkEnd w:id="104"/>
+    <w:bookmarkStart w:id="109" w:name="work-completed"/>
     <w:p>
       <w:pPr>
         <w:pStyle w:val="Heading3"/>
@@ -20387,7 +20580,7 @@
         <w:t xml:space="preserve">This project set out to build a Bangla sentiment analysis system on fine-tuned BERT models. Four things were delivered:</w:t>
       </w:r>
     </w:p>
-    <w:bookmarkStart w:id="90" w:name="a-reproducible-preprocessing-pipeline"/>
+    <w:bookmarkStart w:id="105" w:name="a-reproducible-preprocessing-pipeline"/>
     <w:p>
       <w:pPr>
         <w:pStyle w:val="Heading4"/>
@@ -20455,8 +20648,8 @@
         <w:t xml:space="preserve">) have pure-Python fallbacks, and an unresolvable source is skipped with a warning rather than aborting the run. This matters practically — Kaggle dataset schemas change without notice, and a pipeline that crashes on one upstream rename is not reproducible in any meaningful sense.</w:t>
       </w:r>
     </w:p>
-    <w:bookmarkEnd w:id="90"/>
-    <w:bookmarkStart w:id="91" w:name="X7e43f433f25a9d875977eaefdd956414f9624f9"/>
+    <w:bookmarkEnd w:id="105"/>
+    <w:bookmarkStart w:id="106" w:name="X7e43f433f25a9d875977eaefdd956414f9624f9"/>
     <w:p>
       <w:pPr>
         <w:pStyle w:val="Heading4"/>
@@ -20691,8 +20884,8 @@
         <w:t xml:space="preserve">The catalog use is the most novel of the three. Generating the literature review from a machine-readable index removes cherry-picking from the survey: the filter regex and the catalog version are both recorded, so the selection of prior work is auditable.</w:t>
       </w:r>
     </w:p>
-    <w:bookmarkEnd w:id="91"/>
-    <w:bookmarkStart w:id="92" w:name="a-fair-multi-model-comparison-harness"/>
+    <w:bookmarkEnd w:id="106"/>
+    <w:bookmarkStart w:id="107" w:name="a-fair-multi-model-comparison-harness"/>
     <w:p>
       <w:pPr>
         <w:pStyle w:val="Heading4"/>
@@ -20836,8 +21029,8 @@
         <w:t xml:space="preserve">— star-rating-derived labels are noisy proxies for human judgement.</w:t>
       </w:r>
     </w:p>
-    <w:bookmarkEnd w:id="92"/>
-    <w:bookmarkStart w:id="93" w:name="X5112dd8f593b3d81dacd288c7efddbcec3885ef"/>
+    <w:bookmarkEnd w:id="107"/>
+    <w:bookmarkStart w:id="108" w:name="X5112dd8f593b3d81dacd288c7efddbcec3885ef"/>
     <w:p>
       <w:pPr>
         <w:pStyle w:val="Heading4"/>
@@ -20965,9 +21158,9 @@
         </w:pict>
       </w:r>
     </w:p>
-    <w:bookmarkEnd w:id="93"/>
-    <w:bookmarkEnd w:id="94"/>
-    <w:bookmarkStart w:id="101" w:name="findings"/>
+    <w:bookmarkEnd w:id="108"/>
+    <w:bookmarkEnd w:id="109"/>
+    <w:bookmarkStart w:id="116" w:name="findings"/>
     <w:p>
       <w:pPr>
         <w:pStyle w:val="Heading3"/>
@@ -20976,7 +21169,7 @@
         <w:t xml:space="preserve">5.2 Findings</w:t>
       </w:r>
     </w:p>
-    <w:bookmarkStart w:id="95" w:name="X301d03ea537db25d902ad0db8c475bcbc4e556c"/>
+    <w:bookmarkStart w:id="110" w:name="X301d03ea537db25d902ad0db8c475bcbc4e556c"/>
     <w:p>
       <w:pPr>
         <w:pStyle w:val="Heading4"/>
@@ -21308,8 +21501,8 @@
         <w:t xml:space="preserve">with 0.5760 macro-F1) by +0.0222 macro-F1 (+2.22 percentage points). Pretraining directly on Bangla/Banglish text yields representations that capture dialectal semantics and morphological structures superior to generic multilingual models.</w:t>
       </w:r>
     </w:p>
-    <w:bookmarkEnd w:id="95"/>
-    <w:bookmarkStart w:id="96" w:name="X6d20584dbf562fb6b65e5a9ae62a97b02d593f2"/>
+    <w:bookmarkEnd w:id="110"/>
+    <w:bookmarkStart w:id="111" w:name="X6d20584dbf562fb6b65e5a9ae62a97b02d593f2"/>
     <w:p>
       <w:pPr>
         <w:pStyle w:val="Heading4"/>
@@ -21473,8 +21666,8 @@
         <w:t xml:space="preserve">) outperforms the best 1-epoch transformer by 2.76 percentage points in macro-F1 (0.6341 vs. 0.6065) and in accuracy (0.8854 vs. 0.8278). Subword character n-grams (2–5 characters) paired with class-weighted logistic regression excel on noisy, orthographically irregular Bangla reviews without overfitting, setting a competitive performance ceiling that transformers require substantial hyperparameter tuning and multi-epoch compute to match.</w:t>
       </w:r>
     </w:p>
-    <w:bookmarkEnd w:id="96"/>
-    <w:bookmarkStart w:id="97" w:name="did-banglagec-contribute"/>
+    <w:bookmarkEnd w:id="111"/>
+    <w:bookmarkStart w:id="112" w:name="did-banglagec-contribute"/>
     <w:p>
       <w:pPr>
         <w:pStyle w:val="Heading4"/>
@@ -21605,8 +21798,8 @@
         <w:t xml:space="preserve">The ablation reveals a negative delta (−0.0243 Macro-F1, −0.0334 Accuracy). Normalizing informal Bangla words through parallel GEC substitution rules tends to smooth away colloquial and emphatic dialect forms that carry strong sentiment signals in user reviews. While BanglaGEC successfully provides a 96,383-token well-formed vocabulary and an auditable linguistic baseline, unconstrained grammatical normalization should be applied judiciously in sentiment tasks to avoid eroding affective nuance.</w:t>
       </w:r>
     </w:p>
-    <w:bookmarkEnd w:id="97"/>
-    <w:bookmarkStart w:id="98" w:name="did-negation-scope-tagging-help"/>
+    <w:bookmarkEnd w:id="112"/>
+    <w:bookmarkStart w:id="113" w:name="did-negation-scope-tagging-help"/>
     <w:p>
       <w:pPr>
         <w:pStyle w:val="Heading4"/>
@@ -21794,8 +21987,8 @@
         <w:t xml:space="preserve">The test set contains 13.40% negation-tagged rows (186 rows), well above the 5% statistical power floor. Both BanglaBERT and the TF-IDF baseline exhibit a noticeable negation deficit (~15–20%), reflecting the difficulty of polarity inversion in colloquial Bangla review text. Because Bangla primarily places the negator after the verb, moving to a backward negation window represents a clear future improvement.</w:t>
       </w:r>
     </w:p>
-    <w:bookmarkEnd w:id="98"/>
-    <w:bookmarkStart w:id="99" w:name="generalisation-across-platforms"/>
+    <w:bookmarkEnd w:id="113"/>
+    <w:bookmarkStart w:id="114" w:name="generalisation-across-platforms"/>
     <w:p>
       <w:pPr>
         <w:pStyle w:val="Heading4"/>
@@ -21944,8 +22137,8 @@
         <w:t xml:space="preserve">The 17.26% cross-platform spread reflects the noisy star ratings and code-mixing present in the Daraz reviews relative to the cleaner curated text in RevBangla.</w:t>
       </w:r>
     </w:p>
-    <w:bookmarkEnd w:id="99"/>
-    <w:bookmarkStart w:id="100" w:name="dominant-error-mode"/>
+    <w:bookmarkEnd w:id="114"/>
+    <w:bookmarkStart w:id="115" w:name="dominant-error-mode"/>
     <w:p>
       <w:pPr>
         <w:pStyle w:val="Heading4"/>
@@ -22117,9 +22310,9 @@
         </w:pict>
       </w:r>
     </w:p>
-    <w:bookmarkEnd w:id="100"/>
-    <w:bookmarkEnd w:id="101"/>
-    <w:bookmarkStart w:id="102" w:name="limitations"/>
+    <w:bookmarkEnd w:id="115"/>
+    <w:bookmarkEnd w:id="116"/>
+    <w:bookmarkStart w:id="117" w:name="limitations"/>
     <w:p>
       <w:pPr>
         <w:pStyle w:val="Heading3"/>
@@ -22364,8 +22557,8 @@
         </w:pict>
       </w:r>
     </w:p>
-    <w:bookmarkEnd w:id="102"/>
-    <w:bookmarkStart w:id="103" w:name="future-work"/>
+    <w:bookmarkEnd w:id="117"/>
+    <w:bookmarkStart w:id="118" w:name="future-work"/>
     <w:p>
       <w:pPr>
         <w:pStyle w:val="Heading3"/>
@@ -22906,8 +23099,8 @@
         </w:pict>
       </w:r>
     </w:p>
-    <w:bookmarkEnd w:id="103"/>
-    <w:bookmarkStart w:id="104" w:name="closing-remark"/>
+    <w:bookmarkEnd w:id="118"/>
+    <w:bookmarkStart w:id="119" w:name="closing-remark"/>
     <w:p>
       <w:pPr>
         <w:pStyle w:val="Heading3"/>
@@ -23056,9 +23249,9 @@
         </w:pict>
       </w:r>
     </w:p>
-    <w:bookmarkEnd w:id="104"/>
-    <w:bookmarkEnd w:id="105"/>
-    <w:bookmarkStart w:id="142" w:name="X32da77d8b8ff5bc7e908ac842c0ecce1cc371b0"/>
+    <w:bookmarkEnd w:id="119"/>
+    <w:bookmarkEnd w:id="120"/>
+    <w:bookmarkStart w:id="148" w:name="X32da77d8b8ff5bc7e908ac842c0ecce1cc371b0"/>
     <w:p>
       <w:pPr>
         <w:pStyle w:val="Heading2"/>
@@ -23096,7 +23289,7 @@
         <w:t xml:space="preserve">. Regenerate before submission.</w:t>
       </w:r>
     </w:p>
-    <w:bookmarkStart w:id="141" w:name="Xdb321718ba9f2125c82b04e87ae7e5bb56d080f"/>
+    <w:bookmarkStart w:id="147" w:name="Xdb321718ba9f2125c82b04e87ae7e5bb56d080f"/>
     <w:p>
       <w:pPr>
         <w:pStyle w:val="Heading4"/>
@@ -23120,7 +23313,7 @@
         <w:t xml:space="preserve">(166 matched entries)</w:t>
       </w:r>
     </w:p>
-    <w:bookmarkStart w:id="120" w:name="dataset-14"/>
+    <w:bookmarkStart w:id="131" w:name="dataset-14"/>
     <w:p>
       <w:pPr>
         <w:pStyle w:val="Heading5"/>
@@ -23254,7 +23447,7 @@
             <w:pPr>
               <w:pStyle w:val="Compact"/>
             </w:pPr>
-            <w:hyperlink r:id="rId106">
+            <w:hyperlink r:id="rId121">
               <w:r>
                 <w:rPr>
                   <w:rStyle w:val="Hyperlink"/>
@@ -23316,7 +23509,7 @@
             <w:pPr>
               <w:pStyle w:val="Compact"/>
             </w:pPr>
-            <w:hyperlink r:id="rId107">
+            <w:hyperlink r:id="rId122">
               <w:r>
                 <w:rPr>
                   <w:rStyle w:val="Hyperlink"/>
@@ -23378,7 +23571,7 @@
             <w:pPr>
               <w:pStyle w:val="Compact"/>
             </w:pPr>
-            <w:hyperlink r:id="rId108">
+            <w:hyperlink r:id="rId123">
               <w:r>
                 <w:rPr>
                   <w:rStyle w:val="Hyperlink"/>
@@ -23440,7 +23633,7 @@
             <w:pPr>
               <w:pStyle w:val="Compact"/>
             </w:pPr>
-            <w:hyperlink r:id="rId109">
+            <w:hyperlink r:id="rId124">
               <w:r>
                 <w:rPr>
                   <w:rStyle w:val="Hyperlink"/>
@@ -23502,7 +23695,7 @@
             <w:pPr>
               <w:pStyle w:val="Compact"/>
             </w:pPr>
-            <w:hyperlink r:id="rId110">
+            <w:hyperlink r:id="rId125">
               <w:r>
                 <w:rPr>
                   <w:rStyle w:val="Hyperlink"/>
@@ -23564,7 +23757,7 @@
             <w:pPr>
               <w:pStyle w:val="Compact"/>
             </w:pPr>
-            <w:hyperlink r:id="rId111">
+            <w:hyperlink r:id="rId126">
               <w:r>
                 <w:rPr>
                   <w:rStyle w:val="Hyperlink"/>
@@ -23626,7 +23819,7 @@
             <w:pPr>
               <w:pStyle w:val="Compact"/>
             </w:pPr>
-            <w:hyperlink r:id="rId112">
+            <w:hyperlink r:id="rId127">
               <w:r>
                 <w:rPr>
                   <w:rStyle w:val="Hyperlink"/>
@@ -23688,7 +23881,7 @@
             <w:pPr>
               <w:pStyle w:val="Compact"/>
             </w:pPr>
-            <w:hyperlink r:id="rId113">
+            <w:hyperlink r:id="rId128">
               <w:r>
                 <w:rPr>
                   <w:rStyle w:val="Hyperlink"/>
@@ -23750,7 +23943,7 @@
             <w:pPr>
               <w:pStyle w:val="Compact"/>
             </w:pPr>
-            <w:hyperlink r:id="rId114">
+            <w:hyperlink r:id="rId129">
               <w:r>
                 <w:rPr>
                   <w:rStyle w:val="Hyperlink"/>
@@ -23812,7 +24005,7 @@
             <w:pPr>
               <w:pStyle w:val="Compact"/>
             </w:pPr>
-            <w:hyperlink r:id="rId115">
+            <w:hyperlink r:id="rId130">
               <w:r>
                 <w:rPr>
                   <w:rStyle w:val="Hyperlink"/>
@@ -23823,257 +24016,9 @@
           </w:p>
         </w:tc>
       </w:tr>
-      <w:tr>
-        <w:tc>
-          <w:tcPr/>
-          <w:p>
-            <w:pPr>
-              <w:pStyle w:val="Compact"/>
-            </w:pPr>
-            <w:r>
-              <w:t xml:space="preserve">nan</w:t>
-            </w:r>
-          </w:p>
-        </w:tc>
-        <w:tc>
-          <w:tcPr/>
-          <w:p>
-            <w:pPr>
-              <w:pStyle w:val="Compact"/>
-            </w:pPr>
-            <w:r>
-              <w:t xml:space="preserve">2022</w:t>
-            </w:r>
-          </w:p>
-        </w:tc>
-        <w:tc>
-          <w:tcPr/>
-          <w:p>
-            <w:pPr>
-              <w:pStyle w:val="Compact"/>
-            </w:pPr>
-            <w:r>
-              <w:t xml:space="preserve">sentiment</w:t>
-            </w:r>
-          </w:p>
-        </w:tc>
-        <w:tc>
-          <w:tcPr/>
-          <w:p>
-            <w:pPr>
-              <w:pStyle w:val="Compact"/>
-            </w:pPr>
-            <w:r>
-              <w:t xml:space="preserve">nan</w:t>
-            </w:r>
-          </w:p>
-        </w:tc>
-        <w:tc>
-          <w:tcPr/>
-          <w:p>
-            <w:pPr>
-              <w:pStyle w:val="Compact"/>
-            </w:pPr>
-            <w:hyperlink r:id="rId116">
-              <w:r>
-                <w:rPr>
-                  <w:rStyle w:val="Hyperlink"/>
-                </w:rPr>
-                <w:t xml:space="preserve">link</w:t>
-              </w:r>
-            </w:hyperlink>
-          </w:p>
-        </w:tc>
-      </w:tr>
-      <w:tr>
-        <w:tc>
-          <w:tcPr/>
-          <w:p>
-            <w:pPr>
-              <w:pStyle w:val="Compact"/>
-            </w:pPr>
-            <w:r>
-              <w:t xml:space="preserve">nan</w:t>
-            </w:r>
-          </w:p>
-        </w:tc>
-        <w:tc>
-          <w:tcPr/>
-          <w:p>
-            <w:pPr>
-              <w:pStyle w:val="Compact"/>
-            </w:pPr>
-            <w:r>
-              <w:t xml:space="preserve">2021</w:t>
-            </w:r>
-          </w:p>
-        </w:tc>
-        <w:tc>
-          <w:tcPr/>
-          <w:p>
-            <w:pPr>
-              <w:pStyle w:val="Compact"/>
-            </w:pPr>
-            <w:r>
-              <w:t xml:space="preserve">sentiment</w:t>
-            </w:r>
-          </w:p>
-        </w:tc>
-        <w:tc>
-          <w:tcPr/>
-          <w:p>
-            <w:pPr>
-              <w:pStyle w:val="Compact"/>
-            </w:pPr>
-            <w:r>
-              <w:t xml:space="preserve">nan</w:t>
-            </w:r>
-          </w:p>
-        </w:tc>
-        <w:tc>
-          <w:tcPr/>
-          <w:p>
-            <w:pPr>
-              <w:pStyle w:val="Compact"/>
-            </w:pPr>
-            <w:hyperlink r:id="rId117">
-              <w:r>
-                <w:rPr>
-                  <w:rStyle w:val="Hyperlink"/>
-                </w:rPr>
-                <w:t xml:space="preserve">link</w:t>
-              </w:r>
-            </w:hyperlink>
-          </w:p>
-        </w:tc>
-      </w:tr>
-      <w:tr>
-        <w:tc>
-          <w:tcPr/>
-          <w:p>
-            <w:pPr>
-              <w:pStyle w:val="Compact"/>
-            </w:pPr>
-            <w:r>
-              <w:t xml:space="preserve">nan</w:t>
-            </w:r>
-          </w:p>
-        </w:tc>
-        <w:tc>
-          <w:tcPr/>
-          <w:p>
-            <w:pPr>
-              <w:pStyle w:val="Compact"/>
-            </w:pPr>
-            <w:r>
-              <w:t xml:space="preserve">2021</w:t>
-            </w:r>
-          </w:p>
-        </w:tc>
-        <w:tc>
-          <w:tcPr/>
-          <w:p>
-            <w:pPr>
-              <w:pStyle w:val="Compact"/>
-            </w:pPr>
-            <w:r>
-              <w:t xml:space="preserve">ser</w:t>
-            </w:r>
-          </w:p>
-        </w:tc>
-        <w:tc>
-          <w:tcPr/>
-          <w:p>
-            <w:pPr>
-              <w:pStyle w:val="Compact"/>
-            </w:pPr>
-            <w:r>
-              <w:t xml:space="preserve">nan</w:t>
-            </w:r>
-          </w:p>
-        </w:tc>
-        <w:tc>
-          <w:tcPr/>
-          <w:p>
-            <w:pPr>
-              <w:pStyle w:val="Compact"/>
-            </w:pPr>
-            <w:hyperlink r:id="rId118">
-              <w:r>
-                <w:rPr>
-                  <w:rStyle w:val="Hyperlink"/>
-                </w:rPr>
-                <w:t xml:space="preserve">link</w:t>
-              </w:r>
-            </w:hyperlink>
-          </w:p>
-        </w:tc>
-      </w:tr>
-      <w:tr>
-        <w:tc>
-          <w:tcPr/>
-          <w:p>
-            <w:pPr>
-              <w:pStyle w:val="Compact"/>
-            </w:pPr>
-            <w:r>
-              <w:t xml:space="preserve">nan</w:t>
-            </w:r>
-          </w:p>
-        </w:tc>
-        <w:tc>
-          <w:tcPr/>
-          <w:p>
-            <w:pPr>
-              <w:pStyle w:val="Compact"/>
-            </w:pPr>
-            <w:r>
-              <w:t xml:space="preserve">2018</w:t>
-            </w:r>
-          </w:p>
-        </w:tc>
-        <w:tc>
-          <w:tcPr/>
-          <w:p>
-            <w:pPr>
-              <w:pStyle w:val="Compact"/>
-            </w:pPr>
-            <w:r>
-              <w:t xml:space="preserve">sentiment</w:t>
-            </w:r>
-          </w:p>
-        </w:tc>
-        <w:tc>
-          <w:tcPr/>
-          <w:p>
-            <w:pPr>
-              <w:pStyle w:val="Compact"/>
-            </w:pPr>
-            <w:r>
-              <w:t xml:space="preserve">nan</w:t>
-            </w:r>
-          </w:p>
-        </w:tc>
-        <w:tc>
-          <w:tcPr/>
-          <w:p>
-            <w:pPr>
-              <w:pStyle w:val="Compact"/>
-            </w:pPr>
-            <w:hyperlink r:id="rId119">
-              <w:r>
-                <w:rPr>
-                  <w:rStyle w:val="Hyperlink"/>
-                </w:rPr>
-                <w:t xml:space="preserve">link</w:t>
-              </w:r>
-            </w:hyperlink>
-          </w:p>
-        </w:tc>
-      </w:tr>
     </w:tbl>
-    <w:bookmarkEnd w:id="120"/>
-    <w:bookmarkStart w:id="122" w:name="model-1"/>
+    <w:bookmarkEnd w:id="131"/>
+    <w:bookmarkStart w:id="133" w:name="model-1"/>
     <w:p>
       <w:pPr>
         <w:pStyle w:val="Heading5"/>
@@ -24204,7 +24149,7 @@
             <w:pPr>
               <w:pStyle w:val="Compact"/>
             </w:pPr>
-            <w:hyperlink r:id="rId121">
+            <w:hyperlink r:id="rId132">
               <w:r>
                 <w:rPr>
                   <w:rStyle w:val="Hyperlink"/>
@@ -24216,8 +24161,8 @@
         </w:tc>
       </w:tr>
     </w:tbl>
-    <w:bookmarkEnd w:id="122"/>
-    <w:bookmarkStart w:id="138" w:name="paper-150"/>
+    <w:bookmarkEnd w:id="133"/>
+    <w:bookmarkStart w:id="144" w:name="paper-150"/>
     <w:p>
       <w:pPr>
         <w:pStyle w:val="Heading5"/>
@@ -24351,688 +24296,6 @@
             <w:pPr>
               <w:pStyle w:val="Compact"/>
             </w:pPr>
-            <w:hyperlink r:id="rId123">
-              <w:r>
-                <w:rPr>
-                  <w:rStyle w:val="Hyperlink"/>
-                </w:rPr>
-                <w:t xml:space="preserve">link</w:t>
-              </w:r>
-            </w:hyperlink>
-          </w:p>
-        </w:tc>
-      </w:tr>
-      <w:tr>
-        <w:tc>
-          <w:tcPr/>
-          <w:p>
-            <w:pPr>
-              <w:pStyle w:val="Compact"/>
-            </w:pPr>
-            <w:r>
-              <w:t xml:space="preserve">A Novel Dual-Order Hybrid BiLSTM–BiGRU Ensemble Model for English-Bengali Code-Mixed Sentiment Analysis</w:t>
-            </w:r>
-          </w:p>
-        </w:tc>
-        <w:tc>
-          <w:tcPr/>
-          <w:p>
-            <w:pPr>
-              <w:pStyle w:val="Compact"/>
-            </w:pPr>
-            <w:r>
-              <w:t xml:space="preserve">2026</w:t>
-            </w:r>
-          </w:p>
-        </w:tc>
-        <w:tc>
-          <w:tcPr/>
-          <w:p>
-            <w:pPr>
-              <w:pStyle w:val="Compact"/>
-            </w:pPr>
-            <w:r>
-              <w:t xml:space="preserve">sentiment</w:t>
-            </w:r>
-          </w:p>
-        </w:tc>
-        <w:tc>
-          <w:tcPr/>
-          <w:p>
-            <w:pPr>
-              <w:pStyle w:val="Compact"/>
-            </w:pPr>
-            <w:r>
-              <w:t xml:space="preserve">Engineering Technology &amp; Applied Science</w:t>
-            </w:r>
-          </w:p>
-        </w:tc>
-        <w:tc>
-          <w:tcPr/>
-          <w:p>
-            <w:pPr>
-              <w:pStyle w:val="Compact"/>
-            </w:pPr>
-            <w:hyperlink r:id="rId124">
-              <w:r>
-                <w:rPr>
-                  <w:rStyle w:val="Hyperlink"/>
-                </w:rPr>
-                <w:t xml:space="preserve">link</w:t>
-              </w:r>
-            </w:hyperlink>
-          </w:p>
-        </w:tc>
-      </w:tr>
-      <w:tr>
-        <w:tc>
-          <w:tcPr/>
-          <w:p>
-            <w:pPr>
-              <w:pStyle w:val="Compact"/>
-            </w:pPr>
-            <w:r>
-              <w:t xml:space="preserve">A Deep Learning–Based Framework for Dataset Creation and Sentiment Classification of English–Bengali Code-Mixe</w:t>
-            </w:r>
-          </w:p>
-        </w:tc>
-        <w:tc>
-          <w:tcPr/>
-          <w:p>
-            <w:pPr>
-              <w:pStyle w:val="Compact"/>
-            </w:pPr>
-            <w:r>
-              <w:t xml:space="preserve">2026</w:t>
-            </w:r>
-          </w:p>
-        </w:tc>
-        <w:tc>
-          <w:tcPr/>
-          <w:p>
-            <w:pPr>
-              <w:pStyle w:val="Compact"/>
-            </w:pPr>
-            <w:r>
-              <w:t xml:space="preserve">sentiment</w:t>
-            </w:r>
-          </w:p>
-        </w:tc>
-        <w:tc>
-          <w:tcPr/>
-          <w:p>
-            <w:pPr>
-              <w:pStyle w:val="Compact"/>
-            </w:pPr>
-            <w:r>
-              <w:t xml:space="preserve">Engineering Technology &amp; Applied Science</w:t>
-            </w:r>
-          </w:p>
-        </w:tc>
-        <w:tc>
-          <w:tcPr/>
-          <w:p>
-            <w:pPr>
-              <w:pStyle w:val="Compact"/>
-            </w:pPr>
-            <w:hyperlink r:id="rId125">
-              <w:r>
-                <w:rPr>
-                  <w:rStyle w:val="Hyperlink"/>
-                </w:rPr>
-                <w:t xml:space="preserve">link</w:t>
-              </w:r>
-            </w:hyperlink>
-          </w:p>
-        </w:tc>
-      </w:tr>
-      <w:tr>
-        <w:tc>
-          <w:tcPr/>
-          <w:p>
-            <w:pPr>
-              <w:pStyle w:val="Compact"/>
-            </w:pPr>
-            <w:r>
-              <w:t xml:space="preserve">A multi-class classification approach for feminist sentiment analysis in Bangla social media using TF-IDF and</w:t>
-            </w:r>
-          </w:p>
-        </w:tc>
-        <w:tc>
-          <w:tcPr/>
-          <w:p>
-            <w:pPr>
-              <w:pStyle w:val="Compact"/>
-            </w:pPr>
-            <w:r>
-              <w:t xml:space="preserve">2026</w:t>
-            </w:r>
-          </w:p>
-        </w:tc>
-        <w:tc>
-          <w:tcPr/>
-          <w:p>
-            <w:pPr>
-              <w:pStyle w:val="Compact"/>
-            </w:pPr>
-            <w:r>
-              <w:t xml:space="preserve">sentiment</w:t>
-            </w:r>
-          </w:p>
-        </w:tc>
-        <w:tc>
-          <w:tcPr/>
-          <w:p>
-            <w:pPr>
-              <w:pStyle w:val="Compact"/>
-            </w:pPr>
-            <w:r>
-              <w:t xml:space="preserve">Indonesian Journal of Electrical Enginee</w:t>
-            </w:r>
-          </w:p>
-        </w:tc>
-        <w:tc>
-          <w:tcPr/>
-          <w:p>
-            <w:pPr>
-              <w:pStyle w:val="Compact"/>
-            </w:pPr>
-            <w:hyperlink r:id="rId126">
-              <w:r>
-                <w:rPr>
-                  <w:rStyle w:val="Hyperlink"/>
-                </w:rPr>
-                <w:t xml:space="preserve">link</w:t>
-              </w:r>
-            </w:hyperlink>
-          </w:p>
-        </w:tc>
-      </w:tr>
-      <w:tr>
-        <w:tc>
-          <w:tcPr/>
-          <w:p>
-            <w:pPr>
-              <w:pStyle w:val="Compact"/>
-            </w:pPr>
-            <w:r>
-              <w:t xml:space="preserve">SSABE-TSCM: drift-aware and interpretable financial sentiment analysis for low-resource Bangla via adaptive se</w:t>
-            </w:r>
-          </w:p>
-        </w:tc>
-        <w:tc>
-          <w:tcPr/>
-          <w:p>
-            <w:pPr>
-              <w:pStyle w:val="Compact"/>
-            </w:pPr>
-            <w:r>
-              <w:t xml:space="preserve">2026</w:t>
-            </w:r>
-          </w:p>
-        </w:tc>
-        <w:tc>
-          <w:tcPr/>
-          <w:p>
-            <w:pPr>
-              <w:pStyle w:val="Compact"/>
-            </w:pPr>
-            <w:r>
-              <w:t xml:space="preserve">sentiment</w:t>
-            </w:r>
-          </w:p>
-        </w:tc>
-        <w:tc>
-          <w:tcPr/>
-          <w:p>
-            <w:pPr>
-              <w:pStyle w:val="Compact"/>
-            </w:pPr>
-            <w:r>
-              <w:t xml:space="preserve">Frontiers in Artificial Intelligence</w:t>
-            </w:r>
-          </w:p>
-        </w:tc>
-        <w:tc>
-          <w:tcPr/>
-          <w:p>
-            <w:pPr>
-              <w:pStyle w:val="Compact"/>
-            </w:pPr>
-            <w:hyperlink r:id="rId127">
-              <w:r>
-                <w:rPr>
-                  <w:rStyle w:val="Hyperlink"/>
-                </w:rPr>
-                <w:t xml:space="preserve">link</w:t>
-              </w:r>
-            </w:hyperlink>
-          </w:p>
-        </w:tc>
-      </w:tr>
-      <w:tr>
-        <w:tc>
-          <w:tcPr/>
-          <w:p>
-            <w:pPr>
-              <w:pStyle w:val="Compact"/>
-            </w:pPr>
-            <w:r>
-              <w:t xml:space="preserve">Two-Stage Bengali Sentiment Classification: Domain Adaptation Through Continual Learning and Parameter-Efficie</w:t>
-            </w:r>
-          </w:p>
-        </w:tc>
-        <w:tc>
-          <w:tcPr/>
-          <w:p>
-            <w:pPr>
-              <w:pStyle w:val="Compact"/>
-            </w:pPr>
-            <w:r>
-              <w:t xml:space="preserve">2026</w:t>
-            </w:r>
-          </w:p>
-        </w:tc>
-        <w:tc>
-          <w:tcPr/>
-          <w:p>
-            <w:pPr>
-              <w:pStyle w:val="Compact"/>
-            </w:pPr>
-            <w:r>
-              <w:t xml:space="preserve">sentiment</w:t>
-            </w:r>
-          </w:p>
-        </w:tc>
-        <w:tc>
-          <w:tcPr/>
-          <w:p>
-            <w:pPr>
-              <w:pStyle w:val="Compact"/>
-            </w:pPr>
-            <w:r>
-              <w:t xml:space="preserve">arXiv</w:t>
-            </w:r>
-          </w:p>
-        </w:tc>
-        <w:tc>
-          <w:tcPr/>
-          <w:p>
-            <w:pPr>
-              <w:pStyle w:val="Compact"/>
-            </w:pPr>
-            <w:hyperlink r:id="rId128">
-              <w:r>
-                <w:rPr>
-                  <w:rStyle w:val="Hyperlink"/>
-                </w:rPr>
-                <w:t xml:space="preserve">link</w:t>
-              </w:r>
-            </w:hyperlink>
-          </w:p>
-        </w:tc>
-      </w:tr>
-      <w:tr>
-        <w:tc>
-          <w:tcPr/>
-          <w:p>
-            <w:pPr>
-              <w:pStyle w:val="Compact"/>
-            </w:pPr>
-            <w:r>
-              <w:t xml:space="preserve">Beyond Polarity in Bengali Texts: Can Multi-Task Modeling Capture Sarcasm Intensity and Classification?</w:t>
-            </w:r>
-          </w:p>
-        </w:tc>
-        <w:tc>
-          <w:tcPr/>
-          <w:p>
-            <w:pPr>
-              <w:pStyle w:val="Compact"/>
-            </w:pPr>
-            <w:r>
-              <w:t xml:space="preserve">2026</w:t>
-            </w:r>
-          </w:p>
-        </w:tc>
-        <w:tc>
-          <w:tcPr/>
-          <w:p>
-            <w:pPr>
-              <w:pStyle w:val="Compact"/>
-            </w:pPr>
-            <w:r>
-              <w:t xml:space="preserve">sentiment</w:t>
-            </w:r>
-          </w:p>
-        </w:tc>
-        <w:tc>
-          <w:tcPr/>
-          <w:p>
-            <w:pPr>
-              <w:pStyle w:val="Compact"/>
-            </w:pPr>
-            <w:r>
-              <w:t xml:space="preserve">IEEE Open Journal of the Computer Societ</w:t>
-            </w:r>
-          </w:p>
-        </w:tc>
-        <w:tc>
-          <w:tcPr/>
-          <w:p>
-            <w:pPr>
-              <w:pStyle w:val="Compact"/>
-            </w:pPr>
-            <w:hyperlink r:id="rId129">
-              <w:r>
-                <w:rPr>
-                  <w:rStyle w:val="Hyperlink"/>
-                </w:rPr>
-                <w:t xml:space="preserve">link</w:t>
-              </w:r>
-            </w:hyperlink>
-          </w:p>
-        </w:tc>
-      </w:tr>
-      <w:tr>
-        <w:tc>
-          <w:tcPr/>
-          <w:p>
-            <w:pPr>
-              <w:pStyle w:val="Compact"/>
-            </w:pPr>
-            <w:r>
-              <w:t xml:space="preserve">A Multi-Model Approach to English-Bangla Sentiment Classification of Government Mobile Banking App Reviews</w:t>
-            </w:r>
-          </w:p>
-        </w:tc>
-        <w:tc>
-          <w:tcPr/>
-          <w:p>
-            <w:pPr>
-              <w:pStyle w:val="Compact"/>
-            </w:pPr>
-            <w:r>
-              <w:t xml:space="preserve">2026</w:t>
-            </w:r>
-          </w:p>
-        </w:tc>
-        <w:tc>
-          <w:tcPr/>
-          <w:p>
-            <w:pPr>
-              <w:pStyle w:val="Compact"/>
-            </w:pPr>
-            <w:r>
-              <w:t xml:space="preserve">sentiment</w:t>
-            </w:r>
-          </w:p>
-        </w:tc>
-        <w:tc>
-          <w:tcPr/>
-          <w:p>
-            <w:pPr>
-              <w:pStyle w:val="Compact"/>
-            </w:pPr>
-            <w:r>
-              <w:t xml:space="preserve">arXiv</w:t>
-            </w:r>
-          </w:p>
-        </w:tc>
-        <w:tc>
-          <w:tcPr/>
-          <w:p>
-            <w:pPr>
-              <w:pStyle w:val="Compact"/>
-            </w:pPr>
-            <w:hyperlink r:id="rId130">
-              <w:r>
-                <w:rPr>
-                  <w:rStyle w:val="Hyperlink"/>
-                </w:rPr>
-                <w:t xml:space="preserve">link</w:t>
-              </w:r>
-            </w:hyperlink>
-          </w:p>
-        </w:tc>
-      </w:tr>
-      <w:tr>
-        <w:tc>
-          <w:tcPr/>
-          <w:p>
-            <w:pPr>
-              <w:pStyle w:val="Compact"/>
-            </w:pPr>
-            <w:r>
-              <w:t xml:space="preserve">BABSA: A large scale bangla aspect based sentiment analysis dataset</w:t>
-            </w:r>
-          </w:p>
-        </w:tc>
-        <w:tc>
-          <w:tcPr/>
-          <w:p>
-            <w:pPr>
-              <w:pStyle w:val="Compact"/>
-            </w:pPr>
-            <w:r>
-              <w:t xml:space="preserve">2026</w:t>
-            </w:r>
-          </w:p>
-        </w:tc>
-        <w:tc>
-          <w:tcPr/>
-          <w:p>
-            <w:pPr>
-              <w:pStyle w:val="Compact"/>
-            </w:pPr>
-            <w:r>
-              <w:t xml:space="preserve">sentiment</w:t>
-            </w:r>
-          </w:p>
-        </w:tc>
-        <w:tc>
-          <w:tcPr/>
-          <w:p>
-            <w:pPr>
-              <w:pStyle w:val="Compact"/>
-            </w:pPr>
-            <w:r>
-              <w:t xml:space="preserve">Data in Brief</w:t>
-            </w:r>
-          </w:p>
-        </w:tc>
-        <w:tc>
-          <w:tcPr/>
-          <w:p>
-            <w:pPr>
-              <w:pStyle w:val="Compact"/>
-            </w:pPr>
-            <w:hyperlink r:id="rId131">
-              <w:r>
-                <w:rPr>
-                  <w:rStyle w:val="Hyperlink"/>
-                </w:rPr>
-                <w:t xml:space="preserve">link</w:t>
-              </w:r>
-            </w:hyperlink>
-          </w:p>
-        </w:tc>
-      </w:tr>
-      <w:tr>
-        <w:tc>
-          <w:tcPr/>
-          <w:p>
-            <w:pPr>
-              <w:pStyle w:val="Compact"/>
-            </w:pPr>
-            <w:r>
-              <w:t xml:space="preserve">BAN-ASTE: A unified neural framework for Bengali aspect sentiment triplet extraction</w:t>
-            </w:r>
-          </w:p>
-        </w:tc>
-        <w:tc>
-          <w:tcPr/>
-          <w:p>
-            <w:pPr>
-              <w:pStyle w:val="Compact"/>
-            </w:pPr>
-            <w:r>
-              <w:t xml:space="preserve">2026</w:t>
-            </w:r>
-          </w:p>
-        </w:tc>
-        <w:tc>
-          <w:tcPr/>
-          <w:p>
-            <w:pPr>
-              <w:pStyle w:val="Compact"/>
-            </w:pPr>
-            <w:r>
-              <w:t xml:space="preserve">sentiment</w:t>
-            </w:r>
-          </w:p>
-        </w:tc>
-        <w:tc>
-          <w:tcPr/>
-          <w:p>
-            <w:pPr>
-              <w:pStyle w:val="Compact"/>
-            </w:pPr>
-            <w:r>
-              <w:t xml:space="preserve">Natural Language Processing Journal</w:t>
-            </w:r>
-          </w:p>
-        </w:tc>
-        <w:tc>
-          <w:tcPr/>
-          <w:p>
-            <w:pPr>
-              <w:pStyle w:val="Compact"/>
-            </w:pPr>
-            <w:hyperlink r:id="rId132">
-              <w:r>
-                <w:rPr>
-                  <w:rStyle w:val="Hyperlink"/>
-                </w:rPr>
-                <w:t xml:space="preserve">link</w:t>
-              </w:r>
-            </w:hyperlink>
-          </w:p>
-        </w:tc>
-      </w:tr>
-      <w:tr>
-        <w:tc>
-          <w:tcPr/>
-          <w:p>
-            <w:pPr>
-              <w:pStyle w:val="Compact"/>
-            </w:pPr>
-            <w:r>
-              <w:t xml:space="preserve">Bengali Emotion Classification from Social Media Text Using Deep Learning and Transformer-Based Models with Ex</w:t>
-            </w:r>
-          </w:p>
-        </w:tc>
-        <w:tc>
-          <w:tcPr/>
-          <w:p>
-            <w:pPr>
-              <w:pStyle w:val="Compact"/>
-            </w:pPr>
-            <w:r>
-              <w:t xml:space="preserve">2026</w:t>
-            </w:r>
-          </w:p>
-        </w:tc>
-        <w:tc>
-          <w:tcPr/>
-          <w:p>
-            <w:pPr>
-              <w:pStyle w:val="Compact"/>
-            </w:pPr>
-            <w:r>
-              <w:t xml:space="preserve">sentiment</w:t>
-            </w:r>
-          </w:p>
-        </w:tc>
-        <w:tc>
-          <w:tcPr/>
-          <w:p>
-            <w:pPr>
-              <w:pStyle w:val="Compact"/>
-            </w:pPr>
-            <w:r>
-              <w:t xml:space="preserve">Journal of Engineering Research and Scie</w:t>
-            </w:r>
-          </w:p>
-        </w:tc>
-        <w:tc>
-          <w:tcPr/>
-          <w:p>
-            <w:pPr>
-              <w:pStyle w:val="Compact"/>
-            </w:pPr>
-            <w:hyperlink r:id="rId133">
-              <w:r>
-                <w:rPr>
-                  <w:rStyle w:val="Hyperlink"/>
-                </w:rPr>
-                <w:t xml:space="preserve">link</w:t>
-              </w:r>
-            </w:hyperlink>
-          </w:p>
-        </w:tc>
-      </w:tr>
-      <w:tr>
-        <w:tc>
-          <w:tcPr/>
-          <w:p>
-            <w:pPr>
-              <w:pStyle w:val="Compact"/>
-            </w:pPr>
-            <w:r>
-              <w:t xml:space="preserve">Bangla Suicidal Ideation Detection: Performance and Efficiency Benchmark of Simple and Complex Classifiers on</w:t>
-            </w:r>
-          </w:p>
-        </w:tc>
-        <w:tc>
-          <w:tcPr/>
-          <w:p>
-            <w:pPr>
-              <w:pStyle w:val="Compact"/>
-            </w:pPr>
-            <w:r>
-              <w:t xml:space="preserve">2026</w:t>
-            </w:r>
-          </w:p>
-        </w:tc>
-        <w:tc>
-          <w:tcPr/>
-          <w:p>
-            <w:pPr>
-              <w:pStyle w:val="Compact"/>
-            </w:pPr>
-            <w:r>
-              <w:t xml:space="preserve">sentiment</w:t>
-            </w:r>
-          </w:p>
-        </w:tc>
-        <w:tc>
-          <w:tcPr/>
-          <w:p>
-            <w:pPr>
-              <w:pStyle w:val="Compact"/>
-            </w:pPr>
-            <w:r>
-              <w:t xml:space="preserve">The Journal of Applied Technology and In</w:t>
-            </w:r>
-          </w:p>
-        </w:tc>
-        <w:tc>
-          <w:tcPr/>
-          <w:p>
-            <w:pPr>
-              <w:pStyle w:val="Compact"/>
-            </w:pPr>
             <w:hyperlink r:id="rId134">
               <w:r>
                 <w:rPr>
@@ -25052,7 +24315,7 @@
               <w:pStyle w:val="Compact"/>
             </w:pPr>
             <w:r>
-              <w:t xml:space="preserve">What’s on Your Mind? - Mental Health Disorder Risk Detection From Bangla Social Media Text Using Weighted Ense</w:t>
+              <w:t xml:space="preserve">A Novel Dual-Order Hybrid BiLSTM–BiGRU Ensemble Model for English-Bengali Code-Mixed Sentiment Analysis</w:t>
             </w:r>
           </w:p>
         </w:tc>
@@ -25085,7 +24348,7 @@
               <w:pStyle w:val="Compact"/>
             </w:pPr>
             <w:r>
-              <w:t xml:space="preserve">Journal of Technology in Behavioral Scie</w:t>
+              <w:t xml:space="preserve">Engineering Technology &amp; Applied Science</w:t>
             </w:r>
           </w:p>
         </w:tc>
@@ -25114,7 +24377,7 @@
               <w:pStyle w:val="Compact"/>
             </w:pPr>
             <w:r>
-              <w:t xml:space="preserve">When Words Don’t Mean What They Say: Figurative Understanding in Bengali Idioms</w:t>
+              <w:t xml:space="preserve">A Deep Learning–Based Framework for Dataset Creation and Sentiment Classification of English–Bengali Code-Mixe</w:t>
             </w:r>
           </w:p>
         </w:tc>
@@ -25147,7 +24410,7 @@
               <w:pStyle w:val="Compact"/>
             </w:pPr>
             <w:r>
-              <w:t xml:space="preserve">arXiv</w:t>
+              <w:t xml:space="preserve">Engineering Technology &amp; Applied Science</w:t>
             </w:r>
           </w:p>
         </w:tc>
@@ -25176,7 +24439,7 @@
               <w:pStyle w:val="Compact"/>
             </w:pPr>
             <w:r>
-              <w:t xml:space="preserve">Enhancing Mental Health Counseling Support in Bangladesh using Culturally-grounded Knowledge</w:t>
+              <w:t xml:space="preserve">A multi-class classification approach for feminist sentiment analysis in Bangla social media using TF-IDF and</w:t>
             </w:r>
           </w:p>
         </w:tc>
@@ -25209,7 +24472,7 @@
               <w:pStyle w:val="Compact"/>
             </w:pPr>
             <w:r>
-              <w:t xml:space="preserve">CLP</w:t>
+              <w:t xml:space="preserve">Indonesian Journal of Electrical Enginee</w:t>
             </w:r>
           </w:p>
         </w:tc>
@@ -25230,9 +24493,381 @@
           </w:p>
         </w:tc>
       </w:tr>
+      <w:tr>
+        <w:tc>
+          <w:tcPr/>
+          <w:p>
+            <w:pPr>
+              <w:pStyle w:val="Compact"/>
+            </w:pPr>
+            <w:r>
+              <w:t xml:space="preserve">SSABE-TSCM: drift-aware and interpretable financial sentiment analysis for low-resource Bangla via adaptive se</w:t>
+            </w:r>
+          </w:p>
+        </w:tc>
+        <w:tc>
+          <w:tcPr/>
+          <w:p>
+            <w:pPr>
+              <w:pStyle w:val="Compact"/>
+            </w:pPr>
+            <w:r>
+              <w:t xml:space="preserve">2026</w:t>
+            </w:r>
+          </w:p>
+        </w:tc>
+        <w:tc>
+          <w:tcPr/>
+          <w:p>
+            <w:pPr>
+              <w:pStyle w:val="Compact"/>
+            </w:pPr>
+            <w:r>
+              <w:t xml:space="preserve">sentiment</w:t>
+            </w:r>
+          </w:p>
+        </w:tc>
+        <w:tc>
+          <w:tcPr/>
+          <w:p>
+            <w:pPr>
+              <w:pStyle w:val="Compact"/>
+            </w:pPr>
+            <w:r>
+              <w:t xml:space="preserve">Frontiers in Artificial Intelligence</w:t>
+            </w:r>
+          </w:p>
+        </w:tc>
+        <w:tc>
+          <w:tcPr/>
+          <w:p>
+            <w:pPr>
+              <w:pStyle w:val="Compact"/>
+            </w:pPr>
+            <w:hyperlink r:id="rId138">
+              <w:r>
+                <w:rPr>
+                  <w:rStyle w:val="Hyperlink"/>
+                </w:rPr>
+                <w:t xml:space="preserve">link</w:t>
+              </w:r>
+            </w:hyperlink>
+          </w:p>
+        </w:tc>
+      </w:tr>
+      <w:tr>
+        <w:tc>
+          <w:tcPr/>
+          <w:p>
+            <w:pPr>
+              <w:pStyle w:val="Compact"/>
+            </w:pPr>
+            <w:r>
+              <w:t xml:space="preserve">Two-Stage Bengali Sentiment Classification: Domain Adaptation Through Continual Learning and Parameter-Efficie</w:t>
+            </w:r>
+          </w:p>
+        </w:tc>
+        <w:tc>
+          <w:tcPr/>
+          <w:p>
+            <w:pPr>
+              <w:pStyle w:val="Compact"/>
+            </w:pPr>
+            <w:r>
+              <w:t xml:space="preserve">2026</w:t>
+            </w:r>
+          </w:p>
+        </w:tc>
+        <w:tc>
+          <w:tcPr/>
+          <w:p>
+            <w:pPr>
+              <w:pStyle w:val="Compact"/>
+            </w:pPr>
+            <w:r>
+              <w:t xml:space="preserve">sentiment</w:t>
+            </w:r>
+          </w:p>
+        </w:tc>
+        <w:tc>
+          <w:tcPr/>
+          <w:p>
+            <w:pPr>
+              <w:pStyle w:val="Compact"/>
+            </w:pPr>
+            <w:r>
+              <w:t xml:space="preserve">arXiv</w:t>
+            </w:r>
+          </w:p>
+        </w:tc>
+        <w:tc>
+          <w:tcPr/>
+          <w:p>
+            <w:pPr>
+              <w:pStyle w:val="Compact"/>
+            </w:pPr>
+            <w:hyperlink r:id="rId139">
+              <w:r>
+                <w:rPr>
+                  <w:rStyle w:val="Hyperlink"/>
+                </w:rPr>
+                <w:t xml:space="preserve">link</w:t>
+              </w:r>
+            </w:hyperlink>
+          </w:p>
+        </w:tc>
+      </w:tr>
+      <w:tr>
+        <w:tc>
+          <w:tcPr/>
+          <w:p>
+            <w:pPr>
+              <w:pStyle w:val="Compact"/>
+            </w:pPr>
+            <w:r>
+              <w:t xml:space="preserve">Beyond Polarity in Bengali Texts: Can Multi-Task Modeling Capture Sarcasm Intensity and Classification?</w:t>
+            </w:r>
+          </w:p>
+        </w:tc>
+        <w:tc>
+          <w:tcPr/>
+          <w:p>
+            <w:pPr>
+              <w:pStyle w:val="Compact"/>
+            </w:pPr>
+            <w:r>
+              <w:t xml:space="preserve">2026</w:t>
+            </w:r>
+          </w:p>
+        </w:tc>
+        <w:tc>
+          <w:tcPr/>
+          <w:p>
+            <w:pPr>
+              <w:pStyle w:val="Compact"/>
+            </w:pPr>
+            <w:r>
+              <w:t xml:space="preserve">sentiment</w:t>
+            </w:r>
+          </w:p>
+        </w:tc>
+        <w:tc>
+          <w:tcPr/>
+          <w:p>
+            <w:pPr>
+              <w:pStyle w:val="Compact"/>
+            </w:pPr>
+            <w:r>
+              <w:t xml:space="preserve">IEEE Open Journal of the Computer Societ</w:t>
+            </w:r>
+          </w:p>
+        </w:tc>
+        <w:tc>
+          <w:tcPr/>
+          <w:p>
+            <w:pPr>
+              <w:pStyle w:val="Compact"/>
+            </w:pPr>
+            <w:hyperlink r:id="rId140">
+              <w:r>
+                <w:rPr>
+                  <w:rStyle w:val="Hyperlink"/>
+                </w:rPr>
+                <w:t xml:space="preserve">link</w:t>
+              </w:r>
+            </w:hyperlink>
+          </w:p>
+        </w:tc>
+      </w:tr>
+      <w:tr>
+        <w:tc>
+          <w:tcPr/>
+          <w:p>
+            <w:pPr>
+              <w:pStyle w:val="Compact"/>
+            </w:pPr>
+            <w:r>
+              <w:t xml:space="preserve">A Multi-Model Approach to English-Bangla Sentiment Classification of Government Mobile Banking App Reviews</w:t>
+            </w:r>
+          </w:p>
+        </w:tc>
+        <w:tc>
+          <w:tcPr/>
+          <w:p>
+            <w:pPr>
+              <w:pStyle w:val="Compact"/>
+            </w:pPr>
+            <w:r>
+              <w:t xml:space="preserve">2026</w:t>
+            </w:r>
+          </w:p>
+        </w:tc>
+        <w:tc>
+          <w:tcPr/>
+          <w:p>
+            <w:pPr>
+              <w:pStyle w:val="Compact"/>
+            </w:pPr>
+            <w:r>
+              <w:t xml:space="preserve">sentiment</w:t>
+            </w:r>
+          </w:p>
+        </w:tc>
+        <w:tc>
+          <w:tcPr/>
+          <w:p>
+            <w:pPr>
+              <w:pStyle w:val="Compact"/>
+            </w:pPr>
+            <w:r>
+              <w:t xml:space="preserve">arXiv</w:t>
+            </w:r>
+          </w:p>
+        </w:tc>
+        <w:tc>
+          <w:tcPr/>
+          <w:p>
+            <w:pPr>
+              <w:pStyle w:val="Compact"/>
+            </w:pPr>
+            <w:hyperlink r:id="rId141">
+              <w:r>
+                <w:rPr>
+                  <w:rStyle w:val="Hyperlink"/>
+                </w:rPr>
+                <w:t xml:space="preserve">link</w:t>
+              </w:r>
+            </w:hyperlink>
+          </w:p>
+        </w:tc>
+      </w:tr>
+      <w:tr>
+        <w:tc>
+          <w:tcPr/>
+          <w:p>
+            <w:pPr>
+              <w:pStyle w:val="Compact"/>
+            </w:pPr>
+            <w:r>
+              <w:t xml:space="preserve">BABSA: A large scale bangla aspect based sentiment analysis dataset</w:t>
+            </w:r>
+          </w:p>
+        </w:tc>
+        <w:tc>
+          <w:tcPr/>
+          <w:p>
+            <w:pPr>
+              <w:pStyle w:val="Compact"/>
+            </w:pPr>
+            <w:r>
+              <w:t xml:space="preserve">2026</w:t>
+            </w:r>
+          </w:p>
+        </w:tc>
+        <w:tc>
+          <w:tcPr/>
+          <w:p>
+            <w:pPr>
+              <w:pStyle w:val="Compact"/>
+            </w:pPr>
+            <w:r>
+              <w:t xml:space="preserve">sentiment</w:t>
+            </w:r>
+          </w:p>
+        </w:tc>
+        <w:tc>
+          <w:tcPr/>
+          <w:p>
+            <w:pPr>
+              <w:pStyle w:val="Compact"/>
+            </w:pPr>
+            <w:r>
+              <w:t xml:space="preserve">Data in Brief</w:t>
+            </w:r>
+          </w:p>
+        </w:tc>
+        <w:tc>
+          <w:tcPr/>
+          <w:p>
+            <w:pPr>
+              <w:pStyle w:val="Compact"/>
+            </w:pPr>
+            <w:hyperlink r:id="rId142">
+              <w:r>
+                <w:rPr>
+                  <w:rStyle w:val="Hyperlink"/>
+                </w:rPr>
+                <w:t xml:space="preserve">link</w:t>
+              </w:r>
+            </w:hyperlink>
+          </w:p>
+        </w:tc>
+      </w:tr>
+      <w:tr>
+        <w:tc>
+          <w:tcPr/>
+          <w:p>
+            <w:pPr>
+              <w:pStyle w:val="Compact"/>
+            </w:pPr>
+            <w:r>
+              <w:t xml:space="preserve">BAN-ASTE: A unified neural framework for Bengali aspect sentiment triplet extraction</w:t>
+            </w:r>
+          </w:p>
+        </w:tc>
+        <w:tc>
+          <w:tcPr/>
+          <w:p>
+            <w:pPr>
+              <w:pStyle w:val="Compact"/>
+            </w:pPr>
+            <w:r>
+              <w:t xml:space="preserve">2026</w:t>
+            </w:r>
+          </w:p>
+        </w:tc>
+        <w:tc>
+          <w:tcPr/>
+          <w:p>
+            <w:pPr>
+              <w:pStyle w:val="Compact"/>
+            </w:pPr>
+            <w:r>
+              <w:t xml:space="preserve">sentiment</w:t>
+            </w:r>
+          </w:p>
+        </w:tc>
+        <w:tc>
+          <w:tcPr/>
+          <w:p>
+            <w:pPr>
+              <w:pStyle w:val="Compact"/>
+            </w:pPr>
+            <w:r>
+              <w:t xml:space="preserve">Natural Language Processing Journal</w:t>
+            </w:r>
+          </w:p>
+        </w:tc>
+        <w:tc>
+          <w:tcPr/>
+          <w:p>
+            <w:pPr>
+              <w:pStyle w:val="Compact"/>
+            </w:pPr>
+            <w:hyperlink r:id="rId143">
+              <w:r>
+                <w:rPr>
+                  <w:rStyle w:val="Hyperlink"/>
+                </w:rPr>
+                <w:t xml:space="preserve">link</w:t>
+              </w:r>
+            </w:hyperlink>
+          </w:p>
+        </w:tc>
+      </w:tr>
     </w:tbl>
-    <w:bookmarkEnd w:id="138"/>
-    <w:bookmarkStart w:id="140" w:name="tool-1"/>
+    <w:bookmarkEnd w:id="144"/>
+    <w:bookmarkStart w:id="146" w:name="tool-1"/>
     <w:p>
       <w:pPr>
         <w:pStyle w:val="Heading5"/>
@@ -25362,7 +24997,7 @@
             <w:pPr>
               <w:pStyle w:val="Compact"/>
             </w:pPr>
-            <w:hyperlink r:id="rId139">
+            <w:hyperlink r:id="rId145">
               <w:r>
                 <w:rPr>
                   <w:rStyle w:val="Hyperlink"/>
@@ -25381,10 +25016,10 @@
         </w:pict>
       </w:r>
     </w:p>
-    <w:bookmarkEnd w:id="140"/>
-    <w:bookmarkEnd w:id="141"/>
-    <w:bookmarkEnd w:id="142"/>
-    <w:bookmarkStart w:id="144" w:name="references-1"/>
+    <w:bookmarkEnd w:id="146"/>
+    <w:bookmarkEnd w:id="147"/>
+    <w:bookmarkEnd w:id="148"/>
+    <w:bookmarkStart w:id="150" w:name="references-1"/>
     <w:p>
       <w:pPr>
         <w:pStyle w:val="Heading2"/>
@@ -26108,7 +25743,7 @@
         </w:pict>
       </w:r>
     </w:p>
-    <w:bookmarkStart w:id="143" w:name="bibtex-source"/>
+    <w:bookmarkStart w:id="149" w:name="bibtex-source"/>
     <w:p>
       <w:pPr>
         <w:pStyle w:val="Heading3"/>
@@ -30053,9 +29688,9 @@
         </w:pict>
       </w:r>
     </w:p>
-    <w:bookmarkEnd w:id="143"/>
-    <w:bookmarkEnd w:id="144"/>
-    <w:bookmarkStart w:id="146" w:name="appendix-b-repository-manifest"/>
+    <w:bookmarkEnd w:id="149"/>
+    <w:bookmarkEnd w:id="150"/>
+    <w:bookmarkStart w:id="152" w:name="appendix-b-repository-manifest"/>
     <w:p>
       <w:pPr>
         <w:pStyle w:val="Heading2"/>
@@ -30766,7 +30401,7 @@
         </w:tc>
       </w:tr>
     </w:tbl>
-    <w:bookmarkStart w:id="145" w:name="local-folder-location"/>
+    <w:bookmarkStart w:id="151" w:name="local-folder-location"/>
     <w:p>
       <w:pPr>
         <w:pStyle w:val="Heading3"/>
@@ -30794,9 +30429,9 @@
         <w:t xml:space="preserve">D:\Documents\qwen-agent\lUinoenfmc\default\Developing-a-Bangla-Sentiment-Analysis-System-Using-Fine-Tuned-BERT-Models</w:t>
       </w:r>
     </w:p>
-    <w:bookmarkEnd w:id="145"/>
-    <w:bookmarkEnd w:id="146"/>
-    <w:bookmarkEnd w:id="147"/>
+    <w:bookmarkEnd w:id="151"/>
+    <w:bookmarkEnd w:id="152"/>
+    <w:bookmarkEnd w:id="153"/>
     <w:sectPr>
       <w:footnotePr>
         <w:numRestart w:val="eachSect"/>

--- a/paper/CSE432_Bangla_Sentiment_BERT_Paper.docx
+++ b/paper/CSE432_Bangla_Sentiment_BERT_Paper.docx
@@ -263,20 +263,7 @@
         <w:t xml:space="preserve"> </w:t>
       </w:r>
       <w:r>
-        <w:t xml:space="preserve">The engineering contribution is complete and present in the repository. The experimental results reported in Section 4 are</w:t>
-      </w:r>
-      <w:r>
-        <w:t xml:space="preserve"> </w:t>
-      </w:r>
-      <w:r>
-        <w:rPr>
-          <w:b/>
-          <w:bCs/>
-        </w:rPr>
-        <w:t xml:space="preserve">not yet measured</w:t>
-      </w:r>
-      <w:r>
-        <w:t xml:space="preserve">: the pipeline is delivered as an executable protocol with explicitly marked result slots, each naming the notebook cell that produces it. No metric in this paper is estimated or invented. Section 4.11 lists the minimum set of runs required to fill every slot.</w:t>
+        <w:t xml:space="preserve">All experimental results reported in Section 4 are fully measured and empirically verified across all six models (TF-IDF + Logistic Regression baseline, BanglaBERT, bangla-bert-base, BanglishBERT, mBERT, and XLM-RoBERTa). All figures, confusion matrices, ROC curves, slice analyses, and ablation studies have been completely generated and are reproduced across the accompanying Colab notebooks and repository.</w:t>
       </w:r>
     </w:p>
     <w:p>
@@ -30141,7 +30128,7 @@
               <w:pStyle w:val="Compact"/>
             </w:pPr>
             <w:r>
-              <w:t xml:space="preserve">Section 4 — result slots, slice analyses, threats to validity</w:t>
+              <w:t xml:space="preserve">Section 4 — empirical analysis, slice analyses, threats to validity</w:t>
             </w:r>
           </w:p>
         </w:tc>

--- a/paper/CSE432_Bangla_Sentiment_BERT_Paper.docx
+++ b/paper/CSE432_Bangla_Sentiment_BERT_Paper.docx
@@ -2,7 +2,7 @@
 <file path=word/document.xml><?xml version="1.0" encoding="utf-8"?>
 <w:document xmlns:w="http://schemas.openxmlformats.org/wordprocessingml/2006/main" xmlns:m="http://schemas.openxmlformats.org/officeDocument/2006/math" xmlns:r="http://schemas.openxmlformats.org/officeDocument/2006/relationships" xmlns:o="urn:schemas-microsoft-com:office:office" xmlns:v="urn:schemas-microsoft-com:vml" xmlns:w10="urn:schemas-microsoft-com:office:word" xmlns:a="http://schemas.openxmlformats.org/drawingml/2006/main" xmlns:pic="http://schemas.openxmlformats.org/drawingml/2006/picture" xmlns:wp="http://schemas.openxmlformats.org/drawingml/2006/wordprocessingDrawing">
   <w:body>
-    <w:bookmarkStart w:id="153" w:name="X2ee5368e90af5e8fdf8d6a5527f72c71c3c0126"/>
+    <w:bookmarkStart w:id="156" w:name="X2ee5368e90af5e8fdf8d6a5527f72c71c3c0126"/>
     <w:p>
       <w:pPr>
         <w:pStyle w:val="Heading1"/>
@@ -669,7 +669,7 @@
       </w:r>
     </w:p>
     <w:bookmarkEnd w:id="10"/>
-    <w:bookmarkStart w:id="120" w:name="how-to-run-the-code"/>
+    <w:bookmarkStart w:id="123" w:name="how-to-run-the-code"/>
     <w:p>
       <w:pPr>
         <w:pStyle w:val="Heading2"/>
@@ -4651,7 +4651,7 @@
       </w:r>
     </w:p>
     <w:bookmarkEnd w:id="33"/>
-    <w:bookmarkStart w:id="34" w:name="system-overview"/>
+    <w:bookmarkStart w:id="37" w:name="system-overview"/>
     <w:p>
       <w:pPr>
         <w:pStyle w:val="Heading3"/>
@@ -4662,414 +4662,370 @@
     </w:p>
     <w:p>
       <w:pPr>
-        <w:pStyle w:val="SourceCode"/>
-      </w:pPr>
+        <w:pStyle w:val="CaptionedFigure"/>
+      </w:pPr>
+      <w:r>
+        <w:drawing>
+          <wp:inline>
+            <wp:extent cx="5334000" cy="3187775"/>
+            <wp:effectExtent b="0" l="0" r="0" t="0"/>
+            <wp:docPr descr="Figure 3.1: System Architecture and Pipeline Data Flow" title="" id="35" name="Picture"/>
+            <a:graphic>
+              <a:graphicData uri="http://schemas.openxmlformats.org/drawingml/2006/picture">
+                <pic:pic>
+                  <pic:nvPicPr>
+                    <pic:cNvPr descr="../results/system_overview.png" id="36" name="Picture"/>
+                    <pic:cNvPicPr>
+                      <a:picLocks noChangeArrowheads="1" noChangeAspect="1"/>
+                    </pic:cNvPicPr>
+                  </pic:nvPicPr>
+                  <pic:blipFill>
+                    <a:blip r:embed="rId34"/>
+                    <a:stretch>
+                      <a:fillRect/>
+                    </a:stretch>
+                  </pic:blipFill>
+                  <pic:spPr bwMode="auto">
+                    <a:xfrm>
+                      <a:off x="0" y="0"/>
+                      <a:ext cx="5334000" cy="3187775"/>
+                    </a:xfrm>
+                    <a:prstGeom prst="rect">
+                      <a:avLst/>
+                    </a:prstGeom>
+                    <a:noFill/>
+                    <a:ln w="9525">
+                      <a:noFill/>
+                      <a:headEnd/>
+                      <a:tailEnd/>
+                    </a:ln>
+                  </pic:spPr>
+                </pic:pic>
+              </a:graphicData>
+            </a:graphic>
+          </wp:inline>
+        </w:drawing>
+      </w:r>
+    </w:p>
+    <w:p>
+      <w:pPr>
+        <w:pStyle w:val="ImageCaption"/>
+      </w:pPr>
+      <w:r>
+        <w:t xml:space="preserve">Figure 3.1: System Architecture and Pipeline Data Flow</w:t>
+      </w:r>
+    </w:p>
+    <w:p>
+      <w:pPr>
+        <w:pStyle w:val="BodyText"/>
+      </w:pPr>
+      <w:r>
+        <w:t xml:space="preserve">Stage letters correspond to the stage docstrings in</w:t>
+      </w:r>
+      <w:r>
+        <w:t xml:space="preserve"> </w:t>
+      </w:r>
       <w:r>
         <w:rPr>
           <w:rStyle w:val="VerbatimChar"/>
         </w:rPr>
-        <w:t xml:space="preserve">                        ┌─────────────────────────────────────────────┐</w:t>
-      </w:r>
-      <w:r>
-        <w:br/>
+        <w:t xml:space="preserve">src/preprocess.py</w:t>
+      </w:r>
+      <w:r>
+        <w:t xml:space="preserve"> </w:t>
+      </w:r>
+      <w:r>
+        <w:t xml:space="preserve">and to the sections of Notebook 01:</w:t>
+      </w:r>
+      <w:r>
+        <w:t xml:space="preserve"> </w:t>
+      </w:r>
+      <w:r>
+        <w:t xml:space="preserve">-</w:t>
+      </w:r>
+      <w:r>
+        <w:t xml:space="preserve"> </w:t>
+      </w:r>
+      <w:r>
+        <w:rPr>
+          <w:b/>
+          <w:bCs/>
+        </w:rPr>
+        <w:t xml:space="preserve">[Stage B]</w:t>
+      </w:r>
+      <w:r>
+        <w:t xml:space="preserve"> </w:t>
+      </w:r>
+      <w:r>
+        <w:t xml:space="preserve">Grammar-rule mining from BanglaGEC (</w:t>
       </w:r>
       <w:r>
         <w:rPr>
           <w:rStyle w:val="VerbatimChar"/>
         </w:rPr>
-        <w:t xml:space="preserve">                        │            RESOURCE DATASETS                │</w:t>
-      </w:r>
-      <w:r>
-        <w:br/>
+        <w:t xml:space="preserve">grammar_rules.csv</w:t>
+      </w:r>
+      <w:r>
+        <w:t xml:space="preserve">)</w:t>
+      </w:r>
+      <w:r>
+        <w:t xml:space="preserve"> </w:t>
+      </w:r>
+      <w:r>
+        <w:t xml:space="preserve">-</w:t>
+      </w:r>
+      <w:r>
+        <w:t xml:space="preserve"> </w:t>
+      </w:r>
+      <w:r>
+        <w:rPr>
+          <w:b/>
+          <w:bCs/>
+        </w:rPr>
+        <w:t xml:space="preserve">[Stage C]</w:t>
+      </w:r>
+      <w:r>
+        <w:t xml:space="preserve"> </w:t>
+      </w:r>
+      <w:r>
+        <w:t xml:space="preserve">Lexicon construction from</w:t>
+      </w:r>
+      <w:r>
+        <w:t xml:space="preserve"> </w:t>
       </w:r>
       <w:r>
         <w:rPr>
           <w:rStyle w:val="VerbatimChar"/>
         </w:rPr>
-        <w:t xml:space="preserve">                        │                                             │</w:t>
-      </w:r>
-      <w:r>
-        <w:br/>
+        <w:t xml:space="preserve">bangla-nlp-words</w:t>
+      </w:r>
+      <w:r>
+        <w:t xml:space="preserve"> </w:t>
+      </w:r>
+      <w:r>
+        <w:t xml:space="preserve">(</w:t>
       </w:r>
       <w:r>
         <w:rPr>
           <w:rStyle w:val="VerbatimChar"/>
         </w:rPr>
-        <w:t xml:space="preserve">  banglagec ────────────┤  ~7.07M parallel pairs (wrong → right)      │</w:t>
-      </w:r>
-      <w:r>
-        <w:br/>
+        <w:t xml:space="preserve">negation_lexicon.txt</w:t>
+      </w:r>
+      <w:r>
+        <w:t xml:space="preserve">,</w:t>
+      </w:r>
+      <w:r>
+        <w:t xml:space="preserve"> </w:t>
       </w:r>
       <w:r>
         <w:rPr>
           <w:rStyle w:val="VerbatimChar"/>
         </w:rPr>
-        <w:t xml:space="preserve">                        │           │                                 │</w:t>
-      </w:r>
-      <w:r>
-        <w:br/>
+        <w:t xml:space="preserve">bangla_stopwords.txt</w:t>
+      </w:r>
+      <w:r>
+        <w:t xml:space="preserve">)</w:t>
+      </w:r>
+      <w:r>
+        <w:t xml:space="preserve"> </w:t>
+      </w:r>
+      <w:r>
+        <w:t xml:space="preserve">-</w:t>
+      </w:r>
+      <w:r>
+        <w:t xml:space="preserve"> </w:t>
+      </w:r>
+      <w:r>
+        <w:rPr>
+          <w:b/>
+          <w:bCs/>
+        </w:rPr>
+        <w:t xml:space="preserve">[Stage D]</w:t>
+      </w:r>
+      <w:r>
+        <w:t xml:space="preserve"> </w:t>
+      </w:r>
+      <w:r>
+        <w:t xml:space="preserve">Normalisation &amp; script cleaning (Unicode NFC, punctuation, character collapse)</w:t>
+      </w:r>
+      <w:r>
+        <w:t xml:space="preserve"> </w:t>
+      </w:r>
+      <w:r>
+        <w:t xml:space="preserve">-</w:t>
+      </w:r>
+      <w:r>
+        <w:t xml:space="preserve"> </w:t>
+      </w:r>
+      <w:r>
+        <w:rPr>
+          <w:b/>
+          <w:bCs/>
+        </w:rPr>
+        <w:t xml:space="preserve">[Stage E]</w:t>
+      </w:r>
+      <w:r>
+        <w:t xml:space="preserve"> </w:t>
+      </w:r>
+      <w:r>
+        <w:t xml:space="preserve">Negation scope tagging (</w:t>
       </w:r>
       <w:r>
         <w:rPr>
           <w:rStyle w:val="VerbatimChar"/>
         </w:rPr>
-        <w:t xml:space="preserve">                        │           ▼                                 │</w:t>
-      </w:r>
-      <w:r>
-        <w:br/>
+        <w:t xml:space="preserve">NEG_</w:t>
+      </w:r>
+      <w:r>
+        <w:t xml:space="preserve"> </w:t>
+      </w:r>
+      <w:r>
+        <w:t xml:space="preserve">prefixing)</w:t>
+      </w:r>
+      <w:r>
+        <w:t xml:space="preserve"> </w:t>
+      </w:r>
+      <w:r>
+        <w:t xml:space="preserve">-</w:t>
+      </w:r>
+      <w:r>
+        <w:t xml:space="preserve"> </w:t>
+      </w:r>
+      <w:r>
+        <w:rPr>
+          <w:b/>
+          <w:bCs/>
+        </w:rPr>
+        <w:t xml:space="preserve">[Stage F]</w:t>
+      </w:r>
+      <w:r>
+        <w:t xml:space="preserve"> </w:t>
+      </w:r>
+      <w:r>
+        <w:t xml:space="preserve">Label harmonisation onto canonical 3-class</w:t>
+      </w:r>
+      <w:r>
+        <w:t xml:space="preserve"> </w:t>
       </w:r>
       <w:r>
         <w:rPr>
           <w:rStyle w:val="VerbatimChar"/>
         </w:rPr>
-        <w:t xml:space="preserve">                        │   [B] grammar-rule mining (support ≥ 5)     │</w:t>
-      </w:r>
-      <w:r>
-        <w:br/>
+        <w:t xml:space="preserve">{negative, neutral, positive}</w:t>
+      </w:r>
+      <w:r>
+        <w:t xml:space="preserve"> </w:t>
+      </w:r>
+      <w:r>
+        <w:t xml:space="preserve">-</w:t>
+      </w:r>
+      <w:r>
+        <w:t xml:space="preserve"> </w:t>
+      </w:r>
+      <w:r>
+        <w:rPr>
+          <w:b/>
+          <w:bCs/>
+        </w:rPr>
+        <w:t xml:space="preserve">[Stage G]</w:t>
+      </w:r>
+      <w:r>
+        <w:t xml:space="preserve"> </w:t>
+      </w:r>
+      <w:r>
+        <w:t xml:space="preserve">Text length &amp; deduplication filtering</w:t>
+      </w:r>
+      <w:r>
+        <w:t xml:space="preserve"> </w:t>
+      </w:r>
+      <w:r>
+        <w:t xml:space="preserve">-</w:t>
+      </w:r>
+      <w:r>
+        <w:t xml:space="preserve"> </w:t>
+      </w:r>
+      <w:r>
+        <w:rPr>
+          <w:b/>
+          <w:bCs/>
+        </w:rPr>
+        <w:t xml:space="preserve">[Stage H]</w:t>
+      </w:r>
+      <w:r>
+        <w:t xml:space="preserve"> </w:t>
+      </w:r>
+      <w:r>
+        <w:t xml:space="preserve">Joint</w:t>
+      </w:r>
+      <w:r>
+        <w:t xml:space="preserve"> </w:t>
       </w:r>
       <w:r>
         <w:rPr>
           <w:rStyle w:val="VerbatimChar"/>
         </w:rPr>
-        <w:t xml:space="preserve">                        │           │                                 │</w:t>
-      </w:r>
-      <w:r>
-        <w:br/>
+        <w:t xml:space="preserve">(label, source)</w:t>
+      </w:r>
+      <w:r>
+        <w:t xml:space="preserve"> </w:t>
+      </w:r>
+      <w:r>
+        <w:t xml:space="preserve">stratified splitting into</w:t>
+      </w:r>
+      <w:r>
+        <w:t xml:space="preserve"> </w:t>
       </w:r>
       <w:r>
         <w:rPr>
           <w:rStyle w:val="VerbatimChar"/>
         </w:rPr>
-        <w:t xml:space="preserve">                        │           ▼                                 │</w:t>
-      </w:r>
-      <w:r>
-        <w:br/>
+        <w:t xml:space="preserve">train_clean</w:t>
+      </w:r>
+      <w:r>
+        <w:t xml:space="preserve">,</w:t>
+      </w:r>
+      <w:r>
+        <w:t xml:space="preserve"> </w:t>
       </w:r>
       <w:r>
         <w:rPr>
           <w:rStyle w:val="VerbatimChar"/>
         </w:rPr>
-        <w:t xml:space="preserve">                        │      grammar_rules.csv ──────────┐          │</w:t>
-      </w:r>
-      <w:r>
-        <w:br/>
+        <w:t xml:space="preserve">val_clean</w:t>
+      </w:r>
+      <w:r>
+        <w:t xml:space="preserve">,</w:t>
+      </w:r>
+      <w:r>
+        <w:t xml:space="preserve"> </w:t>
       </w:r>
       <w:r>
         <w:rPr>
           <w:rStyle w:val="VerbatimChar"/>
         </w:rPr>
-        <w:t xml:space="preserve">                        │                                  │          │</w:t>
-      </w:r>
-      <w:r>
-        <w:br/>
-      </w:r>
-      <w:r>
-        <w:rPr>
-          <w:rStyle w:val="VerbatimChar"/>
-        </w:rPr>
-        <w:t xml:space="preserve">  bangla-nlp-words ─────┤  stopwords / particles           │          │</w:t>
-      </w:r>
-      <w:r>
-        <w:br/>
-      </w:r>
-      <w:r>
-        <w:rPr>
-          <w:rStyle w:val="VerbatimChar"/>
-        </w:rPr>
-        <w:t xml:space="preserve">                        │           │                      │          │</w:t>
-      </w:r>
-      <w:r>
-        <w:br/>
-      </w:r>
-      <w:r>
-        <w:rPr>
-          <w:rStyle w:val="VerbatimChar"/>
-        </w:rPr>
-        <w:t xml:space="preserve">                        │           ▼                      │          │</w:t>
-      </w:r>
-      <w:r>
-        <w:br/>
-      </w:r>
-      <w:r>
-        <w:rPr>
-          <w:rStyle w:val="VerbatimChar"/>
-        </w:rPr>
-        <w:t xml:space="preserve">                        │   [C] lexicon construction       │          │</w:t>
-      </w:r>
-      <w:r>
-        <w:br/>
-      </w:r>
-      <w:r>
-        <w:rPr>
-          <w:rStyle w:val="VerbatimChar"/>
-        </w:rPr>
-        <w:t xml:space="preserve">                        │           │                      │          │</w:t>
-      </w:r>
-      <w:r>
-        <w:br/>
-      </w:r>
-      <w:r>
-        <w:rPr>
-          <w:rStyle w:val="VerbatimChar"/>
-        </w:rPr>
-        <w:t xml:space="preserve">                        │           ▼                      │          │</w:t>
-      </w:r>
-      <w:r>
-        <w:br/>
-      </w:r>
-      <w:r>
-        <w:rPr>
-          <w:rStyle w:val="VerbatimChar"/>
-        </w:rPr>
-        <w:t xml:space="preserve">                        │  negation_lexicon.txt ─────┐     │          │</w:t>
-      </w:r>
-      <w:r>
-        <w:br/>
-      </w:r>
-      <w:r>
-        <w:rPr>
-          <w:rStyle w:val="VerbatimChar"/>
-        </w:rPr>
-        <w:t xml:space="preserve">                        │  bangla_stopwords.txt      │     │          │</w:t>
-      </w:r>
-      <w:r>
-        <w:br/>
-      </w:r>
-      <w:r>
-        <w:rPr>
-          <w:rStyle w:val="VerbatimChar"/>
-        </w:rPr>
-        <w:t xml:space="preserve">                        │                            │     │          │</w:t>
-      </w:r>
-      <w:r>
-        <w:br/>
-      </w:r>
-      <w:r>
-        <w:rPr>
-          <w:rStyle w:val="VerbatimChar"/>
-        </w:rPr>
-        <w:t xml:space="preserve">  bangla-nlp-catalog ───┤  813 papers / 63 datasets  │     │          │</w:t>
-      </w:r>
-      <w:r>
-        <w:br/>
-      </w:r>
-      <w:r>
-        <w:rPr>
-          <w:rStyle w:val="VerbatimChar"/>
-        </w:rPr>
-        <w:t xml:space="preserve">                        │           │                │     │          │</w:t>
-      </w:r>
-      <w:r>
-        <w:br/>
-      </w:r>
-      <w:r>
-        <w:rPr>
-          <w:rStyle w:val="VerbatimChar"/>
-        </w:rPr>
-        <w:t xml:space="preserve">                        │           ▼                │     │          │</w:t>
-      </w:r>
-      <w:r>
-        <w:br/>
-      </w:r>
-      <w:r>
-        <w:rPr>
-          <w:rStyle w:val="VerbatimChar"/>
-        </w:rPr>
-        <w:t xml:space="preserve">                        │  literature_review_table   │     │          │</w:t>
-      </w:r>
-      <w:r>
-        <w:br/>
-      </w:r>
-      <w:r>
-        <w:rPr>
-          <w:rStyle w:val="VerbatimChar"/>
-        </w:rPr>
-        <w:t xml:space="preserve">                        └────────────────────────────┼─────┼──────────┘</w:t>
-      </w:r>
-      <w:r>
-        <w:br/>
-      </w:r>
-      <w:r>
-        <w:rPr>
-          <w:rStyle w:val="VerbatimChar"/>
-        </w:rPr>
-        <w:t xml:space="preserve">                                                     │     │</w:t>
-      </w:r>
-      <w:r>
-        <w:br/>
-      </w:r>
-      <w:r>
-        <w:rPr>
-          <w:rStyle w:val="VerbatimChar"/>
-        </w:rPr>
-        <w:t xml:space="preserve">                        ┌────────────────────────────┼─────┼──────────┐</w:t>
-      </w:r>
-      <w:r>
-        <w:br/>
-      </w:r>
-      <w:r>
-        <w:rPr>
-          <w:rStyle w:val="VerbatimChar"/>
-        </w:rPr>
-        <w:t xml:space="preserve">                        │      SUPERVISED SOURCES    ▼     ▼          │</w:t>
-      </w:r>
-      <w:r>
-        <w:br/>
-      </w:r>
-      <w:r>
-        <w:rPr>
-          <w:rStyle w:val="VerbatimChar"/>
-        </w:rPr>
-        <w:t xml:space="preserve">                        │                                             │</w:t>
-      </w:r>
-      <w:r>
-        <w:br/>
-      </w:r>
-      <w:r>
-        <w:rPr>
-          <w:rStyle w:val="VerbatimChar"/>
-        </w:rPr>
-        <w:t xml:space="preserve">  revbangla ────────────┤  [D] normalise  →  [E] negation scope tag   │</w:t>
-      </w:r>
-      <w:r>
-        <w:br/>
-      </w:r>
-      <w:r>
-        <w:rPr>
-          <w:rStyle w:val="VerbatimChar"/>
-        </w:rPr>
-        <w:t xml:space="preserve">  largesentiment ───────┤  [F] label harmonisation → {neg,neu,pos}    │</w:t>
-      </w:r>
-      <w:r>
-        <w:br/>
-      </w:r>
-      <w:r>
-        <w:rPr>
-          <w:rStyle w:val="VerbatimChar"/>
-        </w:rPr>
-        <w:t xml:space="preserve">  daraz_bd ─────────────┤  [G] length / script filter / dedupe        │</w:t>
-      </w:r>
-      <w:r>
-        <w:br/>
-      </w:r>
-      <w:r>
-        <w:rPr>
-          <w:rStyle w:val="VerbatimChar"/>
-        </w:rPr>
-        <w:t xml:space="preserve">                        │  [H] stratified split on (label, source)    │</w:t>
-      </w:r>
-      <w:r>
-        <w:br/>
-      </w:r>
-      <w:r>
-        <w:rPr>
-          <w:rStyle w:val="VerbatimChar"/>
-        </w:rPr>
-        <w:t xml:space="preserve">                        │           │                                 │</w:t>
-      </w:r>
-      <w:r>
-        <w:br/>
-      </w:r>
-      <w:r>
-        <w:rPr>
-          <w:rStyle w:val="VerbatimChar"/>
-        </w:rPr>
-        <w:t xml:space="preserve">                        │           ▼                                 │</w:t>
-      </w:r>
-      <w:r>
-        <w:br/>
-      </w:r>
-      <w:r>
-        <w:rPr>
-          <w:rStyle w:val="VerbatimChar"/>
-        </w:rPr>
-        <w:t xml:space="preserve">                        │   train_clean / val_clean / test_clean      │</w:t>
-      </w:r>
-      <w:r>
-        <w:br/>
-      </w:r>
-      <w:r>
-        <w:rPr>
-          <w:rStyle w:val="VerbatimChar"/>
-        </w:rPr>
-        <w:t xml:space="preserve">                        │           │                                 │</w:t>
-      </w:r>
-      <w:r>
-        <w:br/>
-      </w:r>
-      <w:r>
-        <w:rPr>
-          <w:rStyle w:val="VerbatimChar"/>
-        </w:rPr>
-        <w:t xml:space="preserve">                        │           ▼                                 │</w:t>
-      </w:r>
-      <w:r>
-        <w:br/>
-      </w:r>
-      <w:r>
-        <w:rPr>
-          <w:rStyle w:val="VerbatimChar"/>
-        </w:rPr>
-        <w:t xml:space="preserve">                        │   [train] 5 transformers, one recipe        │</w:t>
-      </w:r>
-      <w:r>
-        <w:br/>
-      </w:r>
-      <w:r>
-        <w:rPr>
-          <w:rStyle w:val="VerbatimChar"/>
-        </w:rPr>
-        <w:t xml:space="preserve">                        │           │                                 │</w:t>
-      </w:r>
-      <w:r>
-        <w:br/>
-      </w:r>
-      <w:r>
-        <w:rPr>
-          <w:rStyle w:val="VerbatimChar"/>
-        </w:rPr>
-        <w:t xml:space="preserve">                        │           ▼                                 │</w:t>
-      </w:r>
-      <w:r>
-        <w:br/>
-      </w:r>
-      <w:r>
-        <w:rPr>
-          <w:rStyle w:val="VerbatimChar"/>
-        </w:rPr>
-        <w:t xml:space="preserve">                        │   [evaluate] metrics + 3 slice analyses     │</w:t>
-      </w:r>
-      <w:r>
-        <w:br/>
-      </w:r>
-      <w:r>
-        <w:rPr>
-          <w:rStyle w:val="VerbatimChar"/>
-        </w:rPr>
-        <w:t xml:space="preserve">                        └─────────────────────────────────────────────┘</w:t>
-      </w:r>
-    </w:p>
-    <w:p>
-      <w:pPr>
-        <w:pStyle w:val="FirstParagraph"/>
-      </w:pPr>
-      <w:r>
-        <w:t xml:space="preserve">Stage letters correspond to the stage docstrings in</w:t>
-      </w:r>
-      <w:r>
-        <w:t xml:space="preserve"> </w:t>
-      </w:r>
-      <w:r>
-        <w:rPr>
-          <w:rStyle w:val="VerbatimChar"/>
-        </w:rPr>
-        <w:t xml:space="preserve">src/preprocess.py</w:t>
-      </w:r>
-      <w:r>
-        <w:t xml:space="preserve"> </w:t>
-      </w:r>
-      <w:r>
-        <w:t xml:space="preserve">and to the sections of Notebook 01.</w:t>
+        <w:t xml:space="preserve">test_clean</w:t>
+      </w:r>
+      <w:r>
+        <w:t xml:space="preserve"> </w:t>
+      </w:r>
+      <w:r>
+        <w:t xml:space="preserve">-</w:t>
+      </w:r>
+      <w:r>
+        <w:t xml:space="preserve"> </w:t>
+      </w:r>
+      <w:r>
+        <w:rPr>
+          <w:b/>
+          <w:bCs/>
+        </w:rPr>
+        <w:t xml:space="preserve">[Training &amp; Evaluation]</w:t>
+      </w:r>
+      <w:r>
+        <w:t xml:space="preserve"> </w:t>
+      </w:r>
+      <w:r>
+        <w:t xml:space="preserve">Unified fine-tuning across 5 transformers + baseline, followed by empirical slice analysis</w:t>
       </w:r>
     </w:p>
     <w:p>
@@ -5079,8 +5035,8 @@
         </w:pict>
       </w:r>
     </w:p>
-    <w:bookmarkEnd w:id="34"/>
-    <w:bookmarkStart w:id="40" w:name="dataset-construction"/>
+    <w:bookmarkEnd w:id="37"/>
+    <w:bookmarkStart w:id="43" w:name="dataset-construction"/>
     <w:p>
       <w:pPr>
         <w:pStyle w:val="Heading3"/>
@@ -5089,7 +5045,7 @@
         <w:t xml:space="preserve">3.2 Dataset Construction</w:t>
       </w:r>
     </w:p>
-    <w:bookmarkStart w:id="35" w:name="canonical-label-scheme"/>
+    <w:bookmarkStart w:id="38" w:name="canonical-label-scheme"/>
     <w:p>
       <w:pPr>
         <w:pStyle w:val="Heading4"/>
@@ -5163,8 +5119,8 @@
         <w:t xml:space="preserve">. This is reported as a secondary metric for comparability with binary benchmarks such as RevBangla, which has no neutral class.</w:t>
       </w:r>
     </w:p>
-    <w:bookmarkEnd w:id="35"/>
-    <w:bookmarkStart w:id="36" w:name="word-label-mapping"/>
+    <w:bookmarkEnd w:id="38"/>
+    <w:bookmarkStart w:id="39" w:name="word-label-mapping"/>
     <w:p>
       <w:pPr>
         <w:pStyle w:val="Heading4"/>
@@ -5460,8 +5416,8 @@
         <w:t xml:space="preserve">— a silently mis-assigned label is worse than a lost row.</w:t>
       </w:r>
     </w:p>
-    <w:bookmarkEnd w:id="36"/>
-    <w:bookmarkStart w:id="37" w:name="star-rating-mapping"/>
+    <w:bookmarkEnd w:id="39"/>
+    <w:bookmarkStart w:id="40" w:name="star-rating-mapping"/>
     <w:p>
       <w:pPr>
         <w:pStyle w:val="Heading4"/>
@@ -5596,8 +5552,8 @@
         <w:t xml:space="preserve">This is the standard convention. It introduces known noise: a 3-star review is not reliably neutral, and 4-star reviews frequently contain substantive criticism. That noise is one reason label smoothing is used during training (§3.5.4).</w:t>
       </w:r>
     </w:p>
-    <w:bookmarkEnd w:id="37"/>
-    <w:bookmarkStart w:id="38" w:name="source-registry"/>
+    <w:bookmarkEnd w:id="40"/>
+    <w:bookmarkStart w:id="41" w:name="source-registry"/>
     <w:p>
       <w:pPr>
         <w:pStyle w:val="Heading4"/>
@@ -5843,8 +5799,8 @@
         </w:tc>
       </w:tr>
     </w:tbl>
-    <w:bookmarkEnd w:id="38"/>
-    <w:bookmarkStart w:id="39" w:name="tolerant-column-resolution"/>
+    <w:bookmarkEnd w:id="41"/>
+    <w:bookmarkStart w:id="42" w:name="tolerant-column-resolution"/>
     <w:p>
       <w:pPr>
         <w:pStyle w:val="Heading4"/>
@@ -5935,9 +5891,9 @@
         </w:pict>
       </w:r>
     </w:p>
-    <w:bookmarkEnd w:id="39"/>
-    <w:bookmarkEnd w:id="40"/>
-    <w:bookmarkStart w:id="41" w:name="X90651fa262d697e813a197dc3ed7df11db62d43"/>
+    <w:bookmarkEnd w:id="42"/>
+    <w:bookmarkEnd w:id="43"/>
+    <w:bookmarkStart w:id="44" w:name="X90651fa262d697e813a197dc3ed7df11db62d43"/>
     <w:p>
       <w:pPr>
         <w:pStyle w:val="Heading3"/>
@@ -6444,8 +6400,8 @@
         </w:pict>
       </w:r>
     </w:p>
-    <w:bookmarkEnd w:id="41"/>
-    <w:bookmarkStart w:id="42" w:name="lexicon-construction-stage-c"/>
+    <w:bookmarkEnd w:id="44"/>
+    <w:bookmarkStart w:id="45" w:name="lexicon-construction-stage-c"/>
     <w:p>
       <w:pPr>
         <w:pStyle w:val="Heading3"/>
@@ -6723,8 +6679,8 @@
         </w:pict>
       </w:r>
     </w:p>
-    <w:bookmarkEnd w:id="42"/>
-    <w:bookmarkStart w:id="48" w:name="text-preprocessing-pipeline"/>
+    <w:bookmarkEnd w:id="45"/>
+    <w:bookmarkStart w:id="51" w:name="text-preprocessing-pipeline"/>
     <w:p>
       <w:pPr>
         <w:pStyle w:val="Heading3"/>
@@ -6733,7 +6689,7 @@
         <w:t xml:space="preserve">3.5 Text Preprocessing Pipeline</w:t>
       </w:r>
     </w:p>
-    <w:bookmarkStart w:id="43" w:name="stage-d-normalisation"/>
+    <w:bookmarkStart w:id="46" w:name="stage-d-normalisation"/>
     <w:p>
       <w:pPr>
         <w:pStyle w:val="Heading4"/>
@@ -7362,8 +7318,8 @@
         <w:t xml:space="preserve">are unavailable.</w:t>
       </w:r>
     </w:p>
-    <w:bookmarkEnd w:id="43"/>
-    <w:bookmarkStart w:id="44" w:name="stage-e-negation-scope-tagging"/>
+    <w:bookmarkEnd w:id="46"/>
+    <w:bookmarkStart w:id="47" w:name="stage-e-negation-scope-tagging"/>
     <w:p>
       <w:pPr>
         <w:pStyle w:val="Heading4"/>
@@ -7594,8 +7550,8 @@
         <w:t xml:space="preserve">, so the model can learn separate embeddings for praised and negated forms.</w:t>
       </w:r>
     </w:p>
-    <w:bookmarkEnd w:id="44"/>
-    <w:bookmarkStart w:id="45" w:name="stage-g-filtering"/>
+    <w:bookmarkEnd w:id="47"/>
+    <w:bookmarkStart w:id="48" w:name="stage-g-filtering"/>
     <w:p>
       <w:pPr>
         <w:pStyle w:val="Heading4"/>
@@ -7828,8 +7784,8 @@
         <w:t xml:space="preserve">splitting and operates on the normalised text, so two surface variants of the same comment collapse to one row.</w:t>
       </w:r>
     </w:p>
-    <w:bookmarkEnd w:id="45"/>
-    <w:bookmarkStart w:id="46" w:name="stage-h-splitting"/>
+    <w:bookmarkEnd w:id="48"/>
+    <w:bookmarkStart w:id="49" w:name="stage-h-splitting"/>
     <w:p>
       <w:pPr>
         <w:pStyle w:val="Heading4"/>
@@ -8128,8 +8084,8 @@
         <w:t xml:space="preserve">for every random operation (splitting, downsampling, training).</w:t>
       </w:r>
     </w:p>
-    <w:bookmarkEnd w:id="46"/>
-    <w:bookmarkStart w:id="47" w:name="derived-columns"/>
+    <w:bookmarkEnd w:id="49"/>
+    <w:bookmarkStart w:id="50" w:name="derived-columns"/>
     <w:p>
       <w:pPr>
         <w:pStyle w:val="Heading4"/>
@@ -8560,9 +8516,9 @@
         </w:pict>
       </w:r>
     </w:p>
-    <w:bookmarkEnd w:id="47"/>
-    <w:bookmarkEnd w:id="48"/>
-    <w:bookmarkStart w:id="49" w:name="models"/>
+    <w:bookmarkEnd w:id="50"/>
+    <w:bookmarkEnd w:id="51"/>
+    <w:bookmarkStart w:id="52" w:name="models"/>
     <w:p>
       <w:pPr>
         <w:pStyle w:val="Heading3"/>
@@ -9063,8 +9019,8 @@
         </w:pict>
       </w:r>
     </w:p>
-    <w:bookmarkEnd w:id="49"/>
-    <w:bookmarkStart w:id="53" w:name="training-protocol"/>
+    <w:bookmarkEnd w:id="52"/>
+    <w:bookmarkStart w:id="56" w:name="training-protocol"/>
     <w:p>
       <w:pPr>
         <w:pStyle w:val="Heading3"/>
@@ -9732,7 +9688,7 @@
         </w:tc>
       </w:tr>
     </w:tbl>
-    <w:bookmarkStart w:id="50" w:name="discriminative-learning-rates"/>
+    <w:bookmarkStart w:id="53" w:name="discriminative-learning-rates"/>
     <w:p>
       <w:pPr>
         <w:pStyle w:val="Heading4"/>
@@ -9844,8 +9800,8 @@
         <w:t xml:space="preserve">with two parameter groups. This covers the differing head naming across the bert / roberta / electra families.</w:t>
       </w:r>
     </w:p>
-    <w:bookmarkEnd w:id="50"/>
-    <w:bookmarkStart w:id="51" w:name="inverse-frequency-class-weighting"/>
+    <w:bookmarkEnd w:id="53"/>
+    <w:bookmarkStart w:id="54" w:name="inverse-frequency-class-weighting"/>
     <w:p>
       <w:pPr>
         <w:pStyle w:val="Heading4"/>
@@ -9953,8 +9909,8 @@
         <w:t xml:space="preserve">. The weight tensor is moved to the logits’ device at loss time, so the code runs unchanged on CPU and GPU.</w:t>
       </w:r>
     </w:p>
-    <w:bookmarkEnd w:id="51"/>
-    <w:bookmarkStart w:id="52" w:name="early-stopping-on-macro-f1"/>
+    <w:bookmarkEnd w:id="54"/>
+    <w:bookmarkStart w:id="55" w:name="early-stopping-on-macro-f1"/>
     <w:p>
       <w:pPr>
         <w:pStyle w:val="Heading4"/>
@@ -10010,9 +9966,9 @@
         </w:pict>
       </w:r>
     </w:p>
-    <w:bookmarkEnd w:id="52"/>
-    <w:bookmarkEnd w:id="53"/>
-    <w:bookmarkStart w:id="58" w:name="evaluation-protocol"/>
+    <w:bookmarkEnd w:id="55"/>
+    <w:bookmarkEnd w:id="56"/>
+    <w:bookmarkStart w:id="61" w:name="evaluation-protocol"/>
     <w:p>
       <w:pPr>
         <w:pStyle w:val="Heading3"/>
@@ -10021,7 +9977,7 @@
         <w:t xml:space="preserve">3.8 Evaluation Protocol</w:t>
       </w:r>
     </w:p>
-    <w:bookmarkStart w:id="54" w:name="metrics"/>
+    <w:bookmarkStart w:id="57" w:name="metrics"/>
     <w:p>
       <w:pPr>
         <w:pStyle w:val="Heading4"/>
@@ -10289,8 +10245,8 @@
         <w:t xml:space="preserve">Accuracy is never the headline. On a 60/25/15 skewed test set a majority-class predictor scores 0.60 while learning nothing.</w:t>
       </w:r>
     </w:p>
-    <w:bookmarkEnd w:id="54"/>
-    <w:bookmarkStart w:id="55" w:name="slice-analyses"/>
+    <w:bookmarkEnd w:id="57"/>
+    <w:bookmarkStart w:id="58" w:name="slice-analyses"/>
     <w:p>
       <w:pPr>
         <w:pStyle w:val="Heading4"/>
@@ -10428,8 +10384,8 @@
         </w:tc>
       </w:tr>
     </w:tbl>
-    <w:bookmarkEnd w:id="55"/>
-    <w:bookmarkStart w:id="56" w:name="error-analysis"/>
+    <w:bookmarkEnd w:id="58"/>
+    <w:bookmarkStart w:id="59" w:name="error-analysis"/>
     <w:p>
       <w:pPr>
         <w:pStyle w:val="Heading4"/>
@@ -10467,8 +10423,8 @@
         <w:t xml:space="preserve">. These are read by hand. Patterns in the mistakes are the substance of the Discussion — not the headline metric.</w:t>
       </w:r>
     </w:p>
-    <w:bookmarkEnd w:id="56"/>
-    <w:bookmarkStart w:id="57" w:name="confusion-direction"/>
+    <w:bookmarkEnd w:id="59"/>
+    <w:bookmarkStart w:id="60" w:name="confusion-direction"/>
     <w:p>
       <w:pPr>
         <w:pStyle w:val="Heading4"/>
@@ -10516,9 +10472,9 @@
         </w:pict>
       </w:r>
     </w:p>
-    <w:bookmarkEnd w:id="57"/>
-    <w:bookmarkEnd w:id="58"/>
-    <w:bookmarkStart w:id="59" w:name="reproducibility"/>
+    <w:bookmarkEnd w:id="60"/>
+    <w:bookmarkEnd w:id="61"/>
+    <w:bookmarkStart w:id="62" w:name="reproducibility"/>
     <w:p>
       <w:pPr>
         <w:pStyle w:val="Heading3"/>
@@ -10812,8 +10768,8 @@
         </w:pict>
       </w:r>
     </w:p>
-    <w:bookmarkEnd w:id="59"/>
-    <w:bookmarkStart w:id="60" w:name="compute-environment"/>
+    <w:bookmarkEnd w:id="62"/>
+    <w:bookmarkStart w:id="63" w:name="compute-environment"/>
     <w:p>
       <w:pPr>
         <w:pStyle w:val="Heading3"/>
@@ -11012,8 +10968,8 @@
         </w:pict>
       </w:r>
     </w:p>
-    <w:bookmarkEnd w:id="60"/>
-    <w:bookmarkStart w:id="61" w:name="ethics-and-data-handling"/>
+    <w:bookmarkEnd w:id="63"/>
+    <w:bookmarkStart w:id="64" w:name="ethics-and-data-handling"/>
     <w:p>
       <w:pPr>
         <w:pStyle w:val="Heading3"/>
@@ -11159,8 +11115,8 @@
         </w:pict>
       </w:r>
     </w:p>
-    <w:bookmarkEnd w:id="61"/>
-    <w:bookmarkStart w:id="69" w:name="data-analysis"/>
+    <w:bookmarkEnd w:id="64"/>
+    <w:bookmarkStart w:id="72" w:name="data-analysis"/>
     <w:p>
       <w:pPr>
         <w:pStyle w:val="Heading3"/>
@@ -11169,7 +11125,7 @@
         <w:t xml:space="preserve">4.1 Data Analysis</w:t>
       </w:r>
     </w:p>
-    <w:bookmarkStart w:id="62" w:name="source-composition"/>
+    <w:bookmarkStart w:id="65" w:name="source-composition"/>
     <w:p>
       <w:pPr>
         <w:pStyle w:val="Heading4"/>
@@ -11625,8 +11581,8 @@
         </w:tc>
       </w:tr>
     </w:tbl>
-    <w:bookmarkEnd w:id="62"/>
-    <w:bookmarkStart w:id="66" w:name="label-distribution-and-split-integrity"/>
+    <w:bookmarkEnd w:id="65"/>
+    <w:bookmarkStart w:id="69" w:name="label-distribution-and-split-integrity"/>
     <w:p>
       <w:pPr>
         <w:pStyle w:val="Heading4"/>
@@ -11656,18 +11612,18 @@
           <wp:inline>
             <wp:extent cx="5334000" cy="3000375"/>
             <wp:effectExtent b="0" l="0" r="0" t="0"/>
-            <wp:docPr descr="Figure 4.1: Label distribution across splits" title="" id="64" name="Picture"/>
+            <wp:docPr descr="Figure 4.1: Label distribution across splits" title="" id="67" name="Picture"/>
             <a:graphic>
               <a:graphicData uri="http://schemas.openxmlformats.org/drawingml/2006/picture">
                 <pic:pic>
                   <pic:nvPicPr>
-                    <pic:cNvPr descr="../results/label_distribution.png" id="65" name="Picture"/>
+                    <pic:cNvPr descr="../results/label_distribution.png" id="68" name="Picture"/>
                     <pic:cNvPicPr>
                       <a:picLocks noChangeArrowheads="1" noChangeAspect="1"/>
                     </pic:cNvPicPr>
                   </pic:nvPicPr>
                   <pic:blipFill>
-                    <a:blip r:embed="rId63"/>
+                    <a:blip r:embed="rId66"/>
                     <a:stretch>
                       <a:fillRect/>
                     </a:stretch>
@@ -12020,8 +11976,8 @@
         <w:t xml:space="preserve">(0 text overlap across all splits), guaranteeing clean generalization measurement.</w:t>
       </w:r>
     </w:p>
-    <w:bookmarkEnd w:id="66"/>
-    <w:bookmarkStart w:id="67" w:name="filtering-attrition"/>
+    <w:bookmarkEnd w:id="69"/>
+    <w:bookmarkStart w:id="70" w:name="filtering-attrition"/>
     <w:p>
       <w:pPr>
         <w:pStyle w:val="Heading4"/>
@@ -12367,8 +12323,8 @@
         <w:t xml:space="preserve">was composed of only ~20 distinct comments repeated thousands of times; deduplication correctly preserved genuine lexical diversity without synthetic inflation.</w:t>
       </w:r>
     </w:p>
-    <w:bookmarkEnd w:id="67"/>
-    <w:bookmarkStart w:id="68" w:name="text-length-distribution"/>
+    <w:bookmarkEnd w:id="70"/>
+    <w:bookmarkStart w:id="71" w:name="text-length-distribution"/>
     <w:p>
       <w:pPr>
         <w:pStyle w:val="Heading4"/>
@@ -12599,9 +12555,9 @@
         </w:pict>
       </w:r>
     </w:p>
-    <w:bookmarkEnd w:id="68"/>
-    <w:bookmarkEnd w:id="69"/>
-    <w:bookmarkStart w:id="73" w:name="grammar-rule-mining-analysis-banglagec"/>
+    <w:bookmarkEnd w:id="71"/>
+    <w:bookmarkEnd w:id="72"/>
+    <w:bookmarkStart w:id="76" w:name="grammar-rule-mining-analysis-banglagec"/>
     <w:p>
       <w:pPr>
         <w:pStyle w:val="Heading3"/>
@@ -12622,7 +12578,7 @@
         <w:t xml:space="preserve">Produced by Notebook 01 §5.1.</w:t>
       </w:r>
     </w:p>
-    <w:bookmarkStart w:id="70" w:name="rule-yield"/>
+    <w:bookmarkStart w:id="73" w:name="rule-yield"/>
     <w:p>
       <w:pPr>
         <w:pStyle w:val="Heading4"/>
@@ -12813,8 +12769,8 @@
         </w:tc>
       </w:tr>
     </w:tbl>
-    <w:bookmarkEnd w:id="70"/>
-    <w:bookmarkStart w:id="71" w:name="rule-type-distribution"/>
+    <w:bookmarkEnd w:id="73"/>
+    <w:bookmarkStart w:id="74" w:name="rule-type-distribution"/>
     <w:p>
       <w:pPr>
         <w:pStyle w:val="Heading4"/>
@@ -13272,8 +13228,8 @@
         <w:t xml:space="preserve">and report why.</w:t>
       </w:r>
     </w:p>
-    <w:bookmarkEnd w:id="71"/>
-    <w:bookmarkStart w:id="72" w:name="ablation-does-the-rule-table-help"/>
+    <w:bookmarkEnd w:id="74"/>
+    <w:bookmarkStart w:id="75" w:name="ablation-does-the-rule-table-help"/>
     <w:p>
       <w:pPr>
         <w:pStyle w:val="Heading4"/>
@@ -13750,9 +13706,9 @@
         </w:pict>
       </w:r>
     </w:p>
-    <w:bookmarkEnd w:id="72"/>
-    <w:bookmarkEnd w:id="73"/>
-    <w:bookmarkStart w:id="74" w:name="lexicon-analysis-bangla-nlp-words"/>
+    <w:bookmarkEnd w:id="75"/>
+    <w:bookmarkEnd w:id="76"/>
+    <w:bookmarkStart w:id="77" w:name="lexicon-analysis-bangla-nlp-words"/>
     <w:p>
       <w:pPr>
         <w:pStyle w:val="Heading3"/>
@@ -14012,8 +13968,8 @@
         </w:pict>
       </w:r>
     </w:p>
-    <w:bookmarkEnd w:id="74"/>
-    <w:bookmarkStart w:id="76" w:name="X5bd696abf335b486e43852f874abe7738213260"/>
+    <w:bookmarkEnd w:id="77"/>
+    <w:bookmarkStart w:id="79" w:name="X5bd696abf335b486e43852f874abe7738213260"/>
     <w:p>
       <w:pPr>
         <w:pStyle w:val="Heading3"/>
@@ -14199,7 +14155,7 @@
         </w:tc>
       </w:tr>
     </w:tbl>
-    <w:bookmarkStart w:id="75" w:name="top-matched-tasks"/>
+    <w:bookmarkStart w:id="78" w:name="top-matched-tasks"/>
     <w:p>
       <w:pPr>
         <w:pStyle w:val="Heading4"/>
@@ -14577,9 +14533,9 @@
         </w:pict>
       </w:r>
     </w:p>
-    <w:bookmarkEnd w:id="75"/>
-    <w:bookmarkEnd w:id="76"/>
-    <w:bookmarkStart w:id="80" w:name="model-performance-analysis"/>
+    <w:bookmarkEnd w:id="78"/>
+    <w:bookmarkEnd w:id="79"/>
+    <w:bookmarkStart w:id="83" w:name="model-performance-analysis"/>
     <w:p>
       <w:pPr>
         <w:pStyle w:val="Heading3"/>
@@ -14588,7 +14544,7 @@
         <w:t xml:space="preserve">4.5 Model Performance Analysis</w:t>
       </w:r>
     </w:p>
-    <w:bookmarkStart w:id="77" w:name="overall-results"/>
+    <w:bookmarkStart w:id="80" w:name="overall-results"/>
     <w:p>
       <w:pPr>
         <w:pStyle w:val="Heading4"/>
@@ -15403,8 +15359,8 @@
         <w:t xml:space="preserve">), confirming strong correlation well above chance while appropriately penalizing imbalanced error modes.</w:t>
       </w:r>
     </w:p>
-    <w:bookmarkEnd w:id="77"/>
-    <w:bookmarkStart w:id="78" w:name="per-class-breakdown"/>
+    <w:bookmarkEnd w:id="80"/>
+    <w:bookmarkStart w:id="81" w:name="per-class-breakdown"/>
     <w:p>
       <w:pPr>
         <w:pStyle w:val="Heading4"/>
@@ -16296,8 +16252,8 @@
         <w:t xml:space="preserve">), confirming that critical customer complaints are reliably detected. As expected, neutral F1 is the lowest (0.0761 to 0.1429), as neutral reviews (rating = 3) are ambiguous and frequently absorbed into positive classifications.</w:t>
       </w:r>
     </w:p>
-    <w:bookmarkEnd w:id="78"/>
-    <w:bookmarkStart w:id="79" w:name="binary-2-class-results"/>
+    <w:bookmarkEnd w:id="81"/>
+    <w:bookmarkStart w:id="82" w:name="binary-2-class-results"/>
     <w:p>
       <w:pPr>
         <w:pStyle w:val="Heading4"/>
@@ -16653,9 +16609,9 @@
         </w:pict>
       </w:r>
     </w:p>
-    <w:bookmarkEnd w:id="79"/>
-    <w:bookmarkEnd w:id="80"/>
-    <w:bookmarkStart w:id="87" w:name="Xe8d096db4db477fd9f9f2b9b1bf968b2b593dff"/>
+    <w:bookmarkEnd w:id="82"/>
+    <w:bookmarkEnd w:id="83"/>
+    <w:bookmarkStart w:id="90" w:name="Xe8d096db4db477fd9f9f2b9b1bf968b2b593dff"/>
     <w:p>
       <w:pPr>
         <w:pStyle w:val="Heading3"/>
@@ -17016,67 +16972,12 @@
           <wp:inline>
             <wp:extent cx="5334000" cy="2963333"/>
             <wp:effectExtent b="0" l="0" r="0" t="0"/>
-            <wp:docPr descr="Figure 4.2: Macro-F1 comparison across models" title="" id="82" name="Picture"/>
+            <wp:docPr descr="Figure 4.2: Macro-F1 comparison across models" title="" id="85" name="Picture"/>
             <a:graphic>
               <a:graphicData uri="http://schemas.openxmlformats.org/drawingml/2006/picture">
                 <pic:pic>
                   <pic:nvPicPr>
-                    <pic:cNvPr descr="../results/bar_macro_f1.png" id="83" name="Picture"/>
-                    <pic:cNvPicPr>
-                      <a:picLocks noChangeArrowheads="1" noChangeAspect="1"/>
-                    </pic:cNvPicPr>
-                  </pic:nvPicPr>
-                  <pic:blipFill>
-                    <a:blip r:embed="rId81"/>
-                    <a:stretch>
-                      <a:fillRect/>
-                    </a:stretch>
-                  </pic:blipFill>
-                  <pic:spPr bwMode="auto">
-                    <a:xfrm>
-                      <a:off x="0" y="0"/>
-                      <a:ext cx="5334000" cy="2963333"/>
-                    </a:xfrm>
-                    <a:prstGeom prst="rect">
-                      <a:avLst/>
-                    </a:prstGeom>
-                    <a:noFill/>
-                    <a:ln w="9525">
-                      <a:noFill/>
-                      <a:headEnd/>
-                      <a:tailEnd/>
-                    </a:ln>
-                  </pic:spPr>
-                </pic:pic>
-              </a:graphicData>
-            </a:graphic>
-          </wp:inline>
-        </w:drawing>
-      </w:r>
-    </w:p>
-    <w:p>
-      <w:pPr>
-        <w:pStyle w:val="ImageCaption"/>
-      </w:pPr>
-      <w:r>
-        <w:t xml:space="preserve">Figure 4.2: Macro-F1 comparison across models</w:t>
-      </w:r>
-    </w:p>
-    <w:p>
-      <w:pPr>
-        <w:pStyle w:val="CaptionedFigure"/>
-      </w:pPr>
-      <w:r>
-        <w:drawing>
-          <wp:inline>
-            <wp:extent cx="5334000" cy="2963333"/>
-            <wp:effectExtent b="0" l="0" r="0" t="0"/>
-            <wp:docPr descr="Figure 4.3: Accuracy comparison across models" title="" id="85" name="Picture"/>
-            <a:graphic>
-              <a:graphicData uri="http://schemas.openxmlformats.org/drawingml/2006/picture">
-                <pic:pic>
-                  <pic:nvPicPr>
-                    <pic:cNvPr descr="../results/bar_accuracy.png" id="86" name="Picture"/>
+                    <pic:cNvPr descr="../results/bar_macro_f1.png" id="86" name="Picture"/>
                     <pic:cNvPicPr>
                       <a:picLocks noChangeArrowheads="1" noChangeAspect="1"/>
                     </pic:cNvPicPr>
@@ -17114,6 +17015,61 @@
         <w:pStyle w:val="ImageCaption"/>
       </w:pPr>
       <w:r>
+        <w:t xml:space="preserve">Figure 4.2: Macro-F1 comparison across models</w:t>
+      </w:r>
+    </w:p>
+    <w:p>
+      <w:pPr>
+        <w:pStyle w:val="CaptionedFigure"/>
+      </w:pPr>
+      <w:r>
+        <w:drawing>
+          <wp:inline>
+            <wp:extent cx="5334000" cy="2963333"/>
+            <wp:effectExtent b="0" l="0" r="0" t="0"/>
+            <wp:docPr descr="Figure 4.3: Accuracy comparison across models" title="" id="88" name="Picture"/>
+            <a:graphic>
+              <a:graphicData uri="http://schemas.openxmlformats.org/drawingml/2006/picture">
+                <pic:pic>
+                  <pic:nvPicPr>
+                    <pic:cNvPr descr="../results/bar_accuracy.png" id="89" name="Picture"/>
+                    <pic:cNvPicPr>
+                      <a:picLocks noChangeArrowheads="1" noChangeAspect="1"/>
+                    </pic:cNvPicPr>
+                  </pic:nvPicPr>
+                  <pic:blipFill>
+                    <a:blip r:embed="rId87"/>
+                    <a:stretch>
+                      <a:fillRect/>
+                    </a:stretch>
+                  </pic:blipFill>
+                  <pic:spPr bwMode="auto">
+                    <a:xfrm>
+                      <a:off x="0" y="0"/>
+                      <a:ext cx="5334000" cy="2963333"/>
+                    </a:xfrm>
+                    <a:prstGeom prst="rect">
+                      <a:avLst/>
+                    </a:prstGeom>
+                    <a:noFill/>
+                    <a:ln w="9525">
+                      <a:noFill/>
+                      <a:headEnd/>
+                      <a:tailEnd/>
+                    </a:ln>
+                  </pic:spPr>
+                </pic:pic>
+              </a:graphicData>
+            </a:graphic>
+          </wp:inline>
+        </w:drawing>
+      </w:r>
+    </w:p>
+    <w:p>
+      <w:pPr>
+        <w:pStyle w:val="ImageCaption"/>
+      </w:pPr>
+      <w:r>
         <w:t xml:space="preserve">Figure 4.3: Accuracy comparison across models</w:t>
       </w:r>
     </w:p>
@@ -17266,8 +17222,8 @@
         </w:pict>
       </w:r>
     </w:p>
-    <w:bookmarkEnd w:id="87"/>
-    <w:bookmarkStart w:id="91" w:name="slice-analysis"/>
+    <w:bookmarkEnd w:id="90"/>
+    <w:bookmarkStart w:id="94" w:name="slice-analysis"/>
     <w:p>
       <w:pPr>
         <w:pStyle w:val="Heading3"/>
@@ -17276,7 +17232,7 @@
         <w:t xml:space="preserve">4.7 Slice Analysis</w:t>
       </w:r>
     </w:p>
-    <w:bookmarkStart w:id="88" w:name="accuracy-by-source-platform"/>
+    <w:bookmarkStart w:id="91" w:name="accuracy-by-source-platform"/>
     <w:p>
       <w:pPr>
         <w:pStyle w:val="Heading4"/>
@@ -17579,8 +17535,8 @@
         <w:t xml:space="preserve">The spread of 17.26% highlights significant domain disparity: curated e-commerce comments in RevBangla achieve &gt;90% accuracy, whereas colloquial customer reviews on Daraz suffer from noisy ratings, dialect variation, and code-mixing.</w:t>
       </w:r>
     </w:p>
-    <w:bookmarkEnd w:id="88"/>
-    <w:bookmarkStart w:id="89" w:name="accuracy-by-negation-presence"/>
+    <w:bookmarkEnd w:id="91"/>
+    <w:bookmarkStart w:id="92" w:name="accuracy-by-negation-presence"/>
     <w:p>
       <w:pPr>
         <w:pStyle w:val="Heading4"/>
@@ -17977,8 +17933,8 @@
         <w:t xml:space="preserve">), meaning the forward tagging window captured only a portion of negation scopes. A backward negation window is recommended as a priority improvement.</w:t>
       </w:r>
     </w:p>
-    <w:bookmarkEnd w:id="89"/>
-    <w:bookmarkStart w:id="90" w:name="accuracy-by-comment-length"/>
+    <w:bookmarkEnd w:id="92"/>
+    <w:bookmarkStart w:id="93" w:name="accuracy-by-comment-length"/>
     <w:p>
       <w:pPr>
         <w:pStyle w:val="Heading4"/>
@@ -18326,9 +18282,9 @@
         </w:pict>
       </w:r>
     </w:p>
-    <w:bookmarkEnd w:id="90"/>
-    <w:bookmarkEnd w:id="91"/>
-    <w:bookmarkStart w:id="101" w:name="error-analysis-1"/>
+    <w:bookmarkEnd w:id="93"/>
+    <w:bookmarkEnd w:id="94"/>
+    <w:bookmarkStart w:id="104" w:name="error-analysis-1"/>
     <w:p>
       <w:pPr>
         <w:pStyle w:val="Heading3"/>
@@ -18371,7 +18327,7 @@
         <w:t xml:space="preserve">.</w:t>
       </w:r>
     </w:p>
-    <w:bookmarkStart w:id="95" w:name="confusion-matrix"/>
+    <w:bookmarkStart w:id="98" w:name="confusion-matrix"/>
     <w:p>
       <w:pPr>
         <w:pStyle w:val="Heading4"/>
@@ -18389,18 +18345,18 @@
           <wp:inline>
             <wp:extent cx="5334000" cy="2222499"/>
             <wp:effectExtent b="0" l="0" r="0" t="0"/>
-            <wp:docPr descr="Figure 4.4: BanglaBERT Confusion Matrix (Counts and Row-Normalised)" title="" id="93" name="Picture"/>
+            <wp:docPr descr="Figure 4.4: BanglaBERT Confusion Matrix (Counts and Row-Normalised)" title="" id="96" name="Picture"/>
             <a:graphic>
               <a:graphicData uri="http://schemas.openxmlformats.org/drawingml/2006/picture">
                 <pic:pic>
                   <pic:nvPicPr>
-                    <pic:cNvPr descr="../results/confusion_banglabert.png" id="94" name="Picture"/>
+                    <pic:cNvPr descr="../results/confusion_banglabert.png" id="97" name="Picture"/>
                     <pic:cNvPicPr>
                       <a:picLocks noChangeArrowheads="1" noChangeAspect="1"/>
                     </pic:cNvPicPr>
                   </pic:nvPicPr>
                   <pic:blipFill>
-                    <a:blip r:embed="rId92"/>
+                    <a:blip r:embed="rId95"/>
                     <a:stretch>
                       <a:fillRect/>
                     </a:stretch>
@@ -18773,8 +18729,8 @@
         <w:t xml:space="preserve">matrix, not the raw counts. Raw counts are dominated by class size and will always make the majority class look worst.</w:t>
       </w:r>
     </w:p>
-    <w:bookmarkEnd w:id="95"/>
-    <w:bookmarkStart w:id="96" w:name="qualitative-error-themes"/>
+    <w:bookmarkEnd w:id="98"/>
+    <w:bookmarkStart w:id="99" w:name="qualitative-error-themes"/>
     <w:p>
       <w:pPr>
         <w:pStyle w:val="Heading4"/>
@@ -19103,8 +19059,8 @@
         <w:t xml:space="preserve">In the examined error sample, 35–40% of apparent model errors stem from star-rating label noise (e.g. buyers writing scathing reviews while submitting 5-star ratings on Daraz). The model’s negative prediction in these cases was linguistically accurate, showing that label smoothing (0.05) is crucial for regularisation.</w:t>
       </w:r>
     </w:p>
-    <w:bookmarkEnd w:id="96"/>
-    <w:bookmarkStart w:id="100" w:name="roc-analysis"/>
+    <w:bookmarkEnd w:id="99"/>
+    <w:bookmarkStart w:id="103" w:name="roc-analysis"/>
     <w:p>
       <w:pPr>
         <w:pStyle w:val="Heading4"/>
@@ -19122,18 +19078,18 @@
           <wp:inline>
             <wp:extent cx="5334000" cy="3809999"/>
             <wp:effectExtent b="0" l="0" r="0" t="0"/>
-            <wp:docPr descr="Figure 4.5: BanglaBERT One-vs-Rest ROC Curves with Per-Class AUC" title="" id="98" name="Picture"/>
+            <wp:docPr descr="Figure 4.5: BanglaBERT One-vs-Rest ROC Curves with Per-Class AUC" title="" id="101" name="Picture"/>
             <a:graphic>
               <a:graphicData uri="http://schemas.openxmlformats.org/drawingml/2006/picture">
                 <pic:pic>
                   <pic:nvPicPr>
-                    <pic:cNvPr descr="../results/roc_banglabert.png" id="99" name="Picture"/>
+                    <pic:cNvPr descr="../results/roc_banglabert.png" id="102" name="Picture"/>
                     <pic:cNvPicPr>
                       <a:picLocks noChangeArrowheads="1" noChangeAspect="1"/>
                     </pic:cNvPicPr>
                   </pic:nvPicPr>
                   <pic:blipFill>
-                    <a:blip r:embed="rId97"/>
+                    <a:blip r:embed="rId100"/>
                     <a:stretch>
                       <a:fillRect/>
                     </a:stretch>
@@ -19397,9 +19353,9 @@
         </w:pict>
       </w:r>
     </w:p>
-    <w:bookmarkEnd w:id="100"/>
-    <w:bookmarkEnd w:id="101"/>
-    <w:bookmarkStart w:id="102" w:name="reproducibility-record"/>
+    <w:bookmarkEnd w:id="103"/>
+    <w:bookmarkEnd w:id="104"/>
+    <w:bookmarkStart w:id="105" w:name="reproducibility-record"/>
     <w:p>
       <w:pPr>
         <w:pStyle w:val="Heading3"/>
@@ -19929,8 +19885,8 @@
         </w:pict>
       </w:r>
     </w:p>
-    <w:bookmarkEnd w:id="102"/>
-    <w:bookmarkStart w:id="103" w:name="threats-to-validity"/>
+    <w:bookmarkEnd w:id="105"/>
+    <w:bookmarkStart w:id="106" w:name="threats-to-validity"/>
     <w:p>
       <w:pPr>
         <w:pStyle w:val="Heading3"/>
@@ -20441,8 +20397,8 @@
         </w:pict>
       </w:r>
     </w:p>
-    <w:bookmarkEnd w:id="103"/>
-    <w:bookmarkStart w:id="104" w:name="summary-of-required-runs"/>
+    <w:bookmarkEnd w:id="106"/>
+    <w:bookmarkStart w:id="107" w:name="summary-of-required-runs"/>
     <w:p>
       <w:pPr>
         <w:pStyle w:val="Heading3"/>
@@ -20712,8 +20668,8 @@
         </w:pict>
       </w:r>
     </w:p>
-    <w:bookmarkEnd w:id="104"/>
-    <w:bookmarkStart w:id="109" w:name="work-completed"/>
+    <w:bookmarkEnd w:id="107"/>
+    <w:bookmarkStart w:id="112" w:name="work-completed"/>
     <w:p>
       <w:pPr>
         <w:pStyle w:val="Heading3"/>
@@ -20730,7 +20686,7 @@
         <w:t xml:space="preserve">This project set out to build a Bangla sentiment analysis system on fine-tuned BERT models. Four things were delivered:</w:t>
       </w:r>
     </w:p>
-    <w:bookmarkStart w:id="105" w:name="a-reproducible-preprocessing-pipeline"/>
+    <w:bookmarkStart w:id="108" w:name="a-reproducible-preprocessing-pipeline"/>
     <w:p>
       <w:pPr>
         <w:pStyle w:val="Heading4"/>
@@ -20798,8 +20754,8 @@
         <w:t xml:space="preserve">) have pure-Python fallbacks, and an unresolvable source is skipped with a warning rather than aborting the run. This matters practically — Kaggle dataset schemas change without notice, and a pipeline that crashes on one upstream rename is not reproducible in any meaningful sense.</w:t>
       </w:r>
     </w:p>
-    <w:bookmarkEnd w:id="105"/>
-    <w:bookmarkStart w:id="106" w:name="X7e43f433f25a9d875977eaefdd956414f9624f9"/>
+    <w:bookmarkEnd w:id="108"/>
+    <w:bookmarkStart w:id="109" w:name="X7e43f433f25a9d875977eaefdd956414f9624f9"/>
     <w:p>
       <w:pPr>
         <w:pStyle w:val="Heading4"/>
@@ -21034,8 +20990,8 @@
         <w:t xml:space="preserve">The catalog use is the most novel of the three. Generating the literature review from a machine-readable index removes cherry-picking from the survey: the filter regex and the catalog version are both recorded, so the selection of prior work is auditable.</w:t>
       </w:r>
     </w:p>
-    <w:bookmarkEnd w:id="106"/>
-    <w:bookmarkStart w:id="107" w:name="a-fair-multi-model-comparison-harness"/>
+    <w:bookmarkEnd w:id="109"/>
+    <w:bookmarkStart w:id="110" w:name="a-fair-multi-model-comparison-harness"/>
     <w:p>
       <w:pPr>
         <w:pStyle w:val="Heading4"/>
@@ -21179,8 +21135,8 @@
         <w:t xml:space="preserve">— star-rating-derived labels are noisy proxies for human judgement.</w:t>
       </w:r>
     </w:p>
-    <w:bookmarkEnd w:id="107"/>
-    <w:bookmarkStart w:id="108" w:name="X5112dd8f593b3d81dacd288c7efddbcec3885ef"/>
+    <w:bookmarkEnd w:id="110"/>
+    <w:bookmarkStart w:id="111" w:name="X5112dd8f593b3d81dacd288c7efddbcec3885ef"/>
     <w:p>
       <w:pPr>
         <w:pStyle w:val="Heading4"/>
@@ -21308,9 +21264,9 @@
         </w:pict>
       </w:r>
     </w:p>
-    <w:bookmarkEnd w:id="108"/>
-    <w:bookmarkEnd w:id="109"/>
-    <w:bookmarkStart w:id="116" w:name="findings"/>
+    <w:bookmarkEnd w:id="111"/>
+    <w:bookmarkEnd w:id="112"/>
+    <w:bookmarkStart w:id="119" w:name="findings"/>
     <w:p>
       <w:pPr>
         <w:pStyle w:val="Heading3"/>
@@ -21319,7 +21275,7 @@
         <w:t xml:space="preserve">5.2 Findings</w:t>
       </w:r>
     </w:p>
-    <w:bookmarkStart w:id="110" w:name="X301d03ea537db25d902ad0db8c475bcbc4e556c"/>
+    <w:bookmarkStart w:id="113" w:name="X301d03ea537db25d902ad0db8c475bcbc4e556c"/>
     <w:p>
       <w:pPr>
         <w:pStyle w:val="Heading4"/>
@@ -21756,8 +21712,8 @@
         <w:t xml:space="preserve">, making the task effectively near-binary and collapsing every neutral metric into noise (neutral F1 0.076–0.143); and all five transformers are majority-biased (positive recall 0.759–0.827 against neutral recall 0.238–0.476).</w:t>
       </w:r>
     </w:p>
-    <w:bookmarkEnd w:id="110"/>
-    <w:bookmarkStart w:id="111" w:name="X6d20584dbf562fb6b65e5a9ae62a97b02d593f2"/>
+    <w:bookmarkEnd w:id="113"/>
+    <w:bookmarkStart w:id="114" w:name="X6d20584dbf562fb6b65e5a9ae62a97b02d593f2"/>
     <w:p>
       <w:pPr>
         <w:pStyle w:val="Heading4"/>
@@ -21921,8 +21877,8 @@
         <w:t xml:space="preserve">) outperforms the best 1-epoch transformer by 2.76 percentage points in macro-F1 (0.6341 vs. 0.6065) and in accuracy (0.8854 vs. 0.8278). Subword character n-grams (2–5 characters) paired with class-weighted logistic regression excel on noisy, orthographically irregular Bangla reviews without overfitting, setting a competitive performance ceiling that transformers require substantial hyperparameter tuning and multi-epoch compute to match.</w:t>
       </w:r>
     </w:p>
-    <w:bookmarkEnd w:id="111"/>
-    <w:bookmarkStart w:id="112" w:name="did-banglagec-contribute"/>
+    <w:bookmarkEnd w:id="114"/>
+    <w:bookmarkStart w:id="115" w:name="did-banglagec-contribute"/>
     <w:p>
       <w:pPr>
         <w:pStyle w:val="Heading4"/>
@@ -22053,8 +22009,8 @@
         <w:t xml:space="preserve">The ablation reveals a negative delta (−0.0243 Macro-F1, −0.0334 Accuracy). Normalizing informal Bangla words through parallel GEC substitution rules tends to smooth away colloquial and emphatic dialect forms that carry strong sentiment signals in user reviews. While BanglaGEC successfully provides a 96,383-token well-formed vocabulary and an auditable linguistic baseline, unconstrained grammatical normalization should be applied judiciously in sentiment tasks to avoid eroding affective nuance.</w:t>
       </w:r>
     </w:p>
-    <w:bookmarkEnd w:id="112"/>
-    <w:bookmarkStart w:id="113" w:name="did-negation-scope-tagging-help"/>
+    <w:bookmarkEnd w:id="115"/>
+    <w:bookmarkStart w:id="116" w:name="did-negation-scope-tagging-help"/>
     <w:p>
       <w:pPr>
         <w:pStyle w:val="Heading4"/>
@@ -22242,8 +22198,8 @@
         <w:t xml:space="preserve">The test set contains 13.40% negation-tagged rows (186 rows), well above the 5% statistical power floor. Both BanglaBERT and the TF-IDF baseline exhibit a noticeable negation deficit (~15–20%), reflecting the difficulty of polarity inversion in colloquial Bangla review text. Because Bangla primarily places the negator after the verb, moving to a backward negation window represents a clear future improvement.</w:t>
       </w:r>
     </w:p>
-    <w:bookmarkEnd w:id="113"/>
-    <w:bookmarkStart w:id="114" w:name="generalisation-across-platforms"/>
+    <w:bookmarkEnd w:id="116"/>
+    <w:bookmarkStart w:id="117" w:name="generalisation-across-platforms"/>
     <w:p>
       <w:pPr>
         <w:pStyle w:val="Heading4"/>
@@ -22392,8 +22348,8 @@
         <w:t xml:space="preserve">The 17.26% cross-platform spread reflects the noisy star ratings and code-mixing present in the Daraz reviews relative to the cleaner curated text in RevBangla.</w:t>
       </w:r>
     </w:p>
-    <w:bookmarkEnd w:id="114"/>
-    <w:bookmarkStart w:id="115" w:name="dominant-error-mode"/>
+    <w:bookmarkEnd w:id="117"/>
+    <w:bookmarkStart w:id="118" w:name="dominant-error-mode"/>
     <w:p>
       <w:pPr>
         <w:pStyle w:val="Heading4"/>
@@ -22565,9 +22521,9 @@
         </w:pict>
       </w:r>
     </w:p>
-    <w:bookmarkEnd w:id="115"/>
-    <w:bookmarkEnd w:id="116"/>
-    <w:bookmarkStart w:id="117" w:name="limitations"/>
+    <w:bookmarkEnd w:id="118"/>
+    <w:bookmarkEnd w:id="119"/>
+    <w:bookmarkStart w:id="120" w:name="limitations"/>
     <w:p>
       <w:pPr>
         <w:pStyle w:val="Heading3"/>
@@ -22812,8 +22768,8 @@
         </w:pict>
       </w:r>
     </w:p>
-    <w:bookmarkEnd w:id="117"/>
-    <w:bookmarkStart w:id="118" w:name="future-work"/>
+    <w:bookmarkEnd w:id="120"/>
+    <w:bookmarkStart w:id="121" w:name="future-work"/>
     <w:p>
       <w:pPr>
         <w:pStyle w:val="Heading3"/>
@@ -23354,8 +23310,8 @@
         </w:pict>
       </w:r>
     </w:p>
-    <w:bookmarkEnd w:id="118"/>
-    <w:bookmarkStart w:id="119" w:name="closing-remark"/>
+    <w:bookmarkEnd w:id="121"/>
+    <w:bookmarkStart w:id="122" w:name="closing-remark"/>
     <w:p>
       <w:pPr>
         <w:pStyle w:val="Heading3"/>
@@ -23504,9 +23460,9 @@
         </w:pict>
       </w:r>
     </w:p>
-    <w:bookmarkEnd w:id="119"/>
-    <w:bookmarkEnd w:id="120"/>
-    <w:bookmarkStart w:id="148" w:name="X32da77d8b8ff5bc7e908ac842c0ecce1cc371b0"/>
+    <w:bookmarkEnd w:id="122"/>
+    <w:bookmarkEnd w:id="123"/>
+    <w:bookmarkStart w:id="151" w:name="X32da77d8b8ff5bc7e908ac842c0ecce1cc371b0"/>
     <w:p>
       <w:pPr>
         <w:pStyle w:val="Heading2"/>
@@ -23544,7 +23500,7 @@
         <w:t xml:space="preserve">. Regenerate before submission.</w:t>
       </w:r>
     </w:p>
-    <w:bookmarkStart w:id="147" w:name="Xdb321718ba9f2125c82b04e87ae7e5bb56d080f"/>
+    <w:bookmarkStart w:id="150" w:name="Xdb321718ba9f2125c82b04e87ae7e5bb56d080f"/>
     <w:p>
       <w:pPr>
         <w:pStyle w:val="Heading4"/>
@@ -23568,7 +23524,7 @@
         <w:t xml:space="preserve">(166 matched entries)</w:t>
       </w:r>
     </w:p>
-    <w:bookmarkStart w:id="131" w:name="dataset-14"/>
+    <w:bookmarkStart w:id="134" w:name="dataset-14"/>
     <w:p>
       <w:pPr>
         <w:pStyle w:val="Heading5"/>
@@ -23702,192 +23658,6 @@
             <w:pPr>
               <w:pStyle w:val="Compact"/>
             </w:pPr>
-            <w:hyperlink r:id="rId121">
-              <w:r>
-                <w:rPr>
-                  <w:rStyle w:val="Hyperlink"/>
-                </w:rPr>
-                <w:t xml:space="preserve">link</w:t>
-              </w:r>
-            </w:hyperlink>
-          </w:p>
-        </w:tc>
-      </w:tr>
-      <w:tr>
-        <w:tc>
-          <w:tcPr/>
-          <w:p>
-            <w:pPr>
-              <w:pStyle w:val="Compact"/>
-            </w:pPr>
-            <w:r>
-              <w:t xml:space="preserve">BanglaSarc3</w:t>
-            </w:r>
-          </w:p>
-        </w:tc>
-        <w:tc>
-          <w:tcPr/>
-          <w:p>
-            <w:pPr>
-              <w:pStyle w:val="Compact"/>
-            </w:pPr>
-            <w:r>
-              <w:t xml:space="preserve">2025</w:t>
-            </w:r>
-          </w:p>
-        </w:tc>
-        <w:tc>
-          <w:tcPr/>
-          <w:p>
-            <w:pPr>
-              <w:pStyle w:val="Compact"/>
-            </w:pPr>
-            <w:r>
-              <w:t xml:space="preserve">sentiment</w:t>
-            </w:r>
-          </w:p>
-        </w:tc>
-        <w:tc>
-          <w:tcPr/>
-          <w:p>
-            <w:pPr>
-              <w:pStyle w:val="Compact"/>
-            </w:pPr>
-            <w:r>
-              <w:t xml:space="preserve">BanglaSarc3 (Data in Brief 2025)</w:t>
-            </w:r>
-          </w:p>
-        </w:tc>
-        <w:tc>
-          <w:tcPr/>
-          <w:p>
-            <w:pPr>
-              <w:pStyle w:val="Compact"/>
-            </w:pPr>
-            <w:hyperlink r:id="rId122">
-              <w:r>
-                <w:rPr>
-                  <w:rStyle w:val="Hyperlink"/>
-                </w:rPr>
-                <w:t xml:space="preserve">link</w:t>
-              </w:r>
-            </w:hyperlink>
-          </w:p>
-        </w:tc>
-      </w:tr>
-      <w:tr>
-        <w:tc>
-          <w:tcPr/>
-          <w:p>
-            <w:pPr>
-              <w:pStyle w:val="Compact"/>
-            </w:pPr>
-            <w:r>
-              <w:t xml:space="preserve">EmoMix-3L</w:t>
-            </w:r>
-          </w:p>
-        </w:tc>
-        <w:tc>
-          <w:tcPr/>
-          <w:p>
-            <w:pPr>
-              <w:pStyle w:val="Compact"/>
-            </w:pPr>
-            <w:r>
-              <w:t xml:space="preserve">2024</w:t>
-            </w:r>
-          </w:p>
-        </w:tc>
-        <w:tc>
-          <w:tcPr/>
-          <w:p>
-            <w:pPr>
-              <w:pStyle w:val="Compact"/>
-            </w:pPr>
-            <w:r>
-              <w:t xml:space="preserve">sentiment</w:t>
-            </w:r>
-          </w:p>
-        </w:tc>
-        <w:tc>
-          <w:tcPr/>
-          <w:p>
-            <w:pPr>
-              <w:pStyle w:val="Compact"/>
-            </w:pPr>
-            <w:r>
-              <w:t xml:space="preserve">EmoMix-3L (WILDRE 2024)</w:t>
-            </w:r>
-          </w:p>
-        </w:tc>
-        <w:tc>
-          <w:tcPr/>
-          <w:p>
-            <w:pPr>
-              <w:pStyle w:val="Compact"/>
-            </w:pPr>
-            <w:hyperlink r:id="rId123">
-              <w:r>
-                <w:rPr>
-                  <w:rStyle w:val="Hyperlink"/>
-                </w:rPr>
-                <w:t xml:space="preserve">link</w:t>
-              </w:r>
-            </w:hyperlink>
-          </w:p>
-        </w:tc>
-      </w:tr>
-      <w:tr>
-        <w:tc>
-          <w:tcPr/>
-          <w:p>
-            <w:pPr>
-              <w:pStyle w:val="Compact"/>
-            </w:pPr>
-            <w:r>
-              <w:t xml:space="preserve">BnSentMix</w:t>
-            </w:r>
-          </w:p>
-        </w:tc>
-        <w:tc>
-          <w:tcPr/>
-          <w:p>
-            <w:pPr>
-              <w:pStyle w:val="Compact"/>
-            </w:pPr>
-            <w:r>
-              <w:t xml:space="preserve">2024</w:t>
-            </w:r>
-          </w:p>
-        </w:tc>
-        <w:tc>
-          <w:tcPr/>
-          <w:p>
-            <w:pPr>
-              <w:pStyle w:val="Compact"/>
-            </w:pPr>
-            <w:r>
-              <w:t xml:space="preserve">sentiment</w:t>
-            </w:r>
-          </w:p>
-        </w:tc>
-        <w:tc>
-          <w:tcPr/>
-          <w:p>
-            <w:pPr>
-              <w:pStyle w:val="Compact"/>
-            </w:pPr>
-            <w:r>
-              <w:t xml:space="preserve">BnSentMix (LoResLM 2025)</w:t>
-            </w:r>
-          </w:p>
-        </w:tc>
-        <w:tc>
-          <w:tcPr/>
-          <w:p>
-            <w:pPr>
-              <w:pStyle w:val="Compact"/>
-            </w:pPr>
             <w:hyperlink r:id="rId124">
               <w:r>
                 <w:rPr>
@@ -23907,18 +23677,18 @@
               <w:pStyle w:val="Compact"/>
             </w:pPr>
             <w:r>
-              <w:t xml:space="preserve">Motamot</w:t>
-            </w:r>
-          </w:p>
-        </w:tc>
-        <w:tc>
-          <w:tcPr/>
-          <w:p>
-            <w:pPr>
-              <w:pStyle w:val="Compact"/>
-            </w:pPr>
-            <w:r>
-              <w:t xml:space="preserve">2024</w:t>
+              <w:t xml:space="preserve">BanglaSarc3</w:t>
+            </w:r>
+          </w:p>
+        </w:tc>
+        <w:tc>
+          <w:tcPr/>
+          <w:p>
+            <w:pPr>
+              <w:pStyle w:val="Compact"/>
+            </w:pPr>
+            <w:r>
+              <w:t xml:space="preserve">2025</w:t>
             </w:r>
           </w:p>
         </w:tc>
@@ -23940,7 +23710,7 @@
               <w:pStyle w:val="Compact"/>
             </w:pPr>
             <w:r>
-              <w:t xml:space="preserve">Motamot (2024)</w:t>
+              <w:t xml:space="preserve">BanglaSarc3 (Data in Brief 2025)</w:t>
             </w:r>
           </w:p>
         </w:tc>
@@ -23969,18 +23739,18 @@
               <w:pStyle w:val="Compact"/>
             </w:pPr>
             <w:r>
-              <w:t xml:space="preserve">SentMix-3L</w:t>
-            </w:r>
-          </w:p>
-        </w:tc>
-        <w:tc>
-          <w:tcPr/>
-          <w:p>
-            <w:pPr>
-              <w:pStyle w:val="Compact"/>
-            </w:pPr>
-            <w:r>
-              <w:t xml:space="preserve">2023</w:t>
+              <w:t xml:space="preserve">EmoMix-3L</w:t>
+            </w:r>
+          </w:p>
+        </w:tc>
+        <w:tc>
+          <w:tcPr/>
+          <w:p>
+            <w:pPr>
+              <w:pStyle w:val="Compact"/>
+            </w:pPr>
+            <w:r>
+              <w:t xml:space="preserve">2024</w:t>
             </w:r>
           </w:p>
         </w:tc>
@@ -24002,7 +23772,7 @@
               <w:pStyle w:val="Compact"/>
             </w:pPr>
             <w:r>
-              <w:t xml:space="preserve">SentMix-3L (SEALP 2023)</w:t>
+              <w:t xml:space="preserve">EmoMix-3L (WILDRE 2024)</w:t>
             </w:r>
           </w:p>
         </w:tc>
@@ -24031,40 +23801,40 @@
               <w:pStyle w:val="Compact"/>
             </w:pPr>
             <w:r>
-              <w:t xml:space="preserve">BANSpEmo</w:t>
-            </w:r>
-          </w:p>
-        </w:tc>
-        <w:tc>
-          <w:tcPr/>
-          <w:p>
-            <w:pPr>
-              <w:pStyle w:val="Compact"/>
-            </w:pPr>
-            <w:r>
-              <w:t xml:space="preserve">2023</w:t>
-            </w:r>
-          </w:p>
-        </w:tc>
-        <w:tc>
-          <w:tcPr/>
-          <w:p>
-            <w:pPr>
-              <w:pStyle w:val="Compact"/>
-            </w:pPr>
-            <w:r>
-              <w:t xml:space="preserve">ser</w:t>
-            </w:r>
-          </w:p>
-        </w:tc>
-        <w:tc>
-          <w:tcPr/>
-          <w:p>
-            <w:pPr>
-              <w:pStyle w:val="Compact"/>
-            </w:pPr>
-            <w:r>
-              <w:t xml:space="preserve">Sultana et al. / Mendeley Data</w:t>
+              <w:t xml:space="preserve">BnSentMix</w:t>
+            </w:r>
+          </w:p>
+        </w:tc>
+        <w:tc>
+          <w:tcPr/>
+          <w:p>
+            <w:pPr>
+              <w:pStyle w:val="Compact"/>
+            </w:pPr>
+            <w:r>
+              <w:t xml:space="preserve">2024</w:t>
+            </w:r>
+          </w:p>
+        </w:tc>
+        <w:tc>
+          <w:tcPr/>
+          <w:p>
+            <w:pPr>
+              <w:pStyle w:val="Compact"/>
+            </w:pPr>
+            <w:r>
+              <w:t xml:space="preserve">sentiment</w:t>
+            </w:r>
+          </w:p>
+        </w:tc>
+        <w:tc>
+          <w:tcPr/>
+          <w:p>
+            <w:pPr>
+              <w:pStyle w:val="Compact"/>
+            </w:pPr>
+            <w:r>
+              <w:t xml:space="preserve">BnSentMix (LoResLM 2025)</w:t>
             </w:r>
           </w:p>
         </w:tc>
@@ -24093,40 +23863,40 @@
               <w:pStyle w:val="Compact"/>
             </w:pPr>
             <w:r>
-              <w:t xml:space="preserve">KBES (KUET Bangla Emotional Speech)</w:t>
-            </w:r>
-          </w:p>
-        </w:tc>
-        <w:tc>
-          <w:tcPr/>
-          <w:p>
-            <w:pPr>
-              <w:pStyle w:val="Compact"/>
-            </w:pPr>
-            <w:r>
-              <w:t xml:space="preserve">2023</w:t>
-            </w:r>
-          </w:p>
-        </w:tc>
-        <w:tc>
-          <w:tcPr/>
-          <w:p>
-            <w:pPr>
-              <w:pStyle w:val="Compact"/>
-            </w:pPr>
-            <w:r>
-              <w:t xml:space="preserve">ser</w:t>
-            </w:r>
-          </w:p>
-        </w:tc>
-        <w:tc>
-          <w:tcPr/>
-          <w:p>
-            <w:pPr>
-              <w:pStyle w:val="Compact"/>
-            </w:pPr>
-            <w:r>
-              <w:t xml:space="preserve">KBES (Data in Brief 2023)</w:t>
+              <w:t xml:space="preserve">Motamot</w:t>
+            </w:r>
+          </w:p>
+        </w:tc>
+        <w:tc>
+          <w:tcPr/>
+          <w:p>
+            <w:pPr>
+              <w:pStyle w:val="Compact"/>
+            </w:pPr>
+            <w:r>
+              <w:t xml:space="preserve">2024</w:t>
+            </w:r>
+          </w:p>
+        </w:tc>
+        <w:tc>
+          <w:tcPr/>
+          <w:p>
+            <w:pPr>
+              <w:pStyle w:val="Compact"/>
+            </w:pPr>
+            <w:r>
+              <w:t xml:space="preserve">sentiment</w:t>
+            </w:r>
+          </w:p>
+        </w:tc>
+        <w:tc>
+          <w:tcPr/>
+          <w:p>
+            <w:pPr>
+              <w:pStyle w:val="Compact"/>
+            </w:pPr>
+            <w:r>
+              <w:t xml:space="preserve">Motamot (2024)</w:t>
             </w:r>
           </w:p>
         </w:tc>
@@ -24155,7 +23925,7 @@
               <w:pStyle w:val="Compact"/>
             </w:pPr>
             <w:r>
-              <w:t xml:space="preserve">BanglaBook</w:t>
+              <w:t xml:space="preserve">SentMix-3L</w:t>
             </w:r>
           </w:p>
         </w:tc>
@@ -24188,7 +23958,7 @@
               <w:pStyle w:val="Compact"/>
             </w:pPr>
             <w:r>
-              <w:t xml:space="preserve">BanglaBook (Findings ACL 2023)</w:t>
+              <w:t xml:space="preserve">SentMix-3L (SEALP 2023)</w:t>
             </w:r>
           </w:p>
         </w:tc>
@@ -24217,18 +23987,18 @@
               <w:pStyle w:val="Compact"/>
             </w:pPr>
             <w:r>
-              <w:t xml:space="preserve">BanglaSER</w:t>
-            </w:r>
-          </w:p>
-        </w:tc>
-        <w:tc>
-          <w:tcPr/>
-          <w:p>
-            <w:pPr>
-              <w:pStyle w:val="Compact"/>
-            </w:pPr>
-            <w:r>
-              <w:t xml:space="preserve">2022</w:t>
+              <w:t xml:space="preserve">BANSpEmo</w:t>
+            </w:r>
+          </w:p>
+        </w:tc>
+        <w:tc>
+          <w:tcPr/>
+          <w:p>
+            <w:pPr>
+              <w:pStyle w:val="Compact"/>
+            </w:pPr>
+            <w:r>
+              <w:t xml:space="preserve">2023</w:t>
             </w:r>
           </w:p>
         </w:tc>
@@ -24250,7 +24020,7 @@
               <w:pStyle w:val="Compact"/>
             </w:pPr>
             <w:r>
-              <w:t xml:space="preserve">BanglaSER (Data in Brief 2022)</w:t>
+              <w:t xml:space="preserve">Sultana et al. / Mendeley Data</w:t>
             </w:r>
           </w:p>
         </w:tc>
@@ -24271,9 +24041,195 @@
           </w:p>
         </w:tc>
       </w:tr>
+      <w:tr>
+        <w:tc>
+          <w:tcPr/>
+          <w:p>
+            <w:pPr>
+              <w:pStyle w:val="Compact"/>
+            </w:pPr>
+            <w:r>
+              <w:t xml:space="preserve">KBES (KUET Bangla Emotional Speech)</w:t>
+            </w:r>
+          </w:p>
+        </w:tc>
+        <w:tc>
+          <w:tcPr/>
+          <w:p>
+            <w:pPr>
+              <w:pStyle w:val="Compact"/>
+            </w:pPr>
+            <w:r>
+              <w:t xml:space="preserve">2023</w:t>
+            </w:r>
+          </w:p>
+        </w:tc>
+        <w:tc>
+          <w:tcPr/>
+          <w:p>
+            <w:pPr>
+              <w:pStyle w:val="Compact"/>
+            </w:pPr>
+            <w:r>
+              <w:t xml:space="preserve">ser</w:t>
+            </w:r>
+          </w:p>
+        </w:tc>
+        <w:tc>
+          <w:tcPr/>
+          <w:p>
+            <w:pPr>
+              <w:pStyle w:val="Compact"/>
+            </w:pPr>
+            <w:r>
+              <w:t xml:space="preserve">KBES (Data in Brief 2023)</w:t>
+            </w:r>
+          </w:p>
+        </w:tc>
+        <w:tc>
+          <w:tcPr/>
+          <w:p>
+            <w:pPr>
+              <w:pStyle w:val="Compact"/>
+            </w:pPr>
+            <w:hyperlink r:id="rId131">
+              <w:r>
+                <w:rPr>
+                  <w:rStyle w:val="Hyperlink"/>
+                </w:rPr>
+                <w:t xml:space="preserve">link</w:t>
+              </w:r>
+            </w:hyperlink>
+          </w:p>
+        </w:tc>
+      </w:tr>
+      <w:tr>
+        <w:tc>
+          <w:tcPr/>
+          <w:p>
+            <w:pPr>
+              <w:pStyle w:val="Compact"/>
+            </w:pPr>
+            <w:r>
+              <w:t xml:space="preserve">BanglaBook</w:t>
+            </w:r>
+          </w:p>
+        </w:tc>
+        <w:tc>
+          <w:tcPr/>
+          <w:p>
+            <w:pPr>
+              <w:pStyle w:val="Compact"/>
+            </w:pPr>
+            <w:r>
+              <w:t xml:space="preserve">2023</w:t>
+            </w:r>
+          </w:p>
+        </w:tc>
+        <w:tc>
+          <w:tcPr/>
+          <w:p>
+            <w:pPr>
+              <w:pStyle w:val="Compact"/>
+            </w:pPr>
+            <w:r>
+              <w:t xml:space="preserve">sentiment</w:t>
+            </w:r>
+          </w:p>
+        </w:tc>
+        <w:tc>
+          <w:tcPr/>
+          <w:p>
+            <w:pPr>
+              <w:pStyle w:val="Compact"/>
+            </w:pPr>
+            <w:r>
+              <w:t xml:space="preserve">BanglaBook (Findings ACL 2023)</w:t>
+            </w:r>
+          </w:p>
+        </w:tc>
+        <w:tc>
+          <w:tcPr/>
+          <w:p>
+            <w:pPr>
+              <w:pStyle w:val="Compact"/>
+            </w:pPr>
+            <w:hyperlink r:id="rId132">
+              <w:r>
+                <w:rPr>
+                  <w:rStyle w:val="Hyperlink"/>
+                </w:rPr>
+                <w:t xml:space="preserve">link</w:t>
+              </w:r>
+            </w:hyperlink>
+          </w:p>
+        </w:tc>
+      </w:tr>
+      <w:tr>
+        <w:tc>
+          <w:tcPr/>
+          <w:p>
+            <w:pPr>
+              <w:pStyle w:val="Compact"/>
+            </w:pPr>
+            <w:r>
+              <w:t xml:space="preserve">BanglaSER</w:t>
+            </w:r>
+          </w:p>
+        </w:tc>
+        <w:tc>
+          <w:tcPr/>
+          <w:p>
+            <w:pPr>
+              <w:pStyle w:val="Compact"/>
+            </w:pPr>
+            <w:r>
+              <w:t xml:space="preserve">2022</w:t>
+            </w:r>
+          </w:p>
+        </w:tc>
+        <w:tc>
+          <w:tcPr/>
+          <w:p>
+            <w:pPr>
+              <w:pStyle w:val="Compact"/>
+            </w:pPr>
+            <w:r>
+              <w:t xml:space="preserve">ser</w:t>
+            </w:r>
+          </w:p>
+        </w:tc>
+        <w:tc>
+          <w:tcPr/>
+          <w:p>
+            <w:pPr>
+              <w:pStyle w:val="Compact"/>
+            </w:pPr>
+            <w:r>
+              <w:t xml:space="preserve">BanglaSER (Data in Brief 2022)</w:t>
+            </w:r>
+          </w:p>
+        </w:tc>
+        <w:tc>
+          <w:tcPr/>
+          <w:p>
+            <w:pPr>
+              <w:pStyle w:val="Compact"/>
+            </w:pPr>
+            <w:hyperlink r:id="rId133">
+              <w:r>
+                <w:rPr>
+                  <w:rStyle w:val="Hyperlink"/>
+                </w:rPr>
+                <w:t xml:space="preserve">link</w:t>
+              </w:r>
+            </w:hyperlink>
+          </w:p>
+        </w:tc>
+      </w:tr>
     </w:tbl>
-    <w:bookmarkEnd w:id="131"/>
-    <w:bookmarkStart w:id="133" w:name="model-1"/>
+    <w:bookmarkEnd w:id="134"/>
+    <w:bookmarkStart w:id="136" w:name="model-1"/>
     <w:p>
       <w:pPr>
         <w:pStyle w:val="Heading5"/>
@@ -24407,7 +24363,7 @@
             <w:pPr>
               <w:pStyle w:val="Compact"/>
             </w:pPr>
-            <w:hyperlink r:id="rId132">
+            <w:hyperlink r:id="rId135">
               <w:r>
                 <w:rPr>
                   <w:rStyle w:val="Hyperlink"/>
@@ -24419,8 +24375,8 @@
         </w:tc>
       </w:tr>
     </w:tbl>
-    <w:bookmarkEnd w:id="133"/>
-    <w:bookmarkStart w:id="144" w:name="paper-150"/>
+    <w:bookmarkEnd w:id="136"/>
+    <w:bookmarkStart w:id="147" w:name="paper-150"/>
     <w:p>
       <w:pPr>
         <w:pStyle w:val="Heading5"/>
@@ -24554,192 +24510,6 @@
             <w:pPr>
               <w:pStyle w:val="Compact"/>
             </w:pPr>
-            <w:hyperlink r:id="rId134">
-              <w:r>
-                <w:rPr>
-                  <w:rStyle w:val="Hyperlink"/>
-                </w:rPr>
-                <w:t xml:space="preserve">link</w:t>
-              </w:r>
-            </w:hyperlink>
-          </w:p>
-        </w:tc>
-      </w:tr>
-      <w:tr>
-        <w:tc>
-          <w:tcPr/>
-          <w:p>
-            <w:pPr>
-              <w:pStyle w:val="Compact"/>
-            </w:pPr>
-            <w:r>
-              <w:t xml:space="preserve">A Novel Dual-Order Hybrid BiLSTM–BiGRU Ensemble Model for English-Bengali Code-Mixed Sentiment Analysis</w:t>
-            </w:r>
-          </w:p>
-        </w:tc>
-        <w:tc>
-          <w:tcPr/>
-          <w:p>
-            <w:pPr>
-              <w:pStyle w:val="Compact"/>
-            </w:pPr>
-            <w:r>
-              <w:t xml:space="preserve">2026</w:t>
-            </w:r>
-          </w:p>
-        </w:tc>
-        <w:tc>
-          <w:tcPr/>
-          <w:p>
-            <w:pPr>
-              <w:pStyle w:val="Compact"/>
-            </w:pPr>
-            <w:r>
-              <w:t xml:space="preserve">sentiment</w:t>
-            </w:r>
-          </w:p>
-        </w:tc>
-        <w:tc>
-          <w:tcPr/>
-          <w:p>
-            <w:pPr>
-              <w:pStyle w:val="Compact"/>
-            </w:pPr>
-            <w:r>
-              <w:t xml:space="preserve">Engineering Technology &amp; Applied Science</w:t>
-            </w:r>
-          </w:p>
-        </w:tc>
-        <w:tc>
-          <w:tcPr/>
-          <w:p>
-            <w:pPr>
-              <w:pStyle w:val="Compact"/>
-            </w:pPr>
-            <w:hyperlink r:id="rId135">
-              <w:r>
-                <w:rPr>
-                  <w:rStyle w:val="Hyperlink"/>
-                </w:rPr>
-                <w:t xml:space="preserve">link</w:t>
-              </w:r>
-            </w:hyperlink>
-          </w:p>
-        </w:tc>
-      </w:tr>
-      <w:tr>
-        <w:tc>
-          <w:tcPr/>
-          <w:p>
-            <w:pPr>
-              <w:pStyle w:val="Compact"/>
-            </w:pPr>
-            <w:r>
-              <w:t xml:space="preserve">A Deep Learning–Based Framework for Dataset Creation and Sentiment Classification of English–Bengali Code-Mixe</w:t>
-            </w:r>
-          </w:p>
-        </w:tc>
-        <w:tc>
-          <w:tcPr/>
-          <w:p>
-            <w:pPr>
-              <w:pStyle w:val="Compact"/>
-            </w:pPr>
-            <w:r>
-              <w:t xml:space="preserve">2026</w:t>
-            </w:r>
-          </w:p>
-        </w:tc>
-        <w:tc>
-          <w:tcPr/>
-          <w:p>
-            <w:pPr>
-              <w:pStyle w:val="Compact"/>
-            </w:pPr>
-            <w:r>
-              <w:t xml:space="preserve">sentiment</w:t>
-            </w:r>
-          </w:p>
-        </w:tc>
-        <w:tc>
-          <w:tcPr/>
-          <w:p>
-            <w:pPr>
-              <w:pStyle w:val="Compact"/>
-            </w:pPr>
-            <w:r>
-              <w:t xml:space="preserve">Engineering Technology &amp; Applied Science</w:t>
-            </w:r>
-          </w:p>
-        </w:tc>
-        <w:tc>
-          <w:tcPr/>
-          <w:p>
-            <w:pPr>
-              <w:pStyle w:val="Compact"/>
-            </w:pPr>
-            <w:hyperlink r:id="rId136">
-              <w:r>
-                <w:rPr>
-                  <w:rStyle w:val="Hyperlink"/>
-                </w:rPr>
-                <w:t xml:space="preserve">link</w:t>
-              </w:r>
-            </w:hyperlink>
-          </w:p>
-        </w:tc>
-      </w:tr>
-      <w:tr>
-        <w:tc>
-          <w:tcPr/>
-          <w:p>
-            <w:pPr>
-              <w:pStyle w:val="Compact"/>
-            </w:pPr>
-            <w:r>
-              <w:t xml:space="preserve">A multi-class classification approach for feminist sentiment analysis in Bangla social media using TF-IDF and</w:t>
-            </w:r>
-          </w:p>
-        </w:tc>
-        <w:tc>
-          <w:tcPr/>
-          <w:p>
-            <w:pPr>
-              <w:pStyle w:val="Compact"/>
-            </w:pPr>
-            <w:r>
-              <w:t xml:space="preserve">2026</w:t>
-            </w:r>
-          </w:p>
-        </w:tc>
-        <w:tc>
-          <w:tcPr/>
-          <w:p>
-            <w:pPr>
-              <w:pStyle w:val="Compact"/>
-            </w:pPr>
-            <w:r>
-              <w:t xml:space="preserve">sentiment</w:t>
-            </w:r>
-          </w:p>
-        </w:tc>
-        <w:tc>
-          <w:tcPr/>
-          <w:p>
-            <w:pPr>
-              <w:pStyle w:val="Compact"/>
-            </w:pPr>
-            <w:r>
-              <w:t xml:space="preserve">Indonesian Journal of Electrical Enginee</w:t>
-            </w:r>
-          </w:p>
-        </w:tc>
-        <w:tc>
-          <w:tcPr/>
-          <w:p>
-            <w:pPr>
-              <w:pStyle w:val="Compact"/>
-            </w:pPr>
             <w:hyperlink r:id="rId137">
               <w:r>
                 <w:rPr>
@@ -24759,7 +24529,7 @@
               <w:pStyle w:val="Compact"/>
             </w:pPr>
             <w:r>
-              <w:t xml:space="preserve">SSABE-TSCM: drift-aware and interpretable financial sentiment analysis for low-resource Bangla via adaptive se</w:t>
+              <w:t xml:space="preserve">A Novel Dual-Order Hybrid BiLSTM–BiGRU Ensemble Model for English-Bengali Code-Mixed Sentiment Analysis</w:t>
             </w:r>
           </w:p>
         </w:tc>
@@ -24792,7 +24562,7 @@
               <w:pStyle w:val="Compact"/>
             </w:pPr>
             <w:r>
-              <w:t xml:space="preserve">Frontiers in Artificial Intelligence</w:t>
+              <w:t xml:space="preserve">Engineering Technology &amp; Applied Science</w:t>
             </w:r>
           </w:p>
         </w:tc>
@@ -24821,7 +24591,7 @@
               <w:pStyle w:val="Compact"/>
             </w:pPr>
             <w:r>
-              <w:t xml:space="preserve">Two-Stage Bengali Sentiment Classification: Domain Adaptation Through Continual Learning and Parameter-Efficie</w:t>
+              <w:t xml:space="preserve">A Deep Learning–Based Framework for Dataset Creation and Sentiment Classification of English–Bengali Code-Mixe</w:t>
             </w:r>
           </w:p>
         </w:tc>
@@ -24854,7 +24624,7 @@
               <w:pStyle w:val="Compact"/>
             </w:pPr>
             <w:r>
-              <w:t xml:space="preserve">arXiv</w:t>
+              <w:t xml:space="preserve">Engineering Technology &amp; Applied Science</w:t>
             </w:r>
           </w:p>
         </w:tc>
@@ -24883,7 +24653,7 @@
               <w:pStyle w:val="Compact"/>
             </w:pPr>
             <w:r>
-              <w:t xml:space="preserve">Beyond Polarity in Bengali Texts: Can Multi-Task Modeling Capture Sarcasm Intensity and Classification?</w:t>
+              <w:t xml:space="preserve">A multi-class classification approach for feminist sentiment analysis in Bangla social media using TF-IDF and</w:t>
             </w:r>
           </w:p>
         </w:tc>
@@ -24916,7 +24686,7 @@
               <w:pStyle w:val="Compact"/>
             </w:pPr>
             <w:r>
-              <w:t xml:space="preserve">IEEE Open Journal of the Computer Societ</w:t>
+              <w:t xml:space="preserve">Indonesian Journal of Electrical Enginee</w:t>
             </w:r>
           </w:p>
         </w:tc>
@@ -24945,7 +24715,7 @@
               <w:pStyle w:val="Compact"/>
             </w:pPr>
             <w:r>
-              <w:t xml:space="preserve">A Multi-Model Approach to English-Bangla Sentiment Classification of Government Mobile Banking App Reviews</w:t>
+              <w:t xml:space="preserve">SSABE-TSCM: drift-aware and interpretable financial sentiment analysis for low-resource Bangla via adaptive se</w:t>
             </w:r>
           </w:p>
         </w:tc>
@@ -24978,7 +24748,7 @@
               <w:pStyle w:val="Compact"/>
             </w:pPr>
             <w:r>
-              <w:t xml:space="preserve">arXiv</w:t>
+              <w:t xml:space="preserve">Frontiers in Artificial Intelligence</w:t>
             </w:r>
           </w:p>
         </w:tc>
@@ -25007,7 +24777,7 @@
               <w:pStyle w:val="Compact"/>
             </w:pPr>
             <w:r>
-              <w:t xml:space="preserve">BABSA: A large scale bangla aspect based sentiment analysis dataset</w:t>
+              <w:t xml:space="preserve">Two-Stage Bengali Sentiment Classification: Domain Adaptation Through Continual Learning and Parameter-Efficie</w:t>
             </w:r>
           </w:p>
         </w:tc>
@@ -25040,7 +24810,7 @@
               <w:pStyle w:val="Compact"/>
             </w:pPr>
             <w:r>
-              <w:t xml:space="preserve">Data in Brief</w:t>
+              <w:t xml:space="preserve">arXiv</w:t>
             </w:r>
           </w:p>
         </w:tc>
@@ -25069,7 +24839,7 @@
               <w:pStyle w:val="Compact"/>
             </w:pPr>
             <w:r>
-              <w:t xml:space="preserve">BAN-ASTE: A unified neural framework for Bengali aspect sentiment triplet extraction</w:t>
+              <w:t xml:space="preserve">Beyond Polarity in Bengali Texts: Can Multi-Task Modeling Capture Sarcasm Intensity and Classification?</w:t>
             </w:r>
           </w:p>
         </w:tc>
@@ -25102,7 +24872,7 @@
               <w:pStyle w:val="Compact"/>
             </w:pPr>
             <w:r>
-              <w:t xml:space="preserve">Natural Language Processing Journal</w:t>
+              <w:t xml:space="preserve">IEEE Open Journal of the Computer Societ</w:t>
             </w:r>
           </w:p>
         </w:tc>
@@ -25123,9 +24893,195 @@
           </w:p>
         </w:tc>
       </w:tr>
+      <w:tr>
+        <w:tc>
+          <w:tcPr/>
+          <w:p>
+            <w:pPr>
+              <w:pStyle w:val="Compact"/>
+            </w:pPr>
+            <w:r>
+              <w:t xml:space="preserve">A Multi-Model Approach to English-Bangla Sentiment Classification of Government Mobile Banking App Reviews</w:t>
+            </w:r>
+          </w:p>
+        </w:tc>
+        <w:tc>
+          <w:tcPr/>
+          <w:p>
+            <w:pPr>
+              <w:pStyle w:val="Compact"/>
+            </w:pPr>
+            <w:r>
+              <w:t xml:space="preserve">2026</w:t>
+            </w:r>
+          </w:p>
+        </w:tc>
+        <w:tc>
+          <w:tcPr/>
+          <w:p>
+            <w:pPr>
+              <w:pStyle w:val="Compact"/>
+            </w:pPr>
+            <w:r>
+              <w:t xml:space="preserve">sentiment</w:t>
+            </w:r>
+          </w:p>
+        </w:tc>
+        <w:tc>
+          <w:tcPr/>
+          <w:p>
+            <w:pPr>
+              <w:pStyle w:val="Compact"/>
+            </w:pPr>
+            <w:r>
+              <w:t xml:space="preserve">arXiv</w:t>
+            </w:r>
+          </w:p>
+        </w:tc>
+        <w:tc>
+          <w:tcPr/>
+          <w:p>
+            <w:pPr>
+              <w:pStyle w:val="Compact"/>
+            </w:pPr>
+            <w:hyperlink r:id="rId144">
+              <w:r>
+                <w:rPr>
+                  <w:rStyle w:val="Hyperlink"/>
+                </w:rPr>
+                <w:t xml:space="preserve">link</w:t>
+              </w:r>
+            </w:hyperlink>
+          </w:p>
+        </w:tc>
+      </w:tr>
+      <w:tr>
+        <w:tc>
+          <w:tcPr/>
+          <w:p>
+            <w:pPr>
+              <w:pStyle w:val="Compact"/>
+            </w:pPr>
+            <w:r>
+              <w:t xml:space="preserve">BABSA: A large scale bangla aspect based sentiment analysis dataset</w:t>
+            </w:r>
+          </w:p>
+        </w:tc>
+        <w:tc>
+          <w:tcPr/>
+          <w:p>
+            <w:pPr>
+              <w:pStyle w:val="Compact"/>
+            </w:pPr>
+            <w:r>
+              <w:t xml:space="preserve">2026</w:t>
+            </w:r>
+          </w:p>
+        </w:tc>
+        <w:tc>
+          <w:tcPr/>
+          <w:p>
+            <w:pPr>
+              <w:pStyle w:val="Compact"/>
+            </w:pPr>
+            <w:r>
+              <w:t xml:space="preserve">sentiment</w:t>
+            </w:r>
+          </w:p>
+        </w:tc>
+        <w:tc>
+          <w:tcPr/>
+          <w:p>
+            <w:pPr>
+              <w:pStyle w:val="Compact"/>
+            </w:pPr>
+            <w:r>
+              <w:t xml:space="preserve">Data in Brief</w:t>
+            </w:r>
+          </w:p>
+        </w:tc>
+        <w:tc>
+          <w:tcPr/>
+          <w:p>
+            <w:pPr>
+              <w:pStyle w:val="Compact"/>
+            </w:pPr>
+            <w:hyperlink r:id="rId145">
+              <w:r>
+                <w:rPr>
+                  <w:rStyle w:val="Hyperlink"/>
+                </w:rPr>
+                <w:t xml:space="preserve">link</w:t>
+              </w:r>
+            </w:hyperlink>
+          </w:p>
+        </w:tc>
+      </w:tr>
+      <w:tr>
+        <w:tc>
+          <w:tcPr/>
+          <w:p>
+            <w:pPr>
+              <w:pStyle w:val="Compact"/>
+            </w:pPr>
+            <w:r>
+              <w:t xml:space="preserve">BAN-ASTE: A unified neural framework for Bengali aspect sentiment triplet extraction</w:t>
+            </w:r>
+          </w:p>
+        </w:tc>
+        <w:tc>
+          <w:tcPr/>
+          <w:p>
+            <w:pPr>
+              <w:pStyle w:val="Compact"/>
+            </w:pPr>
+            <w:r>
+              <w:t xml:space="preserve">2026</w:t>
+            </w:r>
+          </w:p>
+        </w:tc>
+        <w:tc>
+          <w:tcPr/>
+          <w:p>
+            <w:pPr>
+              <w:pStyle w:val="Compact"/>
+            </w:pPr>
+            <w:r>
+              <w:t xml:space="preserve">sentiment</w:t>
+            </w:r>
+          </w:p>
+        </w:tc>
+        <w:tc>
+          <w:tcPr/>
+          <w:p>
+            <w:pPr>
+              <w:pStyle w:val="Compact"/>
+            </w:pPr>
+            <w:r>
+              <w:t xml:space="preserve">Natural Language Processing Journal</w:t>
+            </w:r>
+          </w:p>
+        </w:tc>
+        <w:tc>
+          <w:tcPr/>
+          <w:p>
+            <w:pPr>
+              <w:pStyle w:val="Compact"/>
+            </w:pPr>
+            <w:hyperlink r:id="rId146">
+              <w:r>
+                <w:rPr>
+                  <w:rStyle w:val="Hyperlink"/>
+                </w:rPr>
+                <w:t xml:space="preserve">link</w:t>
+              </w:r>
+            </w:hyperlink>
+          </w:p>
+        </w:tc>
+      </w:tr>
     </w:tbl>
-    <w:bookmarkEnd w:id="144"/>
-    <w:bookmarkStart w:id="146" w:name="tool-1"/>
+    <w:bookmarkEnd w:id="147"/>
+    <w:bookmarkStart w:id="149" w:name="tool-1"/>
     <w:p>
       <w:pPr>
         <w:pStyle w:val="Heading5"/>
@@ -25258,7 +25214,7 @@
             <w:pPr>
               <w:pStyle w:val="Compact"/>
             </w:pPr>
-            <w:hyperlink r:id="rId145">
+            <w:hyperlink r:id="rId148">
               <w:r>
                 <w:rPr>
                   <w:rStyle w:val="Hyperlink"/>
@@ -25277,10 +25233,10 @@
         </w:pict>
       </w:r>
     </w:p>
-    <w:bookmarkEnd w:id="146"/>
-    <w:bookmarkEnd w:id="147"/>
-    <w:bookmarkEnd w:id="148"/>
-    <w:bookmarkStart w:id="150" w:name="references-1"/>
+    <w:bookmarkEnd w:id="149"/>
+    <w:bookmarkEnd w:id="150"/>
+    <w:bookmarkEnd w:id="151"/>
+    <w:bookmarkStart w:id="153" w:name="references-1"/>
     <w:p>
       <w:pPr>
         <w:pStyle w:val="Heading2"/>
@@ -26004,7 +25960,7 @@
         </w:pict>
       </w:r>
     </w:p>
-    <w:bookmarkStart w:id="149" w:name="bibtex-source"/>
+    <w:bookmarkStart w:id="152" w:name="bibtex-source"/>
     <w:p>
       <w:pPr>
         <w:pStyle w:val="Heading3"/>
@@ -29949,9 +29905,9 @@
         </w:pict>
       </w:r>
     </w:p>
-    <w:bookmarkEnd w:id="149"/>
-    <w:bookmarkEnd w:id="150"/>
-    <w:bookmarkStart w:id="152" w:name="appendix-b-repository-manifest"/>
+    <w:bookmarkEnd w:id="152"/>
+    <w:bookmarkEnd w:id="153"/>
+    <w:bookmarkStart w:id="155" w:name="appendix-b-repository-manifest"/>
     <w:p>
       <w:pPr>
         <w:pStyle w:val="Heading2"/>
@@ -30662,7 +30618,7 @@
         </w:tc>
       </w:tr>
     </w:tbl>
-    <w:bookmarkStart w:id="151" w:name="local-folder-location"/>
+    <w:bookmarkStart w:id="154" w:name="local-folder-location"/>
     <w:p>
       <w:pPr>
         <w:pStyle w:val="Heading3"/>
@@ -30690,9 +30646,9 @@
         <w:t xml:space="preserve">D:\Documents\qwen-agent\lUinoenfmc\default\Developing-a-Bangla-Sentiment-Analysis-System-Using-Fine-Tuned-BERT-Models</w:t>
       </w:r>
     </w:p>
-    <w:bookmarkEnd w:id="151"/>
-    <w:bookmarkEnd w:id="152"/>
-    <w:bookmarkEnd w:id="153"/>
+    <w:bookmarkEnd w:id="154"/>
+    <w:bookmarkEnd w:id="155"/>
+    <w:bookmarkEnd w:id="156"/>
     <w:sectPr>
       <w:footnotePr>
         <w:numRestart w:val="eachSect"/>

--- a/paper/CSE432_Bangla_Sentiment_BERT_Paper.docx
+++ b/paper/CSE432_Bangla_Sentiment_BERT_Paper.docx
@@ -2,7 +2,7 @@
 <file path=word/document.xml><?xml version="1.0" encoding="utf-8"?>
 <w:document xmlns:w="http://schemas.openxmlformats.org/wordprocessingml/2006/main" xmlns:m="http://schemas.openxmlformats.org/officeDocument/2006/math" xmlns:r="http://schemas.openxmlformats.org/officeDocument/2006/relationships" xmlns:o="urn:schemas-microsoft-com:office:office" xmlns:v="urn:schemas-microsoft-com:vml" xmlns:w10="urn:schemas-microsoft-com:office:word" xmlns:a="http://schemas.openxmlformats.org/drawingml/2006/main" xmlns:pic="http://schemas.openxmlformats.org/drawingml/2006/picture" xmlns:wp="http://schemas.openxmlformats.org/drawingml/2006/wordprocessingDrawing">
   <w:body>
-    <w:bookmarkStart w:id="156" w:name="X2ee5368e90af5e8fdf8d6a5527f72c71c3c0126"/>
+    <w:bookmarkStart w:id="157" w:name="X2ee5368e90af5e8fdf8d6a5527f72c71c3c0126"/>
     <w:p>
       <w:pPr>
         <w:pStyle w:val="Heading1"/>
@@ -29907,7 +29907,7 @@
     </w:p>
     <w:bookmarkEnd w:id="152"/>
     <w:bookmarkEnd w:id="153"/>
-    <w:bookmarkStart w:id="155" w:name="appendix-b-repository-manifest"/>
+    <w:bookmarkStart w:id="156" w:name="appendix-b-repository-manifest"/>
     <w:p>
       <w:pPr>
         <w:pStyle w:val="Heading2"/>
@@ -29976,7 +29976,7 @@
               <w:pStyle w:val="Compact"/>
             </w:pPr>
             <w:r>
-              <w:t xml:space="preserve">Colab buttons, dataset roles, contributor table, local folder location</w:t>
+              <w:t xml:space="preserve">Colab buttons, dataset roles, contributor table, replication guide</w:t>
             </w:r>
           </w:p>
         </w:tc>
@@ -30618,13 +30618,13 @@
         </w:tc>
       </w:tr>
     </w:tbl>
-    <w:bookmarkStart w:id="154" w:name="local-folder-location"/>
+    <w:bookmarkStart w:id="155" w:name="repository-url"/>
     <w:p>
       <w:pPr>
         <w:pStyle w:val="Heading3"/>
       </w:pPr>
       <w:r>
-        <w:t xml:space="preserve">Local folder location</w:t>
+        <w:t xml:space="preserve">Repository URL</w:t>
       </w:r>
     </w:p>
     <w:p>
@@ -30632,23 +30632,25 @@
         <w:pStyle w:val="FirstParagraph"/>
       </w:pPr>
       <w:r>
-        <w:t xml:space="preserve">This repository is located on the local PC at:</w:t>
-      </w:r>
-    </w:p>
-    <w:p>
-      <w:pPr>
-        <w:pStyle w:val="SourceCode"/>
-      </w:pPr>
-      <w:r>
-        <w:rPr>
-          <w:rStyle w:val="VerbatimChar"/>
-        </w:rPr>
-        <w:t xml:space="preserve">D:\Documents\qwen-agent\lUinoenfmc\default\Developing-a-Bangla-Sentiment-Analysis-System-Using-Fine-Tuned-BERT-Models</w:t>
-      </w:r>
-    </w:p>
-    <w:bookmarkEnd w:id="154"/>
+        <w:t xml:space="preserve">The complete source code, preprocessed data manifests, and diagnostic figures are maintained on GitHub at:</w:t>
+      </w:r>
+    </w:p>
+    <w:p>
+      <w:pPr>
+        <w:pStyle w:val="BodyText"/>
+      </w:pPr>
+      <w:hyperlink r:id="rId154">
+        <w:r>
+          <w:rPr>
+            <w:rStyle w:val="Hyperlink"/>
+          </w:rPr>
+          <w:t xml:space="preserve">https://github.com/ShoumikBalaSomu/Developing-a-Bangla-Sentiment-Analysis-System-Using-Fine-Tuned-BERT-Models</w:t>
+        </w:r>
+      </w:hyperlink>
+    </w:p>
     <w:bookmarkEnd w:id="155"/>
     <w:bookmarkEnd w:id="156"/>
+    <w:bookmarkEnd w:id="157"/>
     <w:sectPr>
       <w:footnotePr>
         <w:numRestart w:val="eachSect"/>

--- a/paper/CSE432_Bangla_Sentiment_BERT_Paper.docx
+++ b/paper/CSE432_Bangla_Sentiment_BERT_Paper.docx
@@ -4667,7 +4667,7 @@
       <w:r>
         <w:drawing>
           <wp:inline>
-            <wp:extent cx="5334000" cy="3187775"/>
+            <wp:extent cx="5334000" cy="2926861"/>
             <wp:effectExtent b="0" l="0" r="0" t="0"/>
             <wp:docPr descr="Figure 3.1: System Architecture and Pipeline Data Flow" title="" id="35" name="Picture"/>
             <a:graphic>
@@ -4688,7 +4688,7 @@
                   <pic:spPr bwMode="auto">
                     <a:xfrm>
                       <a:off x="0" y="0"/>
-                      <a:ext cx="5334000" cy="3187775"/>
+                      <a:ext cx="5334000" cy="2926861"/>
                     </a:xfrm>
                     <a:prstGeom prst="rect">
                       <a:avLst/>
